--- a/DOCX/NHOM5_Virtual Memory Page Replacement Simulator (FIFO, LRU, OPT).docx
+++ b/DOCX/NHOM5_Virtual Memory Page Replacement Simulator (FIFO, LRU, OPT).docx
@@ -376,6 +376,7 @@
                 <w:szCs w:val="28"/>
               </w:rPr>
             </w:pPr>
+            <w:proofErr w:type="spellStart"/>
             <w:r>
               <w:rPr>
                 <w:rFonts w:ascii="Times New Roman" w:hAnsi="Times New Roman" w:cs="Times New Roman"/>
@@ -386,6 +387,7 @@
               </w:rPr>
               <w:t>Fullname</w:t>
             </w:r>
+            <w:proofErr w:type="spellEnd"/>
           </w:p>
         </w:tc>
         <w:tc>
@@ -443,6 +445,7 @@
                 <w:szCs w:val="28"/>
               </w:rPr>
             </w:pPr>
+            <w:proofErr w:type="spellStart"/>
             <w:r>
               <w:rPr>
                 <w:rFonts w:ascii="Times New Roman" w:hAnsi="Times New Roman" w:cs="Times New Roman"/>
@@ -451,8 +454,53 @@
                 <w:sz w:val="28"/>
                 <w:szCs w:val="28"/>
               </w:rPr>
-              <w:t>Dương Trọng Nghĩa</w:t>
-            </w:r>
+              <w:t>Dương</w:t>
+            </w:r>
+            <w:proofErr w:type="spellEnd"/>
+            <w:r>
+              <w:rPr>
+                <w:rFonts w:ascii="Times New Roman" w:hAnsi="Times New Roman" w:cs="Times New Roman"/>
+                <w:b/>
+                <w:bCs/>
+                <w:sz w:val="28"/>
+                <w:szCs w:val="28"/>
+              </w:rPr>
+              <w:t xml:space="preserve"> </w:t>
+            </w:r>
+            <w:proofErr w:type="spellStart"/>
+            <w:r>
+              <w:rPr>
+                <w:rFonts w:ascii="Times New Roman" w:hAnsi="Times New Roman" w:cs="Times New Roman"/>
+                <w:b/>
+                <w:bCs/>
+                <w:sz w:val="28"/>
+                <w:szCs w:val="28"/>
+              </w:rPr>
+              <w:t>Trọng</w:t>
+            </w:r>
+            <w:proofErr w:type="spellEnd"/>
+            <w:r>
+              <w:rPr>
+                <w:rFonts w:ascii="Times New Roman" w:hAnsi="Times New Roman" w:cs="Times New Roman"/>
+                <w:b/>
+                <w:bCs/>
+                <w:sz w:val="28"/>
+                <w:szCs w:val="28"/>
+              </w:rPr>
+              <w:t xml:space="preserve"> </w:t>
+            </w:r>
+            <w:proofErr w:type="spellStart"/>
+            <w:r>
+              <w:rPr>
+                <w:rFonts w:ascii="Times New Roman" w:hAnsi="Times New Roman" w:cs="Times New Roman"/>
+                <w:b/>
+                <w:bCs/>
+                <w:sz w:val="28"/>
+                <w:szCs w:val="28"/>
+              </w:rPr>
+              <w:t>Nghĩa</w:t>
+            </w:r>
+            <w:proofErr w:type="spellEnd"/>
           </w:p>
         </w:tc>
         <w:tc>
@@ -518,8 +566,42 @@
                 <w:sz w:val="28"/>
                 <w:szCs w:val="28"/>
               </w:rPr>
-              <w:t>Phan Đình Phát</w:t>
-            </w:r>
+              <w:t xml:space="preserve">Phan </w:t>
+            </w:r>
+            <w:proofErr w:type="spellStart"/>
+            <w:r>
+              <w:rPr>
+                <w:rFonts w:ascii="Times New Roman" w:hAnsi="Times New Roman" w:cs="Times New Roman"/>
+                <w:b/>
+                <w:bCs/>
+                <w:sz w:val="28"/>
+                <w:szCs w:val="28"/>
+              </w:rPr>
+              <w:t>Đình</w:t>
+            </w:r>
+            <w:proofErr w:type="spellEnd"/>
+            <w:r>
+              <w:rPr>
+                <w:rFonts w:ascii="Times New Roman" w:hAnsi="Times New Roman" w:cs="Times New Roman"/>
+                <w:b/>
+                <w:bCs/>
+                <w:sz w:val="28"/>
+                <w:szCs w:val="28"/>
+              </w:rPr>
+              <w:t xml:space="preserve"> </w:t>
+            </w:r>
+            <w:proofErr w:type="spellStart"/>
+            <w:r>
+              <w:rPr>
+                <w:rFonts w:ascii="Times New Roman" w:hAnsi="Times New Roman" w:cs="Times New Roman"/>
+                <w:b/>
+                <w:bCs/>
+                <w:sz w:val="28"/>
+                <w:szCs w:val="28"/>
+              </w:rPr>
+              <w:t>Phát</w:t>
+            </w:r>
+            <w:proofErr w:type="spellEnd"/>
           </w:p>
         </w:tc>
         <w:tc>
@@ -585,8 +667,42 @@
                 <w:sz w:val="28"/>
                 <w:szCs w:val="28"/>
               </w:rPr>
-              <w:t>Kim Nhựt Hoàng</w:t>
-            </w:r>
+              <w:t xml:space="preserve">Kim </w:t>
+            </w:r>
+            <w:proofErr w:type="spellStart"/>
+            <w:r>
+              <w:rPr>
+                <w:rFonts w:ascii="Times New Roman" w:hAnsi="Times New Roman" w:cs="Times New Roman"/>
+                <w:b/>
+                <w:bCs/>
+                <w:sz w:val="28"/>
+                <w:szCs w:val="28"/>
+              </w:rPr>
+              <w:t>Nhựt</w:t>
+            </w:r>
+            <w:proofErr w:type="spellEnd"/>
+            <w:r>
+              <w:rPr>
+                <w:rFonts w:ascii="Times New Roman" w:hAnsi="Times New Roman" w:cs="Times New Roman"/>
+                <w:b/>
+                <w:bCs/>
+                <w:sz w:val="28"/>
+                <w:szCs w:val="28"/>
+              </w:rPr>
+              <w:t xml:space="preserve"> </w:t>
+            </w:r>
+            <w:proofErr w:type="spellStart"/>
+            <w:r>
+              <w:rPr>
+                <w:rFonts w:ascii="Times New Roman" w:hAnsi="Times New Roman" w:cs="Times New Roman"/>
+                <w:b/>
+                <w:bCs/>
+                <w:sz w:val="28"/>
+                <w:szCs w:val="28"/>
+              </w:rPr>
+              <w:t>Hoàng</w:t>
+            </w:r>
+            <w:proofErr w:type="spellEnd"/>
           </w:p>
         </w:tc>
         <w:tc>
@@ -644,6 +760,7 @@
                 <w:szCs w:val="28"/>
               </w:rPr>
             </w:pPr>
+            <w:proofErr w:type="spellStart"/>
             <w:r>
               <w:rPr>
                 <w:rFonts w:ascii="Times New Roman" w:hAnsi="Times New Roman" w:cs="Times New Roman"/>
@@ -652,8 +769,75 @@
                 <w:sz w:val="28"/>
                 <w:szCs w:val="28"/>
               </w:rPr>
-              <w:t>Nguyễn Thị Xuân Tuyền</w:t>
-            </w:r>
+              <w:t>Nguyễn</w:t>
+            </w:r>
+            <w:proofErr w:type="spellEnd"/>
+            <w:r>
+              <w:rPr>
+                <w:rFonts w:ascii="Times New Roman" w:hAnsi="Times New Roman" w:cs="Times New Roman"/>
+                <w:b/>
+                <w:bCs/>
+                <w:sz w:val="28"/>
+                <w:szCs w:val="28"/>
+              </w:rPr>
+              <w:t xml:space="preserve"> </w:t>
+            </w:r>
+            <w:proofErr w:type="spellStart"/>
+            <w:r>
+              <w:rPr>
+                <w:rFonts w:ascii="Times New Roman" w:hAnsi="Times New Roman" w:cs="Times New Roman"/>
+                <w:b/>
+                <w:bCs/>
+                <w:sz w:val="28"/>
+                <w:szCs w:val="28"/>
+              </w:rPr>
+              <w:t>Thị</w:t>
+            </w:r>
+            <w:proofErr w:type="spellEnd"/>
+            <w:r>
+              <w:rPr>
+                <w:rFonts w:ascii="Times New Roman" w:hAnsi="Times New Roman" w:cs="Times New Roman"/>
+                <w:b/>
+                <w:bCs/>
+                <w:sz w:val="28"/>
+                <w:szCs w:val="28"/>
+              </w:rPr>
+              <w:t xml:space="preserve"> </w:t>
+            </w:r>
+            <w:proofErr w:type="spellStart"/>
+            <w:r>
+              <w:rPr>
+                <w:rFonts w:ascii="Times New Roman" w:hAnsi="Times New Roman" w:cs="Times New Roman"/>
+                <w:b/>
+                <w:bCs/>
+                <w:sz w:val="28"/>
+                <w:szCs w:val="28"/>
+              </w:rPr>
+              <w:t>Xuân</w:t>
+            </w:r>
+            <w:proofErr w:type="spellEnd"/>
+            <w:r>
+              <w:rPr>
+                <w:rFonts w:ascii="Times New Roman" w:hAnsi="Times New Roman" w:cs="Times New Roman"/>
+                <w:b/>
+                <w:bCs/>
+                <w:sz w:val="28"/>
+                <w:szCs w:val="28"/>
+              </w:rPr>
+              <w:t xml:space="preserve"> </w:t>
+            </w:r>
+            <w:proofErr w:type="spellStart"/>
+            <w:r>
+              <w:rPr>
+                <w:rFonts w:ascii="Times New Roman" w:hAnsi="Times New Roman" w:cs="Times New Roman"/>
+                <w:b/>
+                <w:bCs/>
+                <w:sz w:val="28"/>
+                <w:szCs w:val="28"/>
+              </w:rPr>
+              <w:t>Tuyền</w:t>
+            </w:r>
+            <w:proofErr w:type="spellEnd"/>
           </w:p>
         </w:tc>
         <w:tc>
@@ -721,6 +905,8 @@
                 <w:szCs w:val="28"/>
               </w:rPr>
             </w:pPr>
+            <w:proofErr w:type="spellStart"/>
+            <w:proofErr w:type="gramStart"/>
             <w:r>
               <w:rPr>
                 <w:rFonts w:ascii="Times New Roman" w:hAnsi="Times New Roman" w:cs="Times New Roman"/>
@@ -729,8 +915,42 @@
                 <w:sz w:val="28"/>
                 <w:szCs w:val="28"/>
               </w:rPr>
-              <w:t>Nguyễn  Thanh Tuấn</w:t>
-            </w:r>
+              <w:t>Nguyễn</w:t>
+            </w:r>
+            <w:proofErr w:type="spellEnd"/>
+            <w:r>
+              <w:rPr>
+                <w:rFonts w:ascii="Times New Roman" w:hAnsi="Times New Roman" w:cs="Times New Roman"/>
+                <w:b/>
+                <w:bCs/>
+                <w:sz w:val="28"/>
+                <w:szCs w:val="28"/>
+              </w:rPr>
+              <w:t xml:space="preserve">  Thanh</w:t>
+            </w:r>
+            <w:proofErr w:type="gramEnd"/>
+            <w:r>
+              <w:rPr>
+                <w:rFonts w:ascii="Times New Roman" w:hAnsi="Times New Roman" w:cs="Times New Roman"/>
+                <w:b/>
+                <w:bCs/>
+                <w:sz w:val="28"/>
+                <w:szCs w:val="28"/>
+              </w:rPr>
+              <w:t xml:space="preserve"> </w:t>
+            </w:r>
+            <w:proofErr w:type="spellStart"/>
+            <w:r>
+              <w:rPr>
+                <w:rFonts w:ascii="Times New Roman" w:hAnsi="Times New Roman" w:cs="Times New Roman"/>
+                <w:b/>
+                <w:bCs/>
+                <w:sz w:val="28"/>
+                <w:szCs w:val="28"/>
+              </w:rPr>
+              <w:t>Tuấn</w:t>
+            </w:r>
+            <w:proofErr w:type="spellEnd"/>
           </w:p>
         </w:tc>
         <w:tc>
@@ -1218,6 +1438,7 @@
                 <w:szCs w:val="26"/>
               </w:rPr>
             </w:pPr>
+            <w:proofErr w:type="spellStart"/>
             <w:r>
               <w:rPr>
                 <w:rFonts w:ascii="Times New Roman" w:hAnsi="Times New Roman" w:cs="Times New Roman"/>
@@ -1226,6 +1447,7 @@
               </w:rPr>
               <w:t>Fullname</w:t>
             </w:r>
+            <w:proofErr w:type="spellEnd"/>
           </w:p>
         </w:tc>
         <w:tc>
@@ -1328,7 +1550,25 @@
                 <w:sz w:val="26"/>
                 <w:szCs w:val="26"/>
               </w:rPr>
-              <w:t>Phan Đình Phat</w:t>
+              <w:t xml:space="preserve">Phan </w:t>
+            </w:r>
+            <w:proofErr w:type="spellStart"/>
+            <w:r>
+              <w:rPr>
+                <w:rFonts w:ascii="Times New Roman" w:hAnsi="Times New Roman" w:cs="Times New Roman"/>
+                <w:sz w:val="26"/>
+                <w:szCs w:val="26"/>
+              </w:rPr>
+              <w:t>Đình</w:t>
+            </w:r>
+            <w:proofErr w:type="spellEnd"/>
+            <w:r>
+              <w:rPr>
+                <w:rFonts w:ascii="Times New Roman" w:hAnsi="Times New Roman" w:cs="Times New Roman"/>
+                <w:sz w:val="26"/>
+                <w:szCs w:val="26"/>
+              </w:rPr>
+              <w:t xml:space="preserve"> Phat</w:t>
             </w:r>
           </w:p>
         </w:tc>
@@ -1427,14 +1667,70 @@
                 <w:szCs w:val="26"/>
               </w:rPr>
             </w:pPr>
+            <w:proofErr w:type="spellStart"/>
             <w:r>
               <w:rPr>
                 <w:rFonts w:ascii="Times New Roman" w:hAnsi="Times New Roman" w:cs="Times New Roman"/>
                 <w:sz w:val="26"/>
                 <w:szCs w:val="26"/>
               </w:rPr>
-              <w:t>Nguyễn Thị Xuân Tuyền</w:t>
-            </w:r>
+              <w:t>Nguyễn</w:t>
+            </w:r>
+            <w:proofErr w:type="spellEnd"/>
+            <w:r>
+              <w:rPr>
+                <w:rFonts w:ascii="Times New Roman" w:hAnsi="Times New Roman" w:cs="Times New Roman"/>
+                <w:sz w:val="26"/>
+                <w:szCs w:val="26"/>
+              </w:rPr>
+              <w:t xml:space="preserve"> </w:t>
+            </w:r>
+            <w:proofErr w:type="spellStart"/>
+            <w:r>
+              <w:rPr>
+                <w:rFonts w:ascii="Times New Roman" w:hAnsi="Times New Roman" w:cs="Times New Roman"/>
+                <w:sz w:val="26"/>
+                <w:szCs w:val="26"/>
+              </w:rPr>
+              <w:t>Thị</w:t>
+            </w:r>
+            <w:proofErr w:type="spellEnd"/>
+            <w:r>
+              <w:rPr>
+                <w:rFonts w:ascii="Times New Roman" w:hAnsi="Times New Roman" w:cs="Times New Roman"/>
+                <w:sz w:val="26"/>
+                <w:szCs w:val="26"/>
+              </w:rPr>
+              <w:t xml:space="preserve"> </w:t>
+            </w:r>
+            <w:proofErr w:type="spellStart"/>
+            <w:r>
+              <w:rPr>
+                <w:rFonts w:ascii="Times New Roman" w:hAnsi="Times New Roman" w:cs="Times New Roman"/>
+                <w:sz w:val="26"/>
+                <w:szCs w:val="26"/>
+              </w:rPr>
+              <w:t>Xuân</w:t>
+            </w:r>
+            <w:proofErr w:type="spellEnd"/>
+            <w:r>
+              <w:rPr>
+                <w:rFonts w:ascii="Times New Roman" w:hAnsi="Times New Roman" w:cs="Times New Roman"/>
+                <w:sz w:val="26"/>
+                <w:szCs w:val="26"/>
+              </w:rPr>
+              <w:t xml:space="preserve"> </w:t>
+            </w:r>
+            <w:proofErr w:type="spellStart"/>
+            <w:r>
+              <w:rPr>
+                <w:rFonts w:ascii="Times New Roman" w:hAnsi="Times New Roman" w:cs="Times New Roman"/>
+                <w:sz w:val="26"/>
+                <w:szCs w:val="26"/>
+              </w:rPr>
+              <w:t>Tuyền</w:t>
+            </w:r>
+            <w:proofErr w:type="spellEnd"/>
           </w:p>
         </w:tc>
         <w:tc>
@@ -1537,14 +1833,34 @@
                 <w:szCs w:val="26"/>
               </w:rPr>
             </w:pPr>
+            <w:proofErr w:type="spellStart"/>
             <w:r>
               <w:rPr>
                 <w:rFonts w:ascii="Times New Roman" w:hAnsi="Times New Roman" w:cs="Times New Roman"/>
                 <w:sz w:val="26"/>
                 <w:szCs w:val="26"/>
               </w:rPr>
-              <w:t>Nguyễn Thanh Tuấn</w:t>
-            </w:r>
+              <w:t>Nguyễn</w:t>
+            </w:r>
+            <w:proofErr w:type="spellEnd"/>
+            <w:r>
+              <w:rPr>
+                <w:rFonts w:ascii="Times New Roman" w:hAnsi="Times New Roman" w:cs="Times New Roman"/>
+                <w:sz w:val="26"/>
+                <w:szCs w:val="26"/>
+              </w:rPr>
+              <w:t xml:space="preserve"> Thanh </w:t>
+            </w:r>
+            <w:proofErr w:type="spellStart"/>
+            <w:r>
+              <w:rPr>
+                <w:rFonts w:ascii="Times New Roman" w:hAnsi="Times New Roman" w:cs="Times New Roman"/>
+                <w:sz w:val="26"/>
+                <w:szCs w:val="26"/>
+              </w:rPr>
+              <w:t>Tuấn</w:t>
+            </w:r>
+            <w:proofErr w:type="spellEnd"/>
           </w:p>
         </w:tc>
         <w:tc>
@@ -1721,14 +2037,52 @@
                 <w:szCs w:val="26"/>
               </w:rPr>
             </w:pPr>
+            <w:proofErr w:type="spellStart"/>
             <w:r>
               <w:rPr>
                 <w:rFonts w:ascii="Times New Roman" w:hAnsi="Times New Roman" w:cs="Times New Roman"/>
                 <w:sz w:val="26"/>
                 <w:szCs w:val="26"/>
               </w:rPr>
-              <w:t>Dương Trọng Nghĩa</w:t>
-            </w:r>
+              <w:t>Dương</w:t>
+            </w:r>
+            <w:proofErr w:type="spellEnd"/>
+            <w:r>
+              <w:rPr>
+                <w:rFonts w:ascii="Times New Roman" w:hAnsi="Times New Roman" w:cs="Times New Roman"/>
+                <w:sz w:val="26"/>
+                <w:szCs w:val="26"/>
+              </w:rPr>
+              <w:t xml:space="preserve"> </w:t>
+            </w:r>
+            <w:proofErr w:type="spellStart"/>
+            <w:r>
+              <w:rPr>
+                <w:rFonts w:ascii="Times New Roman" w:hAnsi="Times New Roman" w:cs="Times New Roman"/>
+                <w:sz w:val="26"/>
+                <w:szCs w:val="26"/>
+              </w:rPr>
+              <w:t>Trọng</w:t>
+            </w:r>
+            <w:proofErr w:type="spellEnd"/>
+            <w:r>
+              <w:rPr>
+                <w:rFonts w:ascii="Times New Roman" w:hAnsi="Times New Roman" w:cs="Times New Roman"/>
+                <w:sz w:val="26"/>
+                <w:szCs w:val="26"/>
+              </w:rPr>
+              <w:t xml:space="preserve"> </w:t>
+            </w:r>
+            <w:proofErr w:type="spellStart"/>
+            <w:r>
+              <w:rPr>
+                <w:rFonts w:ascii="Times New Roman" w:hAnsi="Times New Roman" w:cs="Times New Roman"/>
+                <w:sz w:val="26"/>
+                <w:szCs w:val="26"/>
+              </w:rPr>
+              <w:t>Nghĩa</w:t>
+            </w:r>
+            <w:proofErr w:type="spellEnd"/>
           </w:p>
         </w:tc>
         <w:tc>
@@ -1911,8 +2265,36 @@
                 <w:sz w:val="26"/>
                 <w:szCs w:val="26"/>
               </w:rPr>
-              <w:t>Kim Nhựt Hoàng</w:t>
-            </w:r>
+              <w:t xml:space="preserve">Kim </w:t>
+            </w:r>
+            <w:proofErr w:type="spellStart"/>
+            <w:r>
+              <w:rPr>
+                <w:rFonts w:ascii="Times New Roman" w:hAnsi="Times New Roman" w:cs="Times New Roman"/>
+                <w:sz w:val="26"/>
+                <w:szCs w:val="26"/>
+              </w:rPr>
+              <w:t>Nhựt</w:t>
+            </w:r>
+            <w:proofErr w:type="spellEnd"/>
+            <w:r>
+              <w:rPr>
+                <w:rFonts w:ascii="Times New Roman" w:hAnsi="Times New Roman" w:cs="Times New Roman"/>
+                <w:sz w:val="26"/>
+                <w:szCs w:val="26"/>
+              </w:rPr>
+              <w:t xml:space="preserve"> </w:t>
+            </w:r>
+            <w:proofErr w:type="spellStart"/>
+            <w:r>
+              <w:rPr>
+                <w:rFonts w:ascii="Times New Roman" w:hAnsi="Times New Roman" w:cs="Times New Roman"/>
+                <w:sz w:val="26"/>
+                <w:szCs w:val="26"/>
+              </w:rPr>
+              <w:t>Hoàng</w:t>
+            </w:r>
+            <w:proofErr w:type="spellEnd"/>
           </w:p>
         </w:tc>
         <w:tc>
@@ -4176,7 +4558,15 @@
         <w:jc w:val="left"/>
       </w:pPr>
       <w:r>
-        <w:t xml:space="preserve">FIFO (First In First Out) </w:t>
+        <w:t xml:space="preserve">FIFO (First </w:t>
+      </w:r>
+      <w:proofErr w:type="gramStart"/>
+      <w:r>
+        <w:t>In</w:t>
+      </w:r>
+      <w:proofErr w:type="gramEnd"/>
+      <w:r>
+        <w:t xml:space="preserve"> First Out) </w:t>
       </w:r>
     </w:p>
     <w:p>
@@ -9046,54 +9436,63 @@
           <w:bCs/>
           <w:color w:val="000000" w:themeColor="text1"/>
         </w:rPr>
-        <w:t xml:space="preserve"> </w:t>
-      </w:r>
-      <w:r>
+        <w:t xml:space="preserve"> 3.1 Comparison of Theories and Algorithms between FIFO, LRU, and OPT</w:t>
+      </w:r>
+    </w:p>
+    <w:p>
+      <w:pPr>
+        <w:pStyle w:val="Heading3"/>
         <w:rPr>
           <w:rFonts w:ascii="Times New Roman" w:hAnsi="Times New Roman" w:cs="Times New Roman"/>
           <w:b/>
           <w:bCs/>
           <w:color w:val="000000" w:themeColor="text1"/>
         </w:rPr>
-        <w:t>3.1 Comparison of Theories and Algorithms between FIFO, LRU, and OPT</w:t>
-      </w:r>
-    </w:p>
-    <w:p>
-      <w:pPr>
-        <w:pStyle w:val="Heading3"/>
+      </w:pPr>
+      <w:r>
         <w:rPr>
           <w:rFonts w:ascii="Times New Roman" w:hAnsi="Times New Roman" w:cs="Times New Roman"/>
           <w:b/>
           <w:bCs/>
           <w:color w:val="000000" w:themeColor="text1"/>
         </w:rPr>
-      </w:pPr>
-      <w:r>
-        <w:rPr>
-          <w:rFonts w:ascii="Times New Roman" w:hAnsi="Times New Roman" w:cs="Times New Roman"/>
+        <w:t>3.1.1 Explanation of Operation</w:t>
+      </w:r>
+    </w:p>
+    <w:p>
+      <w:pPr>
+        <w:pStyle w:val="NormalWeb"/>
+        <w:rPr>
           <w:b/>
           <w:bCs/>
           <w:color w:val="000000" w:themeColor="text1"/>
         </w:rPr>
-        <w:t>3.1.1 Explanation of Operation</w:t>
-      </w:r>
-    </w:p>
-    <w:p>
-      <w:pPr>
-        <w:pStyle w:val="NormalWeb"/>
+      </w:pPr>
+      <w:r>
         <w:rPr>
           <w:b/>
           <w:bCs/>
           <w:color w:val="000000" w:themeColor="text1"/>
         </w:rPr>
-      </w:pPr>
+        <w:t xml:space="preserve">FIFO (First </w:t>
+      </w:r>
+      <w:proofErr w:type="gramStart"/>
       <w:r>
         <w:rPr>
           <w:b/>
           <w:bCs/>
           <w:color w:val="000000" w:themeColor="text1"/>
         </w:rPr>
-        <w:t>FIFO (First In First Out): The page that enters memory first will be replaced first. This algorithm uses a queue structure to track page order. It is simple but may replace frequently used pages.</w:t>
+        <w:t>In</w:t>
+      </w:r>
+      <w:proofErr w:type="gramEnd"/>
+      <w:r>
+        <w:rPr>
+          <w:b/>
+          <w:bCs/>
+          <w:color w:val="000000" w:themeColor="text1"/>
+        </w:rPr>
+        <w:t xml:space="preserve"> First Out): The page that enters memory first will be replaced first. This algorithm uses a queue structure to track page order. It is simple but may replace frequently used pages.</w:t>
       </w:r>
     </w:p>
     <w:p>
@@ -9192,7 +9591,7 @@
               <w:tblLook w:val="04A0" w:firstRow="1" w:lastRow="0" w:firstColumn="1" w:lastColumn="0" w:noHBand="0" w:noVBand="1"/>
             </w:tblPr>
             <w:tblGrid>
-              <w:gridCol w:w="917"/>
+              <w:gridCol w:w="824"/>
             </w:tblGrid>
             <w:tr>
               <w:trPr>
@@ -9209,8 +9608,6 @@
                     <w:jc w:val="center"/>
                     <w:rPr>
                       <w:rFonts w:ascii="Times New Roman" w:hAnsi="Times New Roman" w:cs="Times New Roman"/>
-                      <w:b/>
-                      <w:bCs/>
                       <w:sz w:val="24"/>
                       <w:szCs w:val="24"/>
                     </w:rPr>
@@ -9218,8 +9615,6 @@
                   <w:r>
                     <w:rPr>
                       <w:rFonts w:ascii="Times New Roman" w:hAnsi="Times New Roman" w:cs="Times New Roman"/>
-                      <w:b/>
-                      <w:bCs/>
                       <w:sz w:val="24"/>
                       <w:szCs w:val="24"/>
                     </w:rPr>
@@ -9233,11 +9628,6 @@
             <w:pPr>
               <w:pStyle w:val="NormalWeb"/>
               <w:jc w:val="center"/>
-              <w:rPr>
-                <w:b/>
-                <w:bCs/>
-                <w:color w:val="000000" w:themeColor="text1"/>
-              </w:rPr>
             </w:pPr>
           </w:p>
         </w:tc>
@@ -9275,8 +9665,6 @@
                     <w:jc w:val="center"/>
                     <w:rPr>
                       <w:rFonts w:ascii="Times New Roman" w:hAnsi="Times New Roman" w:cs="Times New Roman"/>
-                      <w:b/>
-                      <w:bCs/>
                       <w:sz w:val="24"/>
                       <w:szCs w:val="24"/>
                     </w:rPr>
@@ -9289,18 +9677,8 @@
             <w:pPr>
               <w:pStyle w:val="NormalWeb"/>
               <w:jc w:val="center"/>
-              <w:rPr>
-                <w:b/>
-                <w:bCs/>
-                <w:color w:val="000000" w:themeColor="text1"/>
-              </w:rPr>
-            </w:pPr>
-            <w:r>
-              <w:rPr>
-                <w:b/>
-                <w:bCs/>
-                <w:color w:val="000000" w:themeColor="text1"/>
-              </w:rPr>
+            </w:pPr>
+            <w:r>
               <w:t>FIFO</w:t>
             </w:r>
           </w:p>
@@ -9322,7 +9700,7 @@
               <w:tblLook w:val="04A0" w:firstRow="1" w:lastRow="0" w:firstColumn="1" w:lastColumn="0" w:noHBand="0" w:noVBand="1"/>
             </w:tblPr>
             <w:tblGrid>
-              <w:gridCol w:w="597"/>
+              <w:gridCol w:w="570"/>
             </w:tblGrid>
             <w:tr>
               <w:trPr>
@@ -9339,8 +9717,6 @@
                     <w:jc w:val="center"/>
                     <w:rPr>
                       <w:rFonts w:ascii="Times New Roman" w:hAnsi="Times New Roman" w:cs="Times New Roman"/>
-                      <w:b/>
-                      <w:bCs/>
                       <w:sz w:val="24"/>
                       <w:szCs w:val="24"/>
                     </w:rPr>
@@ -9348,8 +9724,6 @@
                   <w:r>
                     <w:rPr>
                       <w:rFonts w:ascii="Times New Roman" w:hAnsi="Times New Roman" w:cs="Times New Roman"/>
-                      <w:b/>
-                      <w:bCs/>
                       <w:sz w:val="24"/>
                       <w:szCs w:val="24"/>
                     </w:rPr>
@@ -9363,11 +9737,6 @@
             <w:pPr>
               <w:pStyle w:val="NormalWeb"/>
               <w:jc w:val="center"/>
-              <w:rPr>
-                <w:b/>
-                <w:bCs/>
-                <w:color w:val="000000" w:themeColor="text1"/>
-              </w:rPr>
             </w:pPr>
           </w:p>
         </w:tc>
@@ -9405,8 +9774,6 @@
                     <w:jc w:val="center"/>
                     <w:rPr>
                       <w:rFonts w:ascii="Times New Roman" w:hAnsi="Times New Roman" w:cs="Times New Roman"/>
-                      <w:b/>
-                      <w:bCs/>
                       <w:sz w:val="24"/>
                       <w:szCs w:val="24"/>
                     </w:rPr>
@@ -9419,18 +9786,8 @@
             <w:pPr>
               <w:pStyle w:val="NormalWeb"/>
               <w:jc w:val="center"/>
-              <w:rPr>
-                <w:b/>
-                <w:bCs/>
-                <w:color w:val="000000" w:themeColor="text1"/>
-              </w:rPr>
-            </w:pPr>
-            <w:r>
-              <w:rPr>
-                <w:b/>
-                <w:bCs/>
-                <w:color w:val="000000" w:themeColor="text1"/>
-              </w:rPr>
+            </w:pPr>
+            <w:r>
               <w:t>OPT</w:t>
             </w:r>
           </w:p>
@@ -9491,11 +9848,6 @@
             <w:pPr>
               <w:pStyle w:val="NormalWeb"/>
               <w:jc w:val="center"/>
-              <w:rPr>
-                <w:b/>
-                <w:bCs/>
-                <w:color w:val="000000" w:themeColor="text1"/>
-              </w:rPr>
             </w:pPr>
           </w:p>
         </w:tc>
@@ -9571,11 +9923,6 @@
             <w:pPr>
               <w:pStyle w:val="NormalWeb"/>
               <w:jc w:val="center"/>
-              <w:rPr>
-                <w:b/>
-                <w:bCs/>
-                <w:color w:val="000000" w:themeColor="text1"/>
-              </w:rPr>
             </w:pPr>
           </w:p>
         </w:tc>
@@ -9651,11 +9998,6 @@
             <w:pPr>
               <w:pStyle w:val="NormalWeb"/>
               <w:jc w:val="center"/>
-              <w:rPr>
-                <w:b/>
-                <w:bCs/>
-                <w:color w:val="000000" w:themeColor="text1"/>
-              </w:rPr>
             </w:pPr>
           </w:p>
         </w:tc>
@@ -9713,11 +10055,6 @@
             <w:pPr>
               <w:pStyle w:val="NormalWeb"/>
               <w:jc w:val="center"/>
-              <w:rPr>
-                <w:b/>
-                <w:bCs/>
-                <w:color w:val="000000" w:themeColor="text1"/>
-              </w:rPr>
             </w:pPr>
           </w:p>
         </w:tc>
@@ -9777,11 +10114,6 @@
             <w:pPr>
               <w:pStyle w:val="NormalWeb"/>
               <w:jc w:val="center"/>
-              <w:rPr>
-                <w:b/>
-                <w:bCs/>
-                <w:color w:val="000000" w:themeColor="text1"/>
-              </w:rPr>
             </w:pPr>
           </w:p>
         </w:tc>
@@ -9839,11 +10171,6 @@
             <w:pPr>
               <w:pStyle w:val="NormalWeb"/>
               <w:jc w:val="center"/>
-              <w:rPr>
-                <w:b/>
-                <w:bCs/>
-                <w:color w:val="000000" w:themeColor="text1"/>
-              </w:rPr>
             </w:pPr>
           </w:p>
         </w:tc>
@@ -9901,11 +10228,6 @@
             <w:pPr>
               <w:pStyle w:val="NormalWeb"/>
               <w:jc w:val="center"/>
-              <w:rPr>
-                <w:b/>
-                <w:bCs/>
-                <w:color w:val="000000" w:themeColor="text1"/>
-              </w:rPr>
             </w:pPr>
           </w:p>
         </w:tc>
@@ -9963,11 +10285,6 @@
             <w:pPr>
               <w:pStyle w:val="NormalWeb"/>
               <w:jc w:val="center"/>
-              <w:rPr>
-                <w:b/>
-                <w:bCs/>
-                <w:color w:val="000000" w:themeColor="text1"/>
-              </w:rPr>
             </w:pPr>
           </w:p>
         </w:tc>
@@ -10027,11 +10344,6 @@
             <w:pPr>
               <w:pStyle w:val="NormalWeb"/>
               <w:jc w:val="center"/>
-              <w:rPr>
-                <w:b/>
-                <w:bCs/>
-                <w:color w:val="000000" w:themeColor="text1"/>
-              </w:rPr>
             </w:pPr>
           </w:p>
         </w:tc>
@@ -10107,11 +10419,6 @@
             <w:pPr>
               <w:pStyle w:val="NormalWeb"/>
               <w:jc w:val="center"/>
-              <w:rPr>
-                <w:b/>
-                <w:bCs/>
-                <w:color w:val="000000" w:themeColor="text1"/>
-              </w:rPr>
             </w:pPr>
           </w:p>
         </w:tc>
@@ -10187,11 +10494,6 @@
             <w:pPr>
               <w:pStyle w:val="NormalWeb"/>
               <w:jc w:val="center"/>
-              <w:rPr>
-                <w:b/>
-                <w:bCs/>
-                <w:color w:val="000000" w:themeColor="text1"/>
-              </w:rPr>
             </w:pPr>
           </w:p>
         </w:tc>
@@ -10267,11 +10569,6 @@
             <w:pPr>
               <w:pStyle w:val="NormalWeb"/>
               <w:jc w:val="center"/>
-              <w:rPr>
-                <w:b/>
-                <w:bCs/>
-                <w:color w:val="000000" w:themeColor="text1"/>
-              </w:rPr>
             </w:pPr>
           </w:p>
         </w:tc>
@@ -10331,11 +10628,6 @@
             <w:pPr>
               <w:pStyle w:val="NormalWeb"/>
               <w:jc w:val="center"/>
-              <w:rPr>
-                <w:b/>
-                <w:bCs/>
-                <w:color w:val="000000" w:themeColor="text1"/>
-              </w:rPr>
             </w:pPr>
           </w:p>
         </w:tc>
@@ -10411,11 +10703,6 @@
             <w:pPr>
               <w:pStyle w:val="NormalWeb"/>
               <w:jc w:val="center"/>
-              <w:rPr>
-                <w:b/>
-                <w:bCs/>
-                <w:color w:val="000000" w:themeColor="text1"/>
-              </w:rPr>
             </w:pPr>
           </w:p>
         </w:tc>
@@ -10491,11 +10778,6 @@
             <w:pPr>
               <w:pStyle w:val="NormalWeb"/>
               <w:jc w:val="center"/>
-              <w:rPr>
-                <w:b/>
-                <w:bCs/>
-                <w:color w:val="000000" w:themeColor="text1"/>
-              </w:rPr>
             </w:pPr>
           </w:p>
         </w:tc>
@@ -10553,11 +10835,6 @@
             <w:pPr>
               <w:pStyle w:val="NormalWeb"/>
               <w:jc w:val="center"/>
-              <w:rPr>
-                <w:b/>
-                <w:bCs/>
-                <w:color w:val="000000" w:themeColor="text1"/>
-              </w:rPr>
             </w:pPr>
           </w:p>
         </w:tc>
@@ -10617,11 +10894,6 @@
             <w:pPr>
               <w:pStyle w:val="NormalWeb"/>
               <w:jc w:val="center"/>
-              <w:rPr>
-                <w:b/>
-                <w:bCs/>
-                <w:color w:val="000000" w:themeColor="text1"/>
-              </w:rPr>
             </w:pPr>
           </w:p>
         </w:tc>
@@ -10679,11 +10951,6 @@
             <w:pPr>
               <w:pStyle w:val="NormalWeb"/>
               <w:jc w:val="center"/>
-              <w:rPr>
-                <w:b/>
-                <w:bCs/>
-                <w:color w:val="000000" w:themeColor="text1"/>
-              </w:rPr>
             </w:pPr>
           </w:p>
         </w:tc>
@@ -10759,11 +11026,6 @@
             <w:pPr>
               <w:pStyle w:val="NormalWeb"/>
               <w:jc w:val="center"/>
-              <w:rPr>
-                <w:b/>
-                <w:bCs/>
-                <w:color w:val="000000" w:themeColor="text1"/>
-              </w:rPr>
             </w:pPr>
           </w:p>
         </w:tc>
@@ -10821,11 +11083,6 @@
             <w:pPr>
               <w:pStyle w:val="NormalWeb"/>
               <w:jc w:val="center"/>
-              <w:rPr>
-                <w:b/>
-                <w:bCs/>
-                <w:color w:val="000000" w:themeColor="text1"/>
-              </w:rPr>
             </w:pPr>
           </w:p>
         </w:tc>
@@ -11152,6 +11409,7 @@
           </w:tcPr>
           <w:p>
             <w:pPr>
+              <w:jc w:val="center"/>
               <w:rPr>
                 <w:rFonts w:ascii="Times New Roman" w:hAnsi="Times New Roman" w:cs="Times New Roman"/>
                 <w:b/>
@@ -11178,6 +11436,7 @@
           </w:tcPr>
           <w:p>
             <w:pPr>
+              <w:jc w:val="center"/>
               <w:rPr>
                 <w:rFonts w:ascii="Times New Roman" w:hAnsi="Times New Roman" w:cs="Times New Roman"/>
                 <w:b/>
@@ -11204,6 +11463,7 @@
           </w:tcPr>
           <w:p>
             <w:pPr>
+              <w:jc w:val="center"/>
               <w:rPr>
                 <w:rFonts w:ascii="Times New Roman" w:hAnsi="Times New Roman" w:cs="Times New Roman"/>
                 <w:b/>
@@ -11232,6 +11492,7 @@
           </w:tcPr>
           <w:p>
             <w:pPr>
+              <w:jc w:val="center"/>
               <w:rPr>
                 <w:rFonts w:ascii="Times New Roman" w:hAnsi="Times New Roman" w:cs="Times New Roman"/>
                 <w:b/>
@@ -11258,6 +11519,7 @@
           </w:tcPr>
           <w:p>
             <w:pPr>
+              <w:jc w:val="center"/>
               <w:rPr>
                 <w:rFonts w:ascii="Times New Roman" w:hAnsi="Times New Roman" w:cs="Times New Roman"/>
                 <w:b/>
@@ -11284,6 +11546,7 @@
           </w:tcPr>
           <w:p>
             <w:pPr>
+              <w:jc w:val="center"/>
               <w:rPr>
                 <w:rFonts w:ascii="Times New Roman" w:hAnsi="Times New Roman" w:cs="Times New Roman"/>
                 <w:b/>
@@ -11312,6 +11575,7 @@
           </w:tcPr>
           <w:p>
             <w:pPr>
+              <w:jc w:val="center"/>
               <w:rPr>
                 <w:rFonts w:ascii="Times New Roman" w:hAnsi="Times New Roman" w:cs="Times New Roman"/>
                 <w:b/>
@@ -11338,6 +11602,7 @@
           </w:tcPr>
           <w:p>
             <w:pPr>
+              <w:jc w:val="center"/>
               <w:rPr>
                 <w:rFonts w:ascii="Times New Roman" w:hAnsi="Times New Roman" w:cs="Times New Roman"/>
                 <w:b/>
@@ -11364,6 +11629,7 @@
           </w:tcPr>
           <w:p>
             <w:pPr>
+              <w:jc w:val="center"/>
               <w:rPr>
                 <w:rFonts w:ascii="Times New Roman" w:hAnsi="Times New Roman" w:cs="Times New Roman"/>
                 <w:b/>
@@ -11392,6 +11658,7 @@
           </w:tcPr>
           <w:p>
             <w:pPr>
+              <w:jc w:val="center"/>
               <w:rPr>
                 <w:rFonts w:ascii="Times New Roman" w:hAnsi="Times New Roman" w:cs="Times New Roman"/>
                 <w:b/>
@@ -11418,6 +11685,7 @@
           </w:tcPr>
           <w:p>
             <w:pPr>
+              <w:jc w:val="center"/>
               <w:rPr>
                 <w:rFonts w:ascii="Times New Roman" w:hAnsi="Times New Roman" w:cs="Times New Roman"/>
                 <w:b/>
@@ -11444,6 +11712,7 @@
           </w:tcPr>
           <w:p>
             <w:pPr>
+              <w:jc w:val="center"/>
               <w:rPr>
                 <w:rFonts w:ascii="Times New Roman" w:hAnsi="Times New Roman" w:cs="Times New Roman"/>
                 <w:b/>
@@ -11460,7 +11729,27 @@
                 <w:sz w:val="24"/>
                 <w:szCs w:val="24"/>
               </w:rPr>
-              <w:t>More complex implementation</w:t>
+              <w:t>More</w:t>
+            </w:r>
+            <w:r>
+              <w:rPr>
+                <w:rFonts w:ascii="Times New Roman" w:hAnsi="Times New Roman" w:cs="Times New Roman"/>
+                <w:b/>
+                <w:bCs/>
+                <w:sz w:val="24"/>
+                <w:szCs w:val="24"/>
+              </w:rPr>
+              <w:t xml:space="preserve"> </w:t>
+            </w:r>
+            <w:r>
+              <w:rPr>
+                <w:rFonts w:ascii="Times New Roman" w:hAnsi="Times New Roman" w:cs="Times New Roman"/>
+                <w:b/>
+                <w:bCs/>
+                <w:sz w:val="24"/>
+                <w:szCs w:val="24"/>
+              </w:rPr>
+              <w:t>complex implementation</w:t>
             </w:r>
           </w:p>
         </w:tc>
@@ -11472,6 +11761,7 @@
           </w:tcPr>
           <w:p>
             <w:pPr>
+              <w:jc w:val="center"/>
               <w:rPr>
                 <w:rFonts w:ascii="Times New Roman" w:hAnsi="Times New Roman" w:cs="Times New Roman"/>
                 <w:b/>
@@ -11498,6 +11788,7 @@
           </w:tcPr>
           <w:p>
             <w:pPr>
+              <w:jc w:val="center"/>
               <w:rPr>
                 <w:rFonts w:ascii="Times New Roman" w:hAnsi="Times New Roman" w:cs="Times New Roman"/>
                 <w:b/>
@@ -11524,6 +11815,7 @@
           </w:tcPr>
           <w:p>
             <w:pPr>
+              <w:jc w:val="center"/>
               <w:rPr>
                 <w:rFonts w:ascii="Times New Roman" w:hAnsi="Times New Roman" w:cs="Times New Roman"/>
                 <w:b/>
@@ -11552,6 +11844,7 @@
           </w:tcPr>
           <w:p>
             <w:pPr>
+              <w:jc w:val="center"/>
               <w:rPr>
                 <w:rFonts w:ascii="Times New Roman" w:hAnsi="Times New Roman" w:cs="Times New Roman"/>
                 <w:b/>
@@ -11578,6 +11871,7 @@
           </w:tcPr>
           <w:p>
             <w:pPr>
+              <w:jc w:val="center"/>
               <w:rPr>
                 <w:rFonts w:ascii="Times New Roman" w:hAnsi="Times New Roman" w:cs="Times New Roman"/>
                 <w:b/>
@@ -11604,6 +11898,7 @@
           </w:tcPr>
           <w:p>
             <w:pPr>
+              <w:jc w:val="center"/>
               <w:rPr>
                 <w:rFonts w:ascii="Times New Roman" w:hAnsi="Times New Roman" w:cs="Times New Roman"/>
                 <w:b/>
@@ -11632,6 +11927,7 @@
           </w:tcPr>
           <w:p>
             <w:pPr>
+              <w:jc w:val="center"/>
               <w:rPr>
                 <w:rFonts w:ascii="Times New Roman" w:hAnsi="Times New Roman" w:cs="Times New Roman"/>
                 <w:b/>
@@ -11658,6 +11954,7 @@
           </w:tcPr>
           <w:p>
             <w:pPr>
+              <w:jc w:val="center"/>
               <w:rPr>
                 <w:rFonts w:ascii="Times New Roman" w:hAnsi="Times New Roman" w:cs="Times New Roman"/>
                 <w:b/>
@@ -11684,6 +11981,7 @@
           </w:tcPr>
           <w:p>
             <w:pPr>
+              <w:jc w:val="center"/>
               <w:rPr>
                 <w:rFonts w:ascii="Times New Roman" w:hAnsi="Times New Roman" w:cs="Times New Roman"/>
                 <w:b/>
@@ -11822,7 +12120,7 @@
           <w:bCs/>
         </w:rPr>
         <w:pict w14:anchorId="28D11328">
-          <v:rect id="_x0000_i1040" style="width:0;height:1.5pt" o:hralign="center" o:hrstd="t" o:hr="t" fillcolor="#a0a0a0" stroked="f"/>
+          <v:rect id="_x0000_i1031" style="width:0;height:1.5pt" o:hralign="center" o:hrstd="t" o:hr="t" fillcolor="#a0a0a0" stroked="f"/>
         </w:pict>
       </w:r>
     </w:p>
@@ -11877,7 +12175,7 @@
           <w:bCs/>
         </w:rPr>
         <w:pict w14:anchorId="77D8A957">
-          <v:rect id="_x0000_i1041" style="width:0;height:1.5pt" o:hralign="center" o:hrstd="t" o:hr="t" fillcolor="#a0a0a0" stroked="f"/>
+          <v:rect id="_x0000_i1032" style="width:0;height:1.5pt" o:hralign="center" o:hrstd="t" o:hr="t" fillcolor="#a0a0a0" stroked="f"/>
         </w:pict>
       </w:r>
     </w:p>
@@ -11933,7 +12231,7 @@
           <w:bCs/>
         </w:rPr>
         <w:pict w14:anchorId="4DE55734">
-          <v:rect id="_x0000_i1042" style="width:0;height:1.5pt" o:hralign="center" o:hrstd="t" o:hr="t" fillcolor="#a0a0a0" stroked="f"/>
+          <v:rect id="_x0000_i1033" style="width:0;height:1.5pt" o:hralign="center" o:hrstd="t" o:hr="t" fillcolor="#a0a0a0" stroked="f"/>
         </w:pict>
       </w:r>
     </w:p>
@@ -12219,8 +12517,13 @@
             <w:pPr>
               <w:pStyle w:val="NormalWeb"/>
             </w:pPr>
-            <w:r>
-              <w:t>FIFO,LRU,OPT</w:t>
+            <w:proofErr w:type="gramStart"/>
+            <w:r>
+              <w:t>FIFO,LRU</w:t>
+            </w:r>
+            <w:proofErr w:type="gramEnd"/>
+            <w:r>
+              <w:t>,OPT</w:t>
             </w:r>
           </w:p>
         </w:tc>
@@ -12257,7 +12560,7 @@
           <w:rFonts w:ascii="Times New Roman" w:hAnsi="Times New Roman" w:cs="Times New Roman"/>
         </w:rPr>
         <w:pict w14:anchorId="5C43FE24">
-          <v:rect id="_x0000_i1031" style="width:0;height:1.5pt" o:hralign="center" o:hrstd="t" o:hr="t" fillcolor="#a0a0a0" stroked="f"/>
+          <v:rect id="_x0000_i1034" style="width:0;height:1.5pt" o:hralign="center" o:hrstd="t" o:hr="t" fillcolor="#a0a0a0" stroked="f"/>
         </w:pict>
       </w:r>
     </w:p>
@@ -12416,7 +12719,7 @@
           <w:rFonts w:ascii="Times New Roman" w:hAnsi="Times New Roman" w:cs="Times New Roman"/>
         </w:rPr>
         <w:pict w14:anchorId="37798AD6">
-          <v:rect id="_x0000_i1032" style="width:0;height:1.5pt" o:hralign="center" o:hrstd="t" o:hr="t" fillcolor="#a0a0a0" stroked="f"/>
+          <v:rect id="_x0000_i1035" style="width:0;height:1.5pt" o:hralign="center" o:hrstd="t" o:hr="t" fillcolor="#a0a0a0" stroked="f"/>
         </w:pict>
       </w:r>
     </w:p>
@@ -12520,7 +12823,7 @@
     <w:p>
       <w:r>
         <w:pict w14:anchorId="4CD012D3">
-          <v:rect id="_x0000_i1033" style="width:0;height:1.5pt" o:hralign="center" o:hrstd="t" o:hr="t" fillcolor="#a0a0a0" stroked="f"/>
+          <v:rect id="_x0000_i1036" style="width:0;height:1.5pt" o:hralign="center" o:hrstd="t" o:hr="t" fillcolor="#a0a0a0" stroked="f"/>
         </w:pict>
       </w:r>
     </w:p>
@@ -12646,7 +12949,7 @@
     <w:p>
       <w:r>
         <w:pict w14:anchorId="656F15BF">
-          <v:rect id="_x0000_i1034" style="width:0;height:1.5pt" o:hralign="center" o:hrstd="t" o:hr="t" fillcolor="#a0a0a0" stroked="f"/>
+          <v:rect id="_x0000_i1037" style="width:0;height:1.5pt" o:hralign="center" o:hrstd="t" o:hr="t" fillcolor="#a0a0a0" stroked="f"/>
         </w:pict>
       </w:r>
     </w:p>
@@ -12697,7 +13000,7 @@
     <w:p>
       <w:r>
         <w:pict w14:anchorId="71A22C35">
-          <v:rect id="_x0000_i1035" style="width:0;height:1.5pt" o:hralign="center" o:hrstd="t" o:hr="t" fillcolor="#a0a0a0" stroked="f"/>
+          <v:rect id="_x0000_i1038" style="width:0;height:1.5pt" o:hralign="center" o:hrstd="t" o:hr="t" fillcolor="#a0a0a0" stroked="f"/>
         </w:pict>
       </w:r>
     </w:p>
@@ -12723,127 +13026,263 @@
     </w:p>
     <w:p>
       <w:pPr>
-        <w:pStyle w:val="NormalWeb"/>
-      </w:pPr>
-      <w:r>
-        <w:t>This project implements three page replacement algorithms: FIFO, LRU, and OPT. The application helps visualize memory allocation and compare algorithm performance.</w:t>
+        <w:pStyle w:val="Heading2"/>
+        <w:rPr>
+          <w:rFonts w:ascii="Times New Roman" w:hAnsi="Times New Roman" w:cs="Times New Roman"/>
+          <w:b/>
+          <w:bCs/>
+          <w:color w:val="auto"/>
+          <w:sz w:val="28"/>
+          <w:szCs w:val="28"/>
+        </w:rPr>
+      </w:pPr>
+      <w:r>
+        <w:rPr>
+          <w:rFonts w:ascii="Times New Roman" w:hAnsi="Times New Roman" w:cs="Times New Roman"/>
+          <w:b/>
+          <w:bCs/>
+          <w:color w:val="auto"/>
+          <w:sz w:val="28"/>
+          <w:szCs w:val="28"/>
+        </w:rPr>
+        <w:t>5.1 Conclusion</w:t>
       </w:r>
     </w:p>
     <w:p>
       <w:pPr>
         <w:pStyle w:val="NormalWeb"/>
-      </w:pPr>
-      <w:r>
-        <w:t>FIFO is simple but inefficient. LRU improves performance by tracking recent usage. OPT gives the best theoretical result.</w:t>
+        <w:rPr>
+          <w:b/>
+          <w:bCs/>
+        </w:rPr>
+      </w:pPr>
+      <w:r>
+        <w:rPr>
+          <w:b/>
+          <w:bCs/>
+        </w:rPr>
+        <w:t xml:space="preserve">In this project, </w:t>
+      </w:r>
+      <w:proofErr w:type="gramStart"/>
+      <w:r>
+        <w:rPr>
+          <w:b/>
+          <w:bCs/>
+        </w:rPr>
+        <w:t>three page</w:t>
+      </w:r>
+      <w:proofErr w:type="gramEnd"/>
+      <w:r>
+        <w:rPr>
+          <w:b/>
+          <w:bCs/>
+        </w:rPr>
+        <w:t xml:space="preserve"> replacement algorithms including FIFO, LRU, and OPT were studied, implemented, and compared. Each algorithm has different characteristics in memory management.</w:t>
       </w:r>
     </w:p>
     <w:p>
       <w:pPr>
         <w:pStyle w:val="NormalWeb"/>
-      </w:pPr>
-      <w:r>
-        <w:lastRenderedPageBreak/>
-        <w:t>The developed application successfully simulates virtual memory management and helps users understand page replacement algorithms clearly.</w:t>
-      </w:r>
+        <w:rPr>
+          <w:b/>
+          <w:bCs/>
+        </w:rPr>
+      </w:pPr>
     </w:p>
     <w:p>
       <w:pPr>
         <w:pStyle w:val="NormalWeb"/>
-      </w:pPr>
-      <w:r>
-        <w:t>Future improvements:</w:t>
+        <w:rPr>
+          <w:b/>
+          <w:bCs/>
+        </w:rPr>
+      </w:pPr>
+      <w:r>
+        <w:rPr>
+          <w:b/>
+          <w:bCs/>
+        </w:rPr>
+        <w:lastRenderedPageBreak/>
+        <w:t>FIFO is the simplest algorithm and easy to implement. However, it may replace frequently used pages, leading to a higher number of page faults. Therefore, FIFO is suitable for simple systems where implementation complexity must be minimized.</w:t>
       </w:r>
     </w:p>
     <w:p>
       <w:pPr>
-        <w:numPr>
-          <w:ilvl w:val="0"/>
-          <w:numId w:val="46"/>
-        </w:numPr>
-        <w:spacing w:before="100" w:beforeAutospacing="1" w:after="100" w:afterAutospacing="1" w:line="240" w:lineRule="auto"/>
-        <w:jc w:val="left"/>
-        <w:rPr>
-          <w:rFonts w:ascii="Times New Roman" w:hAnsi="Times New Roman" w:cs="Times New Roman"/>
-        </w:rPr>
-      </w:pPr>
-      <w:r>
-        <w:rPr>
-          <w:rFonts w:ascii="Times New Roman" w:hAnsi="Times New Roman" w:cs="Times New Roman"/>
-        </w:rPr>
-        <w:t xml:space="preserve">Add more algorithms </w:t>
+        <w:pStyle w:val="NormalWeb"/>
+        <w:rPr>
+          <w:b/>
+          <w:bCs/>
+        </w:rPr>
+      </w:pPr>
+      <w:r>
+        <w:rPr>
+          <w:b/>
+          <w:bCs/>
+        </w:rPr>
+        <w:t>LRU improves performance by replacing the least recently used page. This helps reduce page faults and improve memory utilization. LRU provides a good balance between performance and implementation complexity. Because of this, LRU is widely used in modern operating systems.</w:t>
       </w:r>
     </w:p>
     <w:p>
       <w:pPr>
-        <w:numPr>
-          <w:ilvl w:val="0"/>
-          <w:numId w:val="46"/>
-        </w:numPr>
-        <w:spacing w:before="100" w:beforeAutospacing="1" w:after="100" w:afterAutospacing="1" w:line="240" w:lineRule="auto"/>
-        <w:jc w:val="left"/>
-        <w:rPr>
-          <w:rFonts w:ascii="Times New Roman" w:hAnsi="Times New Roman" w:cs="Times New Roman"/>
-        </w:rPr>
-      </w:pPr>
-      <w:r>
-        <w:rPr>
-          <w:rFonts w:ascii="Times New Roman" w:hAnsi="Times New Roman" w:cs="Times New Roman"/>
-        </w:rPr>
-        <w:t xml:space="preserve">Add graph visualization </w:t>
+        <w:pStyle w:val="NormalWeb"/>
+        <w:rPr>
+          <w:b/>
+          <w:bCs/>
+        </w:rPr>
+      </w:pPr>
+      <w:r>
+        <w:rPr>
+          <w:b/>
+          <w:bCs/>
+        </w:rPr>
+        <w:t>OPT provides the best performance by replacing the page that will not be used for the longest time in the future. This algorithm produces the minimum number of page faults. However, OPT cannot be implemented in real systems because it requires future knowledge. It is mainly used as a benchmark for comparison.</w:t>
       </w:r>
     </w:p>
     <w:p>
       <w:pPr>
-        <w:numPr>
-          <w:ilvl w:val="0"/>
-          <w:numId w:val="46"/>
-        </w:numPr>
-        <w:spacing w:before="100" w:beforeAutospacing="1" w:after="100" w:afterAutospacing="1" w:line="240" w:lineRule="auto"/>
-        <w:jc w:val="left"/>
-        <w:rPr>
-          <w:rFonts w:ascii="Times New Roman" w:hAnsi="Times New Roman" w:cs="Times New Roman"/>
-        </w:rPr>
-      </w:pPr>
-      <w:r>
-        <w:rPr>
-          <w:rFonts w:ascii="Times New Roman" w:hAnsi="Times New Roman" w:cs="Times New Roman"/>
-        </w:rPr>
-        <w:t xml:space="preserve">Improve GUI </w:t>
+        <w:pStyle w:val="NormalWeb"/>
+        <w:rPr>
+          <w:b/>
+          <w:bCs/>
+        </w:rPr>
+      </w:pPr>
+      <w:r>
+        <w:rPr>
+          <w:b/>
+          <w:bCs/>
+        </w:rPr>
+        <w:t>From the experimental results, OPT gives the best performance, followed by LRU and FIFO. The results show that choosing an appropriate page replacement algorithm significantly improves system performance.</w:t>
       </w:r>
     </w:p>
     <w:p>
       <w:pPr>
-        <w:numPr>
-          <w:ilvl w:val="0"/>
-          <w:numId w:val="46"/>
-        </w:numPr>
-        <w:spacing w:before="100" w:beforeAutospacing="1" w:after="100" w:afterAutospacing="1" w:line="240" w:lineRule="auto"/>
-        <w:jc w:val="left"/>
         <w:rPr>
           <w:rFonts w:ascii="Times New Roman" w:hAnsi="Times New Roman" w:cs="Times New Roman"/>
+          <w:b/>
+          <w:bCs/>
         </w:rPr>
       </w:pPr>
       <w:r>
         <w:rPr>
           <w:rFonts w:ascii="Times New Roman" w:hAnsi="Times New Roman" w:cs="Times New Roman"/>
-        </w:rPr>
-        <w:t xml:space="preserve">Add performance chart </w:t>
+          <w:b/>
+          <w:bCs/>
+        </w:rPr>
+        <w:pict w14:anchorId="12CBC3F7">
+          <v:rect id="_x0000_i1039" style="width:0;height:1.5pt" o:hralign="center" o:hrstd="t" o:hr="t" fillcolor="#a0a0a0" stroked="f"/>
+        </w:pict>
       </w:r>
     </w:p>
     <w:p>
       <w:pPr>
-        <w:pStyle w:val="NormalWeb"/>
-        <w:jc w:val="center"/>
-        <w:rPr>
+        <w:pStyle w:val="Heading2"/>
+        <w:rPr>
+          <w:rFonts w:ascii="Times New Roman" w:hAnsi="Times New Roman" w:cs="Times New Roman"/>
+          <w:b/>
+          <w:bCs/>
+          <w:color w:val="auto"/>
           <w:sz w:val="28"/>
           <w:szCs w:val="28"/>
         </w:rPr>
       </w:pPr>
+      <w:r>
+        <w:rPr>
+          <w:rFonts w:ascii="Times New Roman" w:hAnsi="Times New Roman" w:cs="Times New Roman"/>
+          <w:b/>
+          <w:bCs/>
+          <w:color w:val="auto"/>
+          <w:sz w:val="28"/>
+          <w:szCs w:val="28"/>
+        </w:rPr>
+        <w:t>5.2 Future Development</w:t>
+      </w:r>
     </w:p>
     <w:p>
       <w:pPr>
+        <w:pStyle w:val="NormalWeb"/>
+        <w:rPr>
+          <w:b/>
+          <w:bCs/>
+        </w:rPr>
+      </w:pPr>
+      <w:r>
+        <w:rPr>
+          <w:b/>
+          <w:bCs/>
+        </w:rPr>
+        <w:t>In future work, more page replacement algorithms can be added such as LFU (Least Frequently Used), Second Chance, and Clock algorithm. These algorithms may provide better performance in different scenarios.</w:t>
+      </w:r>
+    </w:p>
+    <w:p>
+      <w:pPr>
+        <w:pStyle w:val="NormalWeb"/>
+        <w:rPr>
+          <w:b/>
+          <w:bCs/>
+        </w:rPr>
+      </w:pPr>
+      <w:r>
+        <w:rPr>
+          <w:b/>
+          <w:bCs/>
+        </w:rPr>
+        <w:t>The program can also be improved by adding a graphical user interface (GUI) to visualize page replacement steps. This helps users understand algorithm behavior more easily.</w:t>
+      </w:r>
+    </w:p>
+    <w:p>
+      <w:pPr>
+        <w:pStyle w:val="NormalWeb"/>
+        <w:rPr>
+          <w:b/>
+          <w:bCs/>
+        </w:rPr>
+      </w:pPr>
+      <w:r>
+        <w:rPr>
+          <w:b/>
+          <w:bCs/>
+        </w:rPr>
+        <w:t>Another improvement is allowing users to input custom reference strings and frame sizes. This makes the application more flexible for testing different cases.</w:t>
+      </w:r>
+    </w:p>
+    <w:p>
+      <w:pPr>
+        <w:pStyle w:val="NormalWeb"/>
+        <w:rPr>
+          <w:b/>
+          <w:bCs/>
+        </w:rPr>
+      </w:pPr>
+      <w:r>
+        <w:rPr>
+          <w:b/>
+          <w:bCs/>
+        </w:rPr>
+        <w:t xml:space="preserve">Performance measurement can also be extended by analyzing execution time, memory usage, and algorithm efficiency. These enhancements will make the project </w:t>
+      </w:r>
+      <w:proofErr w:type="gramStart"/>
+      <w:r>
+        <w:rPr>
+          <w:b/>
+          <w:bCs/>
+        </w:rPr>
+        <w:t>more complete and practical</w:t>
+      </w:r>
+      <w:proofErr w:type="gramEnd"/>
+      <w:r>
+        <w:rPr>
+          <w:b/>
+          <w:bCs/>
+        </w:rPr>
+        <w:t>.</w:t>
+      </w:r>
+    </w:p>
+    <w:p>
+      <w:pPr>
         <w:rPr>
           <w:rFonts w:ascii="Times New Roman" w:hAnsi="Times New Roman" w:cs="Times New Roman"/>
+          <w:b/>
+          <w:bCs/>
           <w:sz w:val="26"/>
           <w:szCs w:val="26"/>
         </w:rPr>

--- a/DOCX/NHOM5_Virtual Memory Page Replacement Simulator (FIFO, LRU, OPT).docx
+++ b/DOCX/NHOM5_Virtual Memory Page Replacement Simulator (FIFO, LRU, OPT).docx
@@ -376,7 +376,6 @@
                 <w:szCs w:val="28"/>
               </w:rPr>
             </w:pPr>
-            <w:proofErr w:type="spellStart"/>
             <w:r>
               <w:rPr>
                 <w:rFonts w:ascii="Times New Roman" w:hAnsi="Times New Roman" w:cs="Times New Roman"/>
@@ -387,7 +386,6 @@
               </w:rPr>
               <w:t>Fullname</w:t>
             </w:r>
-            <w:proofErr w:type="spellEnd"/>
           </w:p>
         </w:tc>
         <w:tc>
@@ -445,7 +443,6 @@
                 <w:szCs w:val="28"/>
               </w:rPr>
             </w:pPr>
-            <w:proofErr w:type="spellStart"/>
             <w:r>
               <w:rPr>
                 <w:rFonts w:ascii="Times New Roman" w:hAnsi="Times New Roman" w:cs="Times New Roman"/>
@@ -454,53 +451,8 @@
                 <w:sz w:val="28"/>
                 <w:szCs w:val="28"/>
               </w:rPr>
-              <w:t>Dương</w:t>
-            </w:r>
-            <w:proofErr w:type="spellEnd"/>
-            <w:r>
-              <w:rPr>
-                <w:rFonts w:ascii="Times New Roman" w:hAnsi="Times New Roman" w:cs="Times New Roman"/>
-                <w:b/>
-                <w:bCs/>
-                <w:sz w:val="28"/>
-                <w:szCs w:val="28"/>
-              </w:rPr>
-              <w:t xml:space="preserve"> </w:t>
-            </w:r>
-            <w:proofErr w:type="spellStart"/>
-            <w:r>
-              <w:rPr>
-                <w:rFonts w:ascii="Times New Roman" w:hAnsi="Times New Roman" w:cs="Times New Roman"/>
-                <w:b/>
-                <w:bCs/>
-                <w:sz w:val="28"/>
-                <w:szCs w:val="28"/>
-              </w:rPr>
-              <w:t>Trọng</w:t>
-            </w:r>
-            <w:proofErr w:type="spellEnd"/>
-            <w:r>
-              <w:rPr>
-                <w:rFonts w:ascii="Times New Roman" w:hAnsi="Times New Roman" w:cs="Times New Roman"/>
-                <w:b/>
-                <w:bCs/>
-                <w:sz w:val="28"/>
-                <w:szCs w:val="28"/>
-              </w:rPr>
-              <w:t xml:space="preserve"> </w:t>
-            </w:r>
-            <w:proofErr w:type="spellStart"/>
-            <w:r>
-              <w:rPr>
-                <w:rFonts w:ascii="Times New Roman" w:hAnsi="Times New Roman" w:cs="Times New Roman"/>
-                <w:b/>
-                <w:bCs/>
-                <w:sz w:val="28"/>
-                <w:szCs w:val="28"/>
-              </w:rPr>
-              <w:t>Nghĩa</w:t>
-            </w:r>
-            <w:proofErr w:type="spellEnd"/>
+              <w:t>Dương Trọng Nghĩa</w:t>
+            </w:r>
           </w:p>
         </w:tc>
         <w:tc>
@@ -566,42 +518,8 @@
                 <w:sz w:val="28"/>
                 <w:szCs w:val="28"/>
               </w:rPr>
-              <w:t xml:space="preserve">Phan </w:t>
-            </w:r>
-            <w:proofErr w:type="spellStart"/>
-            <w:r>
-              <w:rPr>
-                <w:rFonts w:ascii="Times New Roman" w:hAnsi="Times New Roman" w:cs="Times New Roman"/>
-                <w:b/>
-                <w:bCs/>
-                <w:sz w:val="28"/>
-                <w:szCs w:val="28"/>
-              </w:rPr>
-              <w:t>Đình</w:t>
-            </w:r>
-            <w:proofErr w:type="spellEnd"/>
-            <w:r>
-              <w:rPr>
-                <w:rFonts w:ascii="Times New Roman" w:hAnsi="Times New Roman" w:cs="Times New Roman"/>
-                <w:b/>
-                <w:bCs/>
-                <w:sz w:val="28"/>
-                <w:szCs w:val="28"/>
-              </w:rPr>
-              <w:t xml:space="preserve"> </w:t>
-            </w:r>
-            <w:proofErr w:type="spellStart"/>
-            <w:r>
-              <w:rPr>
-                <w:rFonts w:ascii="Times New Roman" w:hAnsi="Times New Roman" w:cs="Times New Roman"/>
-                <w:b/>
-                <w:bCs/>
-                <w:sz w:val="28"/>
-                <w:szCs w:val="28"/>
-              </w:rPr>
-              <w:t>Phát</w:t>
-            </w:r>
-            <w:proofErr w:type="spellEnd"/>
+              <w:t>Phan Đình Phát</w:t>
+            </w:r>
           </w:p>
         </w:tc>
         <w:tc>
@@ -667,42 +585,8 @@
                 <w:sz w:val="28"/>
                 <w:szCs w:val="28"/>
               </w:rPr>
-              <w:t xml:space="preserve">Kim </w:t>
-            </w:r>
-            <w:proofErr w:type="spellStart"/>
-            <w:r>
-              <w:rPr>
-                <w:rFonts w:ascii="Times New Roman" w:hAnsi="Times New Roman" w:cs="Times New Roman"/>
-                <w:b/>
-                <w:bCs/>
-                <w:sz w:val="28"/>
-                <w:szCs w:val="28"/>
-              </w:rPr>
-              <w:t>Nhựt</w:t>
-            </w:r>
-            <w:proofErr w:type="spellEnd"/>
-            <w:r>
-              <w:rPr>
-                <w:rFonts w:ascii="Times New Roman" w:hAnsi="Times New Roman" w:cs="Times New Roman"/>
-                <w:b/>
-                <w:bCs/>
-                <w:sz w:val="28"/>
-                <w:szCs w:val="28"/>
-              </w:rPr>
-              <w:t xml:space="preserve"> </w:t>
-            </w:r>
-            <w:proofErr w:type="spellStart"/>
-            <w:r>
-              <w:rPr>
-                <w:rFonts w:ascii="Times New Roman" w:hAnsi="Times New Roman" w:cs="Times New Roman"/>
-                <w:b/>
-                <w:bCs/>
-                <w:sz w:val="28"/>
-                <w:szCs w:val="28"/>
-              </w:rPr>
-              <w:t>Hoàng</w:t>
-            </w:r>
-            <w:proofErr w:type="spellEnd"/>
+              <w:t>Kim Nhựt Hoàng</w:t>
+            </w:r>
           </w:p>
         </w:tc>
         <w:tc>
@@ -760,7 +644,6 @@
                 <w:szCs w:val="28"/>
               </w:rPr>
             </w:pPr>
-            <w:proofErr w:type="spellStart"/>
             <w:r>
               <w:rPr>
                 <w:rFonts w:ascii="Times New Roman" w:hAnsi="Times New Roman" w:cs="Times New Roman"/>
@@ -769,75 +652,8 @@
                 <w:sz w:val="28"/>
                 <w:szCs w:val="28"/>
               </w:rPr>
-              <w:t>Nguyễn</w:t>
-            </w:r>
-            <w:proofErr w:type="spellEnd"/>
-            <w:r>
-              <w:rPr>
-                <w:rFonts w:ascii="Times New Roman" w:hAnsi="Times New Roman" w:cs="Times New Roman"/>
-                <w:b/>
-                <w:bCs/>
-                <w:sz w:val="28"/>
-                <w:szCs w:val="28"/>
-              </w:rPr>
-              <w:t xml:space="preserve"> </w:t>
-            </w:r>
-            <w:proofErr w:type="spellStart"/>
-            <w:r>
-              <w:rPr>
-                <w:rFonts w:ascii="Times New Roman" w:hAnsi="Times New Roman" w:cs="Times New Roman"/>
-                <w:b/>
-                <w:bCs/>
-                <w:sz w:val="28"/>
-                <w:szCs w:val="28"/>
-              </w:rPr>
-              <w:t>Thị</w:t>
-            </w:r>
-            <w:proofErr w:type="spellEnd"/>
-            <w:r>
-              <w:rPr>
-                <w:rFonts w:ascii="Times New Roman" w:hAnsi="Times New Roman" w:cs="Times New Roman"/>
-                <w:b/>
-                <w:bCs/>
-                <w:sz w:val="28"/>
-                <w:szCs w:val="28"/>
-              </w:rPr>
-              <w:t xml:space="preserve"> </w:t>
-            </w:r>
-            <w:proofErr w:type="spellStart"/>
-            <w:r>
-              <w:rPr>
-                <w:rFonts w:ascii="Times New Roman" w:hAnsi="Times New Roman" w:cs="Times New Roman"/>
-                <w:b/>
-                <w:bCs/>
-                <w:sz w:val="28"/>
-                <w:szCs w:val="28"/>
-              </w:rPr>
-              <w:t>Xuân</w:t>
-            </w:r>
-            <w:proofErr w:type="spellEnd"/>
-            <w:r>
-              <w:rPr>
-                <w:rFonts w:ascii="Times New Roman" w:hAnsi="Times New Roman" w:cs="Times New Roman"/>
-                <w:b/>
-                <w:bCs/>
-                <w:sz w:val="28"/>
-                <w:szCs w:val="28"/>
-              </w:rPr>
-              <w:t xml:space="preserve"> </w:t>
-            </w:r>
-            <w:proofErr w:type="spellStart"/>
-            <w:r>
-              <w:rPr>
-                <w:rFonts w:ascii="Times New Roman" w:hAnsi="Times New Roman" w:cs="Times New Roman"/>
-                <w:b/>
-                <w:bCs/>
-                <w:sz w:val="28"/>
-                <w:szCs w:val="28"/>
-              </w:rPr>
-              <w:t>Tuyền</w:t>
-            </w:r>
-            <w:proofErr w:type="spellEnd"/>
+              <w:t>Nguyễn Thị Xuân Tuyền</w:t>
+            </w:r>
           </w:p>
         </w:tc>
         <w:tc>
@@ -897,6 +713,7 @@
                 <w:ilvl w:val="0"/>
                 <w:numId w:val="1"/>
               </w:numPr>
+              <w:jc w:val="left"/>
               <w:rPr>
                 <w:rFonts w:ascii="Times New Roman" w:hAnsi="Times New Roman" w:cs="Times New Roman"/>
                 <w:b/>
@@ -905,8 +722,6 @@
                 <w:szCs w:val="28"/>
               </w:rPr>
             </w:pPr>
-            <w:proofErr w:type="spellStart"/>
-            <w:proofErr w:type="gramStart"/>
             <w:r>
               <w:rPr>
                 <w:rFonts w:ascii="Times New Roman" w:hAnsi="Times New Roman" w:cs="Times New Roman"/>
@@ -915,10 +730,18 @@
                 <w:sz w:val="28"/>
                 <w:szCs w:val="28"/>
               </w:rPr>
-              <w:t>Nguyễn</w:t>
-            </w:r>
-            <w:proofErr w:type="spellEnd"/>
-            <w:r>
+              <w:t>Nguyễn  Thanh Tuấn</w:t>
+            </w:r>
+          </w:p>
+        </w:tc>
+        <w:tc>
+          <w:tcPr>
+            <w:tcW w:w="4513" w:type="dxa"/>
+            <w:vAlign w:val="bottom"/>
+          </w:tcPr>
+          <w:p>
+            <w:pPr>
+              <w:jc w:val="right"/>
               <w:rPr>
                 <w:rFonts w:ascii="Times New Roman" w:hAnsi="Times New Roman" w:cs="Times New Roman"/>
                 <w:b/>
@@ -926,9 +749,7 @@
                 <w:sz w:val="28"/>
                 <w:szCs w:val="28"/>
               </w:rPr>
-              <w:t xml:space="preserve">  Thanh</w:t>
-            </w:r>
-            <w:proofErr w:type="gramEnd"/>
+            </w:pPr>
             <w:r>
               <w:rPr>
                 <w:rFonts w:ascii="Times New Roman" w:hAnsi="Times New Roman" w:cs="Times New Roman"/>
@@ -937,10 +758,30 @@
                 <w:sz w:val="28"/>
                 <w:szCs w:val="28"/>
               </w:rPr>
-              <w:t xml:space="preserve"> </w:t>
-            </w:r>
-            <w:proofErr w:type="spellStart"/>
-            <w:r>
+              <w:t>051206002660</w:t>
+            </w:r>
+          </w:p>
+        </w:tc>
+      </w:tr>
+      <w:tr>
+        <w:trPr>
+          <w:gridBefore w:val="1"/>
+          <w:wBefore w:w="108" w:type="dxa"/>
+          <w:trHeight w:val="268"/>
+        </w:trPr>
+        <w:tc>
+          <w:tcPr>
+            <w:tcW w:w="4513" w:type="dxa"/>
+            <w:vAlign w:val="center"/>
+          </w:tcPr>
+          <w:p>
+            <w:pPr>
+              <w:pStyle w:val="ListParagraph"/>
+              <w:numPr>
+                <w:ilvl w:val="0"/>
+                <w:numId w:val="1"/>
+              </w:numPr>
+              <w:jc w:val="left"/>
               <w:rPr>
                 <w:rFonts w:ascii="Times New Roman" w:hAnsi="Times New Roman" w:cs="Times New Roman"/>
                 <w:b/>
@@ -948,19 +789,8 @@
                 <w:sz w:val="28"/>
                 <w:szCs w:val="28"/>
               </w:rPr>
-              <w:t>Tuấn</w:t>
-            </w:r>
-            <w:proofErr w:type="spellEnd"/>
-          </w:p>
-        </w:tc>
-        <w:tc>
-          <w:tcPr>
-            <w:tcW w:w="4513" w:type="dxa"/>
-            <w:vAlign w:val="bottom"/>
-          </w:tcPr>
-          <w:p>
-            <w:pPr>
-              <w:jc w:val="right"/>
+            </w:pPr>
+            <w:r>
               <w:rPr>
                 <w:rFonts w:ascii="Times New Roman" w:hAnsi="Times New Roman" w:cs="Times New Roman"/>
                 <w:b/>
@@ -968,8 +798,18 @@
                 <w:sz w:val="28"/>
                 <w:szCs w:val="28"/>
               </w:rPr>
-            </w:pPr>
-            <w:r>
+              <w:t>Đỗ Minh Thuận</w:t>
+            </w:r>
+          </w:p>
+        </w:tc>
+        <w:tc>
+          <w:tcPr>
+            <w:tcW w:w="4513" w:type="dxa"/>
+            <w:vAlign w:val="bottom"/>
+          </w:tcPr>
+          <w:p>
+            <w:pPr>
+              <w:jc w:val="right"/>
               <w:rPr>
                 <w:rFonts w:ascii="Times New Roman" w:hAnsi="Times New Roman" w:cs="Times New Roman"/>
                 <w:b/>
@@ -977,8 +817,7 @@
                 <w:sz w:val="28"/>
                 <w:szCs w:val="28"/>
               </w:rPr>
-              <w:t>05</w:t>
-            </w:r>
+            </w:pPr>
             <w:r>
               <w:rPr>
                 <w:rFonts w:ascii="Times New Roman" w:hAnsi="Times New Roman" w:cs="Times New Roman"/>
@@ -987,7 +826,7 @@
                 <w:sz w:val="28"/>
                 <w:szCs w:val="28"/>
               </w:rPr>
-              <w:t>1206002660</w:t>
+              <w:t>072206012984</w:t>
             </w:r>
           </w:p>
         </w:tc>
@@ -1205,6 +1044,7 @@
           <w:sz w:val="28"/>
           <w:szCs w:val="28"/>
         </w:rPr>
+        <w:lastRenderedPageBreak/>
         <w:t>INTITUTE OF INFORMATION TECHNOLOGY AND ELECTRICAL, ELECTRONIC ENGINEERING</w:t>
       </w:r>
       <w:r>
@@ -1438,7 +1278,6 @@
                 <w:szCs w:val="26"/>
               </w:rPr>
             </w:pPr>
-            <w:proofErr w:type="spellStart"/>
             <w:r>
               <w:rPr>
                 <w:rFonts w:ascii="Times New Roman" w:hAnsi="Times New Roman" w:cs="Times New Roman"/>
@@ -1447,7 +1286,6 @@
               </w:rPr>
               <w:t>Fullname</w:t>
             </w:r>
-            <w:proofErr w:type="spellEnd"/>
           </w:p>
         </w:tc>
         <w:tc>
@@ -1550,25 +1388,7 @@
                 <w:sz w:val="26"/>
                 <w:szCs w:val="26"/>
               </w:rPr>
-              <w:t xml:space="preserve">Phan </w:t>
-            </w:r>
-            <w:proofErr w:type="spellStart"/>
-            <w:r>
-              <w:rPr>
-                <w:rFonts w:ascii="Times New Roman" w:hAnsi="Times New Roman" w:cs="Times New Roman"/>
-                <w:sz w:val="26"/>
-                <w:szCs w:val="26"/>
-              </w:rPr>
-              <w:t>Đình</w:t>
-            </w:r>
-            <w:proofErr w:type="spellEnd"/>
-            <w:r>
-              <w:rPr>
-                <w:rFonts w:ascii="Times New Roman" w:hAnsi="Times New Roman" w:cs="Times New Roman"/>
-                <w:sz w:val="26"/>
-                <w:szCs w:val="26"/>
-              </w:rPr>
-              <w:t xml:space="preserve"> Phat</w:t>
+              <w:t>Phan Đình Phat</w:t>
             </w:r>
           </w:p>
         </w:tc>
@@ -1667,70 +1487,14 @@
                 <w:szCs w:val="26"/>
               </w:rPr>
             </w:pPr>
-            <w:proofErr w:type="spellStart"/>
             <w:r>
               <w:rPr>
                 <w:rFonts w:ascii="Times New Roman" w:hAnsi="Times New Roman" w:cs="Times New Roman"/>
                 <w:sz w:val="26"/>
                 <w:szCs w:val="26"/>
               </w:rPr>
-              <w:t>Nguyễn</w:t>
-            </w:r>
-            <w:proofErr w:type="spellEnd"/>
-            <w:r>
-              <w:rPr>
-                <w:rFonts w:ascii="Times New Roman" w:hAnsi="Times New Roman" w:cs="Times New Roman"/>
-                <w:sz w:val="26"/>
-                <w:szCs w:val="26"/>
-              </w:rPr>
-              <w:t xml:space="preserve"> </w:t>
-            </w:r>
-            <w:proofErr w:type="spellStart"/>
-            <w:r>
-              <w:rPr>
-                <w:rFonts w:ascii="Times New Roman" w:hAnsi="Times New Roman" w:cs="Times New Roman"/>
-                <w:sz w:val="26"/>
-                <w:szCs w:val="26"/>
-              </w:rPr>
-              <w:t>Thị</w:t>
-            </w:r>
-            <w:proofErr w:type="spellEnd"/>
-            <w:r>
-              <w:rPr>
-                <w:rFonts w:ascii="Times New Roman" w:hAnsi="Times New Roman" w:cs="Times New Roman"/>
-                <w:sz w:val="26"/>
-                <w:szCs w:val="26"/>
-              </w:rPr>
-              <w:t xml:space="preserve"> </w:t>
-            </w:r>
-            <w:proofErr w:type="spellStart"/>
-            <w:r>
-              <w:rPr>
-                <w:rFonts w:ascii="Times New Roman" w:hAnsi="Times New Roman" w:cs="Times New Roman"/>
-                <w:sz w:val="26"/>
-                <w:szCs w:val="26"/>
-              </w:rPr>
-              <w:t>Xuân</w:t>
-            </w:r>
-            <w:proofErr w:type="spellEnd"/>
-            <w:r>
-              <w:rPr>
-                <w:rFonts w:ascii="Times New Roman" w:hAnsi="Times New Roman" w:cs="Times New Roman"/>
-                <w:sz w:val="26"/>
-                <w:szCs w:val="26"/>
-              </w:rPr>
-              <w:t xml:space="preserve"> </w:t>
-            </w:r>
-            <w:proofErr w:type="spellStart"/>
-            <w:r>
-              <w:rPr>
-                <w:rFonts w:ascii="Times New Roman" w:hAnsi="Times New Roman" w:cs="Times New Roman"/>
-                <w:sz w:val="26"/>
-                <w:szCs w:val="26"/>
-              </w:rPr>
-              <w:t>Tuyền</w:t>
-            </w:r>
-            <w:proofErr w:type="spellEnd"/>
+              <w:t>Nguyễn Thị Xuân Tuyền</w:t>
+            </w:r>
           </w:p>
         </w:tc>
         <w:tc>
@@ -1833,34 +1597,14 @@
                 <w:szCs w:val="26"/>
               </w:rPr>
             </w:pPr>
-            <w:proofErr w:type="spellStart"/>
             <w:r>
               <w:rPr>
                 <w:rFonts w:ascii="Times New Roman" w:hAnsi="Times New Roman" w:cs="Times New Roman"/>
                 <w:sz w:val="26"/>
                 <w:szCs w:val="26"/>
               </w:rPr>
-              <w:t>Nguyễn</w:t>
-            </w:r>
-            <w:proofErr w:type="spellEnd"/>
-            <w:r>
-              <w:rPr>
-                <w:rFonts w:ascii="Times New Roman" w:hAnsi="Times New Roman" w:cs="Times New Roman"/>
-                <w:sz w:val="26"/>
-                <w:szCs w:val="26"/>
-              </w:rPr>
-              <w:t xml:space="preserve"> Thanh </w:t>
-            </w:r>
-            <w:proofErr w:type="spellStart"/>
-            <w:r>
-              <w:rPr>
-                <w:rFonts w:ascii="Times New Roman" w:hAnsi="Times New Roman" w:cs="Times New Roman"/>
-                <w:sz w:val="26"/>
-                <w:szCs w:val="26"/>
-              </w:rPr>
-              <w:t>Tuấn</w:t>
-            </w:r>
-            <w:proofErr w:type="spellEnd"/>
+              <w:t>Nguyễn Thanh Tuấn</w:t>
+            </w:r>
           </w:p>
         </w:tc>
         <w:tc>
@@ -2037,52 +1781,14 @@
                 <w:szCs w:val="26"/>
               </w:rPr>
             </w:pPr>
-            <w:proofErr w:type="spellStart"/>
             <w:r>
               <w:rPr>
                 <w:rFonts w:ascii="Times New Roman" w:hAnsi="Times New Roman" w:cs="Times New Roman"/>
                 <w:sz w:val="26"/>
                 <w:szCs w:val="26"/>
               </w:rPr>
-              <w:t>Dương</w:t>
-            </w:r>
-            <w:proofErr w:type="spellEnd"/>
-            <w:r>
-              <w:rPr>
-                <w:rFonts w:ascii="Times New Roman" w:hAnsi="Times New Roman" w:cs="Times New Roman"/>
-                <w:sz w:val="26"/>
-                <w:szCs w:val="26"/>
-              </w:rPr>
-              <w:t xml:space="preserve"> </w:t>
-            </w:r>
-            <w:proofErr w:type="spellStart"/>
-            <w:r>
-              <w:rPr>
-                <w:rFonts w:ascii="Times New Roman" w:hAnsi="Times New Roman" w:cs="Times New Roman"/>
-                <w:sz w:val="26"/>
-                <w:szCs w:val="26"/>
-              </w:rPr>
-              <w:t>Trọng</w:t>
-            </w:r>
-            <w:proofErr w:type="spellEnd"/>
-            <w:r>
-              <w:rPr>
-                <w:rFonts w:ascii="Times New Roman" w:hAnsi="Times New Roman" w:cs="Times New Roman"/>
-                <w:sz w:val="26"/>
-                <w:szCs w:val="26"/>
-              </w:rPr>
-              <w:t xml:space="preserve"> </w:t>
-            </w:r>
-            <w:proofErr w:type="spellStart"/>
-            <w:r>
-              <w:rPr>
-                <w:rFonts w:ascii="Times New Roman" w:hAnsi="Times New Roman" w:cs="Times New Roman"/>
-                <w:sz w:val="26"/>
-                <w:szCs w:val="26"/>
-              </w:rPr>
-              <w:t>Nghĩa</w:t>
-            </w:r>
-            <w:proofErr w:type="spellEnd"/>
+              <w:t>Dương Trọng Nghĩa</w:t>
+            </w:r>
           </w:p>
         </w:tc>
         <w:tc>
@@ -2265,36 +1971,8 @@
                 <w:sz w:val="26"/>
                 <w:szCs w:val="26"/>
               </w:rPr>
-              <w:t xml:space="preserve">Kim </w:t>
-            </w:r>
-            <w:proofErr w:type="spellStart"/>
-            <w:r>
-              <w:rPr>
-                <w:rFonts w:ascii="Times New Roman" w:hAnsi="Times New Roman" w:cs="Times New Roman"/>
-                <w:sz w:val="26"/>
-                <w:szCs w:val="26"/>
-              </w:rPr>
-              <w:t>Nhựt</w:t>
-            </w:r>
-            <w:proofErr w:type="spellEnd"/>
-            <w:r>
-              <w:rPr>
-                <w:rFonts w:ascii="Times New Roman" w:hAnsi="Times New Roman" w:cs="Times New Roman"/>
-                <w:sz w:val="26"/>
-                <w:szCs w:val="26"/>
-              </w:rPr>
-              <w:t xml:space="preserve"> </w:t>
-            </w:r>
-            <w:proofErr w:type="spellStart"/>
-            <w:r>
-              <w:rPr>
-                <w:rFonts w:ascii="Times New Roman" w:hAnsi="Times New Roman" w:cs="Times New Roman"/>
-                <w:sz w:val="26"/>
-                <w:szCs w:val="26"/>
-              </w:rPr>
-              <w:t>Hoàng</w:t>
-            </w:r>
-            <w:proofErr w:type="spellEnd"/>
+              <w:t>Kim Nhựt Hoàng</w:t>
+            </w:r>
           </w:p>
         </w:tc>
         <w:tc>
@@ -2565,6 +2243,7 @@
           <w:szCs w:val="28"/>
         </w:rPr>
       </w:pPr>
+      <w:bookmarkStart w:id="1" w:name="_Toc226486091"/>
       <w:r>
         <w:rPr>
           <w:rFonts w:ascii="Times New Roman" w:hAnsi="Times New Roman" w:cs="Times New Roman"/>
@@ -2577,6 +2256,7 @@
         <w:lastRenderedPageBreak/>
         <w:t>MỤC LỤC</w:t>
       </w:r>
+      <w:bookmarkEnd w:id="1"/>
       <w:r>
         <w:rPr>
           <w:rFonts w:ascii="Times New Roman" w:hAnsi="Times New Roman" w:cs="Times New Roman"/>
@@ -2587,236 +2267,6 @@
           <w:szCs w:val="28"/>
         </w:rPr>
         <w:tab/>
-      </w:r>
-    </w:p>
-    <w:p>
-      <w:pPr>
-        <w:pStyle w:val="NormalWeb"/>
-        <w:jc w:val="center"/>
-        <w:rPr>
-          <w:sz w:val="28"/>
-          <w:szCs w:val="28"/>
-        </w:rPr>
-      </w:pPr>
-      <w:r>
-        <w:rPr>
-          <w:sz w:val="28"/>
-          <w:szCs w:val="28"/>
-        </w:rPr>
-        <w:t>Duty Roster ............................................................................. 1</w:t>
-      </w:r>
-    </w:p>
-    <w:p>
-      <w:pPr>
-        <w:pStyle w:val="NormalWeb"/>
-        <w:jc w:val="center"/>
-        <w:rPr>
-          <w:sz w:val="28"/>
-          <w:szCs w:val="28"/>
-        </w:rPr>
-      </w:pPr>
-      <w:r>
-        <w:rPr>
-          <w:sz w:val="28"/>
-          <w:szCs w:val="28"/>
-        </w:rPr>
-        <w:t>CHAPTER 1. THEORETICAL BASIS ............................................. 2</w:t>
-      </w:r>
-      <w:r>
-        <w:rPr>
-          <w:sz w:val="28"/>
-          <w:szCs w:val="28"/>
-        </w:rPr>
-        <w:br/>
-        <w:t>1.1 Virtual Memory Concept ................................................. 2</w:t>
-      </w:r>
-      <w:r>
-        <w:rPr>
-          <w:sz w:val="28"/>
-          <w:szCs w:val="28"/>
-        </w:rPr>
-        <w:br/>
-        <w:t>1.2 Page Replacement Algorithms ...................................... 3</w:t>
-      </w:r>
-    </w:p>
-    <w:p>
-      <w:pPr>
-        <w:pStyle w:val="NormalWeb"/>
-        <w:jc w:val="center"/>
-        <w:rPr>
-          <w:sz w:val="28"/>
-          <w:szCs w:val="28"/>
-        </w:rPr>
-      </w:pPr>
-      <w:r>
-        <w:rPr>
-          <w:sz w:val="28"/>
-          <w:szCs w:val="28"/>
-        </w:rPr>
-        <w:t>CHAPTER 2. ALGORITHM ANALYSIS ........................................ 4</w:t>
-      </w:r>
-      <w:r>
-        <w:rPr>
-          <w:sz w:val="28"/>
-          <w:szCs w:val="28"/>
-        </w:rPr>
-        <w:br/>
-        <w:t>2.1 FIFO Algorithm ............................................................... 4</w:t>
-      </w:r>
-      <w:r>
-        <w:rPr>
-          <w:sz w:val="28"/>
-          <w:szCs w:val="28"/>
-        </w:rPr>
-        <w:br/>
-        <w:t>2.2 LRU Algorithm ................................................................ 5</w:t>
-      </w:r>
-      <w:r>
-        <w:rPr>
-          <w:sz w:val="28"/>
-          <w:szCs w:val="28"/>
-        </w:rPr>
-        <w:br/>
-        <w:t xml:space="preserve">2.3 OPT Algorithm ............................................................... </w:t>
-      </w:r>
-      <w:r>
-        <w:rPr>
-          <w:sz w:val="28"/>
-          <w:szCs w:val="28"/>
-        </w:rPr>
-        <w:t>5</w:t>
-      </w:r>
-    </w:p>
-    <w:p>
-      <w:pPr>
-        <w:pStyle w:val="NormalWeb"/>
-        <w:jc w:val="center"/>
-        <w:rPr>
-          <w:sz w:val="28"/>
-          <w:szCs w:val="28"/>
-        </w:rPr>
-      </w:pPr>
-      <w:r>
-        <w:rPr>
-          <w:sz w:val="28"/>
-          <w:szCs w:val="28"/>
-        </w:rPr>
-        <w:t xml:space="preserve">CHAPTER 3. COMPARISON OF ALGORITHMS ............................. </w:t>
-      </w:r>
-      <w:r>
-        <w:rPr>
-          <w:sz w:val="28"/>
-          <w:szCs w:val="28"/>
-        </w:rPr>
-        <w:t>5</w:t>
-      </w:r>
-    </w:p>
-    <w:p>
-      <w:pPr>
-        <w:pStyle w:val="NormalWeb"/>
-        <w:jc w:val="center"/>
-        <w:rPr>
-          <w:sz w:val="28"/>
-          <w:szCs w:val="28"/>
-        </w:rPr>
-      </w:pPr>
-      <w:r>
-        <w:rPr>
-          <w:sz w:val="28"/>
-          <w:szCs w:val="28"/>
-        </w:rPr>
-        <w:t xml:space="preserve">CHAPTER 4. APPLICATION AND IMPLEMENTATION ................. </w:t>
-      </w:r>
-      <w:r>
-        <w:rPr>
-          <w:sz w:val="28"/>
-          <w:szCs w:val="28"/>
-        </w:rPr>
-        <w:t>6</w:t>
-      </w:r>
-      <w:r>
-        <w:rPr>
-          <w:sz w:val="28"/>
-          <w:szCs w:val="28"/>
-        </w:rPr>
-        <w:br/>
-        <w:t xml:space="preserve">4.1 Input ................................................................................ </w:t>
-      </w:r>
-      <w:r>
-        <w:rPr>
-          <w:sz w:val="28"/>
-          <w:szCs w:val="28"/>
-        </w:rPr>
-        <w:t>6</w:t>
-      </w:r>
-      <w:r>
-        <w:rPr>
-          <w:sz w:val="28"/>
-          <w:szCs w:val="28"/>
-        </w:rPr>
-        <w:br/>
-        <w:t xml:space="preserve">4.2 Output ............................................................................. </w:t>
-      </w:r>
-      <w:r>
-        <w:rPr>
-          <w:sz w:val="28"/>
-          <w:szCs w:val="28"/>
-        </w:rPr>
-        <w:t>6</w:t>
-      </w:r>
-      <w:r>
-        <w:rPr>
-          <w:sz w:val="28"/>
-          <w:szCs w:val="28"/>
-        </w:rPr>
-        <w:br/>
-        <w:t xml:space="preserve">4.3 Program Features .......................................................... </w:t>
-      </w:r>
-      <w:r>
-        <w:rPr>
-          <w:sz w:val="28"/>
-          <w:szCs w:val="28"/>
-        </w:rPr>
-        <w:t>6</w:t>
-      </w:r>
-      <w:r>
-        <w:rPr>
-          <w:sz w:val="28"/>
-          <w:szCs w:val="28"/>
-        </w:rPr>
-        <w:br/>
-        <w:t xml:space="preserve">4.4 Example Result .............................................................. </w:t>
-      </w:r>
-      <w:r>
-        <w:rPr>
-          <w:sz w:val="28"/>
-          <w:szCs w:val="28"/>
-        </w:rPr>
-        <w:t>7</w:t>
-      </w:r>
-    </w:p>
-    <w:p>
-      <w:pPr>
-        <w:pStyle w:val="NormalWeb"/>
-        <w:jc w:val="center"/>
-        <w:rPr>
-          <w:sz w:val="28"/>
-          <w:szCs w:val="28"/>
-        </w:rPr>
-      </w:pPr>
-      <w:r>
-        <w:rPr>
-          <w:sz w:val="28"/>
-          <w:szCs w:val="28"/>
-        </w:rPr>
-        <w:t xml:space="preserve">CHAPTER 5. CONCLUSION ....................................................... </w:t>
-      </w:r>
-      <w:r>
-        <w:rPr>
-          <w:sz w:val="28"/>
-          <w:szCs w:val="28"/>
-        </w:rPr>
-        <w:t>7</w:t>
       </w:r>
     </w:p>
     <w:p>
@@ -2838,20 +2288,2150 @@
         <w:br w:type="page"/>
       </w:r>
     </w:p>
+    <w:sdt>
+      <w:sdtPr>
+        <w:id w:val="1226953877"/>
+        <w:docPartObj>
+          <w:docPartGallery w:val="Table of Contents"/>
+          <w:docPartUnique/>
+        </w:docPartObj>
+      </w:sdtPr>
+      <w:sdtEndPr>
+        <w:rPr>
+          <w:rFonts w:asciiTheme="minorHAnsi" w:eastAsiaTheme="minorHAnsi" w:hAnsiTheme="minorHAnsi" w:cstheme="minorBidi"/>
+          <w:b/>
+          <w:bCs/>
+          <w:noProof/>
+          <w:color w:val="auto"/>
+          <w:kern w:val="2"/>
+          <w:sz w:val="22"/>
+          <w:szCs w:val="22"/>
+          <w14:ligatures w14:val="standardContextual"/>
+        </w:rPr>
+      </w:sdtEndPr>
+      <w:sdtContent>
+        <w:p>
+          <w:pPr>
+            <w:pStyle w:val="TOCHeading"/>
+          </w:pPr>
+        </w:p>
+        <w:p>
+          <w:pPr>
+            <w:pStyle w:val="TOC1"/>
+            <w:rPr>
+              <w:rFonts w:eastAsiaTheme="minorEastAsia"/>
+              <w:kern w:val="0"/>
+              <w14:ligatures w14:val="none"/>
+            </w:rPr>
+          </w:pPr>
+          <w:r>
+            <w:fldChar w:fldCharType="begin"/>
+          </w:r>
+          <w:r>
+            <w:instrText xml:space="preserve"> TOC \o "1-3" \h \z \u </w:instrText>
+          </w:r>
+          <w:r>
+            <w:fldChar w:fldCharType="separate"/>
+          </w:r>
+          <w:hyperlink w:anchor="_Toc226486091" w:history="1">
+            <w:r>
+              <w:rPr>
+                <w:rStyle w:val="Hyperlink"/>
+                <w:b/>
+                <w:bCs/>
+                <w:color w:val="auto"/>
+              </w:rPr>
+              <w:t>MỤC LỤC</w:t>
+            </w:r>
+            <w:r>
+              <w:rPr>
+                <w:webHidden/>
+              </w:rPr>
+              <w:tab/>
+            </w:r>
+            <w:r>
+              <w:rPr>
+                <w:webHidden/>
+              </w:rPr>
+              <w:fldChar w:fldCharType="begin"/>
+            </w:r>
+            <w:r>
+              <w:rPr>
+                <w:webHidden/>
+              </w:rPr>
+              <w:instrText xml:space="preserve"> PAGEREF _Toc226486091 \h </w:instrText>
+            </w:r>
+            <w:r>
+              <w:rPr>
+                <w:webHidden/>
+              </w:rPr>
+            </w:r>
+            <w:r>
+              <w:rPr>
+                <w:webHidden/>
+              </w:rPr>
+              <w:fldChar w:fldCharType="separate"/>
+            </w:r>
+            <w:r>
+              <w:rPr>
+                <w:webHidden/>
+              </w:rPr>
+              <w:t>3</w:t>
+            </w:r>
+            <w:r>
+              <w:rPr>
+                <w:webHidden/>
+              </w:rPr>
+              <w:fldChar w:fldCharType="end"/>
+            </w:r>
+          </w:hyperlink>
+        </w:p>
+        <w:p>
+          <w:pPr>
+            <w:pStyle w:val="TOC1"/>
+            <w:rPr>
+              <w:rFonts w:eastAsiaTheme="minorEastAsia"/>
+              <w:kern w:val="0"/>
+              <w14:ligatures w14:val="none"/>
+            </w:rPr>
+          </w:pPr>
+          <w:hyperlink w:anchor="_Toc226486092" w:history="1">
+            <w:r>
+              <w:rPr>
+                <w:rStyle w:val="Hyperlink"/>
+                <w:b/>
+                <w:bCs/>
+                <w:color w:val="auto"/>
+              </w:rPr>
+              <w:t>TABLE OF CONTENT</w:t>
+            </w:r>
+            <w:r>
+              <w:rPr>
+                <w:webHidden/>
+              </w:rPr>
+              <w:tab/>
+            </w:r>
+            <w:r>
+              <w:rPr>
+                <w:webHidden/>
+              </w:rPr>
+              <w:fldChar w:fldCharType="begin"/>
+            </w:r>
+            <w:r>
+              <w:rPr>
+                <w:webHidden/>
+              </w:rPr>
+              <w:instrText xml:space="preserve"> PAGEREF _Toc226486092 \h </w:instrText>
+            </w:r>
+            <w:r>
+              <w:rPr>
+                <w:webHidden/>
+              </w:rPr>
+            </w:r>
+            <w:r>
+              <w:rPr>
+                <w:webHidden/>
+              </w:rPr>
+              <w:fldChar w:fldCharType="separate"/>
+            </w:r>
+            <w:r>
+              <w:rPr>
+                <w:webHidden/>
+              </w:rPr>
+              <w:t>4</w:t>
+            </w:r>
+            <w:r>
+              <w:rPr>
+                <w:webHidden/>
+              </w:rPr>
+              <w:fldChar w:fldCharType="end"/>
+            </w:r>
+          </w:hyperlink>
+        </w:p>
+        <w:p>
+          <w:pPr>
+            <w:pStyle w:val="TOC1"/>
+            <w:rPr>
+              <w:rFonts w:eastAsiaTheme="minorEastAsia"/>
+              <w:kern w:val="0"/>
+              <w14:ligatures w14:val="none"/>
+            </w:rPr>
+          </w:pPr>
+          <w:hyperlink w:anchor="_Toc226486093" w:history="1">
+            <w:r>
+              <w:rPr>
+                <w:rStyle w:val="Hyperlink"/>
+                <w:b/>
+                <w:bCs/>
+                <w:color w:val="auto"/>
+              </w:rPr>
+              <w:t>CHAPTER 1. THEORETICAL BASIS</w:t>
+            </w:r>
+            <w:r>
+              <w:rPr>
+                <w:webHidden/>
+              </w:rPr>
+              <w:tab/>
+            </w:r>
+            <w:r>
+              <w:rPr>
+                <w:webHidden/>
+              </w:rPr>
+              <w:fldChar w:fldCharType="begin"/>
+            </w:r>
+            <w:r>
+              <w:rPr>
+                <w:webHidden/>
+              </w:rPr>
+              <w:instrText xml:space="preserve"> PAGEREF _Toc226486093 \h </w:instrText>
+            </w:r>
+            <w:r>
+              <w:rPr>
+                <w:webHidden/>
+              </w:rPr>
+            </w:r>
+            <w:r>
+              <w:rPr>
+                <w:webHidden/>
+              </w:rPr>
+              <w:fldChar w:fldCharType="separate"/>
+            </w:r>
+            <w:r>
+              <w:rPr>
+                <w:webHidden/>
+              </w:rPr>
+              <w:t>4</w:t>
+            </w:r>
+            <w:r>
+              <w:rPr>
+                <w:webHidden/>
+              </w:rPr>
+              <w:fldChar w:fldCharType="end"/>
+            </w:r>
+          </w:hyperlink>
+        </w:p>
+        <w:p>
+          <w:pPr>
+            <w:pStyle w:val="TOC2"/>
+            <w:rPr>
+              <w:rFonts w:eastAsiaTheme="minorEastAsia"/>
+              <w:noProof/>
+              <w:kern w:val="0"/>
+              <w14:ligatures w14:val="none"/>
+            </w:rPr>
+          </w:pPr>
+          <w:hyperlink w:anchor="_Toc226486094" w:history="1">
+            <w:r>
+              <w:rPr>
+                <w:rStyle w:val="Hyperlink"/>
+                <w:rFonts w:ascii="Times New Roman" w:hAnsi="Times New Roman" w:cs="Times New Roman"/>
+                <w:b/>
+                <w:bCs/>
+                <w:noProof/>
+                <w:color w:val="auto"/>
+                <w:sz w:val="24"/>
+                <w:szCs w:val="24"/>
+              </w:rPr>
+              <w:t>1.1 Virtual Memory Concept</w:t>
+            </w:r>
+            <w:r>
+              <w:rPr>
+                <w:rFonts w:ascii="Times New Roman" w:hAnsi="Times New Roman" w:cs="Times New Roman"/>
+                <w:b/>
+                <w:bCs/>
+                <w:noProof/>
+                <w:webHidden/>
+                <w:sz w:val="24"/>
+                <w:szCs w:val="24"/>
+              </w:rPr>
+              <w:tab/>
+            </w:r>
+            <w:r>
+              <w:rPr>
+                <w:rFonts w:ascii="Times New Roman" w:hAnsi="Times New Roman" w:cs="Times New Roman"/>
+                <w:b/>
+                <w:bCs/>
+                <w:noProof/>
+                <w:webHidden/>
+                <w:sz w:val="24"/>
+                <w:szCs w:val="24"/>
+              </w:rPr>
+              <w:fldChar w:fldCharType="begin"/>
+            </w:r>
+            <w:r>
+              <w:rPr>
+                <w:rFonts w:ascii="Times New Roman" w:hAnsi="Times New Roman" w:cs="Times New Roman"/>
+                <w:b/>
+                <w:bCs/>
+                <w:noProof/>
+                <w:webHidden/>
+                <w:sz w:val="24"/>
+                <w:szCs w:val="24"/>
+              </w:rPr>
+              <w:instrText xml:space="preserve"> PAGEREF _Toc226486094 \h </w:instrText>
+            </w:r>
+            <w:r>
+              <w:rPr>
+                <w:rFonts w:ascii="Times New Roman" w:hAnsi="Times New Roman" w:cs="Times New Roman"/>
+                <w:b/>
+                <w:bCs/>
+                <w:noProof/>
+                <w:webHidden/>
+                <w:sz w:val="24"/>
+                <w:szCs w:val="24"/>
+              </w:rPr>
+            </w:r>
+            <w:r>
+              <w:rPr>
+                <w:rFonts w:ascii="Times New Roman" w:hAnsi="Times New Roman" w:cs="Times New Roman"/>
+                <w:b/>
+                <w:bCs/>
+                <w:noProof/>
+                <w:webHidden/>
+                <w:sz w:val="24"/>
+                <w:szCs w:val="24"/>
+              </w:rPr>
+              <w:fldChar w:fldCharType="separate"/>
+            </w:r>
+            <w:r>
+              <w:rPr>
+                <w:rFonts w:ascii="Times New Roman" w:hAnsi="Times New Roman" w:cs="Times New Roman"/>
+                <w:b/>
+                <w:bCs/>
+                <w:noProof/>
+                <w:webHidden/>
+                <w:sz w:val="24"/>
+                <w:szCs w:val="24"/>
+              </w:rPr>
+              <w:t>4</w:t>
+            </w:r>
+            <w:r>
+              <w:rPr>
+                <w:rFonts w:ascii="Times New Roman" w:hAnsi="Times New Roman" w:cs="Times New Roman"/>
+                <w:b/>
+                <w:bCs/>
+                <w:noProof/>
+                <w:webHidden/>
+                <w:sz w:val="24"/>
+                <w:szCs w:val="24"/>
+              </w:rPr>
+              <w:fldChar w:fldCharType="end"/>
+            </w:r>
+          </w:hyperlink>
+        </w:p>
+        <w:p>
+          <w:pPr>
+            <w:pStyle w:val="TOC2"/>
+            <w:rPr>
+              <w:rFonts w:eastAsiaTheme="minorEastAsia"/>
+              <w:noProof/>
+              <w:kern w:val="0"/>
+              <w14:ligatures w14:val="none"/>
+            </w:rPr>
+          </w:pPr>
+          <w:hyperlink w:anchor="_Toc226486095" w:history="1">
+            <w:r>
+              <w:rPr>
+                <w:rStyle w:val="Hyperlink"/>
+                <w:noProof/>
+              </w:rPr>
+              <w:t>1.2 Page Replacement Algorithms</w:t>
+            </w:r>
+            <w:r>
+              <w:rPr>
+                <w:noProof/>
+                <w:webHidden/>
+              </w:rPr>
+              <w:tab/>
+            </w:r>
+            <w:r>
+              <w:rPr>
+                <w:noProof/>
+                <w:webHidden/>
+              </w:rPr>
+              <w:fldChar w:fldCharType="begin"/>
+            </w:r>
+            <w:r>
+              <w:rPr>
+                <w:noProof/>
+                <w:webHidden/>
+              </w:rPr>
+              <w:instrText xml:space="preserve"> PAGEREF _Toc226486095 \h </w:instrText>
+            </w:r>
+            <w:r>
+              <w:rPr>
+                <w:noProof/>
+                <w:webHidden/>
+              </w:rPr>
+            </w:r>
+            <w:r>
+              <w:rPr>
+                <w:noProof/>
+                <w:webHidden/>
+              </w:rPr>
+              <w:fldChar w:fldCharType="separate"/>
+            </w:r>
+            <w:r>
+              <w:rPr>
+                <w:noProof/>
+                <w:webHidden/>
+              </w:rPr>
+              <w:t>5</w:t>
+            </w:r>
+            <w:r>
+              <w:rPr>
+                <w:noProof/>
+                <w:webHidden/>
+              </w:rPr>
+              <w:fldChar w:fldCharType="end"/>
+            </w:r>
+          </w:hyperlink>
+        </w:p>
+        <w:p>
+          <w:pPr>
+            <w:pStyle w:val="TOC1"/>
+            <w:rPr>
+              <w:rFonts w:eastAsiaTheme="minorEastAsia"/>
+              <w:kern w:val="0"/>
+              <w14:ligatures w14:val="none"/>
+            </w:rPr>
+          </w:pPr>
+          <w:hyperlink w:anchor="_Toc226486096" w:history="1">
+            <w:r>
+              <w:rPr>
+                <w:rStyle w:val="Hyperlink"/>
+              </w:rPr>
+              <w:t>CHAPTER 2. ALGORITHM ANALYSIS</w:t>
+            </w:r>
+            <w:r>
+              <w:rPr>
+                <w:webHidden/>
+              </w:rPr>
+              <w:tab/>
+            </w:r>
+            <w:r>
+              <w:rPr>
+                <w:webHidden/>
+              </w:rPr>
+              <w:fldChar w:fldCharType="begin"/>
+            </w:r>
+            <w:r>
+              <w:rPr>
+                <w:webHidden/>
+              </w:rPr>
+              <w:instrText xml:space="preserve"> PAGEREF _Toc226486096 \h </w:instrText>
+            </w:r>
+            <w:r>
+              <w:rPr>
+                <w:webHidden/>
+              </w:rPr>
+            </w:r>
+            <w:r>
+              <w:rPr>
+                <w:webHidden/>
+              </w:rPr>
+              <w:fldChar w:fldCharType="separate"/>
+            </w:r>
+            <w:r>
+              <w:rPr>
+                <w:webHidden/>
+              </w:rPr>
+              <w:t>5</w:t>
+            </w:r>
+            <w:r>
+              <w:rPr>
+                <w:webHidden/>
+              </w:rPr>
+              <w:fldChar w:fldCharType="end"/>
+            </w:r>
+          </w:hyperlink>
+        </w:p>
+        <w:p>
+          <w:pPr>
+            <w:pStyle w:val="TOC2"/>
+            <w:rPr>
+              <w:rFonts w:eastAsiaTheme="minorEastAsia"/>
+              <w:noProof/>
+              <w:kern w:val="0"/>
+              <w14:ligatures w14:val="none"/>
+            </w:rPr>
+          </w:pPr>
+          <w:hyperlink w:anchor="_Toc226486097" w:history="1">
+            <w:r>
+              <w:rPr>
+                <w:rStyle w:val="Hyperlink"/>
+                <w:noProof/>
+              </w:rPr>
+              <w:t>2.1 FIFO Algorithm</w:t>
+            </w:r>
+            <w:r>
+              <w:rPr>
+                <w:noProof/>
+                <w:webHidden/>
+              </w:rPr>
+              <w:tab/>
+            </w:r>
+            <w:r>
+              <w:rPr>
+                <w:noProof/>
+                <w:webHidden/>
+              </w:rPr>
+              <w:fldChar w:fldCharType="begin"/>
+            </w:r>
+            <w:r>
+              <w:rPr>
+                <w:noProof/>
+                <w:webHidden/>
+              </w:rPr>
+              <w:instrText xml:space="preserve"> PAGEREF _Toc226486097 \h </w:instrText>
+            </w:r>
+            <w:r>
+              <w:rPr>
+                <w:noProof/>
+                <w:webHidden/>
+              </w:rPr>
+            </w:r>
+            <w:r>
+              <w:rPr>
+                <w:noProof/>
+                <w:webHidden/>
+              </w:rPr>
+              <w:fldChar w:fldCharType="separate"/>
+            </w:r>
+            <w:r>
+              <w:rPr>
+                <w:noProof/>
+                <w:webHidden/>
+              </w:rPr>
+              <w:t>5</w:t>
+            </w:r>
+            <w:r>
+              <w:rPr>
+                <w:noProof/>
+                <w:webHidden/>
+              </w:rPr>
+              <w:fldChar w:fldCharType="end"/>
+            </w:r>
+          </w:hyperlink>
+        </w:p>
+        <w:p>
+          <w:pPr>
+            <w:pStyle w:val="TOC2"/>
+            <w:rPr>
+              <w:rFonts w:eastAsiaTheme="minorEastAsia"/>
+              <w:noProof/>
+              <w:kern w:val="0"/>
+              <w14:ligatures w14:val="none"/>
+            </w:rPr>
+          </w:pPr>
+          <w:hyperlink w:anchor="_Toc226486098" w:history="1">
+            <w:r>
+              <w:rPr>
+                <w:rStyle w:val="Hyperlink"/>
+                <w:noProof/>
+              </w:rPr>
+              <w:t>2.2 LRU Algorithm</w:t>
+            </w:r>
+            <w:r>
+              <w:rPr>
+                <w:noProof/>
+                <w:webHidden/>
+              </w:rPr>
+              <w:tab/>
+            </w:r>
+            <w:r>
+              <w:rPr>
+                <w:noProof/>
+                <w:webHidden/>
+              </w:rPr>
+              <w:fldChar w:fldCharType="begin"/>
+            </w:r>
+            <w:r>
+              <w:rPr>
+                <w:noProof/>
+                <w:webHidden/>
+              </w:rPr>
+              <w:instrText xml:space="preserve"> PAGEREF _Toc226486098 \h </w:instrText>
+            </w:r>
+            <w:r>
+              <w:rPr>
+                <w:noProof/>
+                <w:webHidden/>
+              </w:rPr>
+            </w:r>
+            <w:r>
+              <w:rPr>
+                <w:noProof/>
+                <w:webHidden/>
+              </w:rPr>
+              <w:fldChar w:fldCharType="separate"/>
+            </w:r>
+            <w:r>
+              <w:rPr>
+                <w:noProof/>
+                <w:webHidden/>
+              </w:rPr>
+              <w:t>6</w:t>
+            </w:r>
+            <w:r>
+              <w:rPr>
+                <w:noProof/>
+                <w:webHidden/>
+              </w:rPr>
+              <w:fldChar w:fldCharType="end"/>
+            </w:r>
+          </w:hyperlink>
+        </w:p>
+        <w:p>
+          <w:pPr>
+            <w:pStyle w:val="TOC2"/>
+            <w:rPr>
+              <w:rFonts w:eastAsiaTheme="minorEastAsia"/>
+              <w:noProof/>
+              <w:kern w:val="0"/>
+              <w14:ligatures w14:val="none"/>
+            </w:rPr>
+          </w:pPr>
+          <w:hyperlink w:anchor="_Toc226486099" w:history="1">
+            <w:r>
+              <w:rPr>
+                <w:rStyle w:val="Hyperlink"/>
+                <w:noProof/>
+              </w:rPr>
+              <w:t>2.3 OPT Algorithm</w:t>
+            </w:r>
+            <w:r>
+              <w:rPr>
+                <w:noProof/>
+                <w:webHidden/>
+              </w:rPr>
+              <w:tab/>
+            </w:r>
+            <w:r>
+              <w:rPr>
+                <w:noProof/>
+                <w:webHidden/>
+              </w:rPr>
+              <w:fldChar w:fldCharType="begin"/>
+            </w:r>
+            <w:r>
+              <w:rPr>
+                <w:noProof/>
+                <w:webHidden/>
+              </w:rPr>
+              <w:instrText xml:space="preserve"> PAGEREF _Toc226486099 \h </w:instrText>
+            </w:r>
+            <w:r>
+              <w:rPr>
+                <w:noProof/>
+                <w:webHidden/>
+              </w:rPr>
+            </w:r>
+            <w:r>
+              <w:rPr>
+                <w:noProof/>
+                <w:webHidden/>
+              </w:rPr>
+              <w:fldChar w:fldCharType="separate"/>
+            </w:r>
+            <w:r>
+              <w:rPr>
+                <w:noProof/>
+                <w:webHidden/>
+              </w:rPr>
+              <w:t>7</w:t>
+            </w:r>
+            <w:r>
+              <w:rPr>
+                <w:noProof/>
+                <w:webHidden/>
+              </w:rPr>
+              <w:fldChar w:fldCharType="end"/>
+            </w:r>
+          </w:hyperlink>
+        </w:p>
+        <w:p>
+          <w:pPr>
+            <w:pStyle w:val="TOC1"/>
+            <w:rPr>
+              <w:rFonts w:eastAsiaTheme="minorEastAsia"/>
+              <w:kern w:val="0"/>
+              <w14:ligatures w14:val="none"/>
+            </w:rPr>
+          </w:pPr>
+          <w:hyperlink w:anchor="_Toc226486100" w:history="1">
+            <w:r>
+              <w:rPr>
+                <w:rStyle w:val="Hyperlink"/>
+              </w:rPr>
+              <w:t>CHAPTER 3. COMPARISON OF ALGORITHMS</w:t>
+            </w:r>
+            <w:r>
+              <w:rPr>
+                <w:webHidden/>
+              </w:rPr>
+              <w:tab/>
+            </w:r>
+            <w:r>
+              <w:rPr>
+                <w:webHidden/>
+              </w:rPr>
+              <w:fldChar w:fldCharType="begin"/>
+            </w:r>
+            <w:r>
+              <w:rPr>
+                <w:webHidden/>
+              </w:rPr>
+              <w:instrText xml:space="preserve"> PAGEREF _Toc226486100 \h </w:instrText>
+            </w:r>
+            <w:r>
+              <w:rPr>
+                <w:webHidden/>
+              </w:rPr>
+            </w:r>
+            <w:r>
+              <w:rPr>
+                <w:webHidden/>
+              </w:rPr>
+              <w:fldChar w:fldCharType="separate"/>
+            </w:r>
+            <w:r>
+              <w:rPr>
+                <w:webHidden/>
+              </w:rPr>
+              <w:t>8</w:t>
+            </w:r>
+            <w:r>
+              <w:rPr>
+                <w:webHidden/>
+              </w:rPr>
+              <w:fldChar w:fldCharType="end"/>
+            </w:r>
+          </w:hyperlink>
+        </w:p>
+        <w:p>
+          <w:pPr>
+            <w:pStyle w:val="TOC2"/>
+            <w:rPr>
+              <w:rFonts w:eastAsiaTheme="minorEastAsia"/>
+              <w:noProof/>
+              <w:kern w:val="0"/>
+              <w14:ligatures w14:val="none"/>
+            </w:rPr>
+          </w:pPr>
+          <w:hyperlink w:anchor="_Toc226486101" w:history="1">
+            <w:r>
+              <w:rPr>
+                <w:rStyle w:val="Hyperlink"/>
+                <w:rFonts w:ascii="Times New Roman" w:hAnsi="Times New Roman" w:cs="Times New Roman"/>
+                <w:b/>
+                <w:bCs/>
+                <w:noProof/>
+              </w:rPr>
+              <w:t xml:space="preserve">. </w:t>
+            </w:r>
+            <w:r>
+              <w:rPr>
+                <w:rStyle w:val="Hyperlink"/>
+                <w:noProof/>
+              </w:rPr>
+              <w:t>3.1 Comparison of Theories and Algorithms between FIFO, LRU, and OPT</w:t>
+            </w:r>
+            <w:r>
+              <w:rPr>
+                <w:noProof/>
+                <w:webHidden/>
+              </w:rPr>
+              <w:tab/>
+            </w:r>
+            <w:r>
+              <w:rPr>
+                <w:noProof/>
+                <w:webHidden/>
+              </w:rPr>
+              <w:fldChar w:fldCharType="begin"/>
+            </w:r>
+            <w:r>
+              <w:rPr>
+                <w:noProof/>
+                <w:webHidden/>
+              </w:rPr>
+              <w:instrText xml:space="preserve"> PAGEREF _Toc226486101 \h </w:instrText>
+            </w:r>
+            <w:r>
+              <w:rPr>
+                <w:noProof/>
+                <w:webHidden/>
+              </w:rPr>
+            </w:r>
+            <w:r>
+              <w:rPr>
+                <w:noProof/>
+                <w:webHidden/>
+              </w:rPr>
+              <w:fldChar w:fldCharType="separate"/>
+            </w:r>
+            <w:r>
+              <w:rPr>
+                <w:noProof/>
+                <w:webHidden/>
+              </w:rPr>
+              <w:t>8</w:t>
+            </w:r>
+            <w:r>
+              <w:rPr>
+                <w:noProof/>
+                <w:webHidden/>
+              </w:rPr>
+              <w:fldChar w:fldCharType="end"/>
+            </w:r>
+          </w:hyperlink>
+        </w:p>
+        <w:p>
+          <w:pPr>
+            <w:pStyle w:val="TOC3"/>
+            <w:rPr>
+              <w:rFonts w:eastAsiaTheme="minorEastAsia"/>
+              <w:noProof/>
+              <w:kern w:val="0"/>
+              <w14:ligatures w14:val="none"/>
+            </w:rPr>
+          </w:pPr>
+          <w:hyperlink w:anchor="_Toc226486102" w:history="1">
+            <w:r>
+              <w:rPr>
+                <w:rStyle w:val="Hyperlink"/>
+                <w:noProof/>
+              </w:rPr>
+              <w:t>3.1.1 Explanation of Operation</w:t>
+            </w:r>
+            <w:r>
+              <w:rPr>
+                <w:noProof/>
+                <w:webHidden/>
+              </w:rPr>
+              <w:tab/>
+            </w:r>
+            <w:r>
+              <w:rPr>
+                <w:noProof/>
+                <w:webHidden/>
+              </w:rPr>
+              <w:fldChar w:fldCharType="begin"/>
+            </w:r>
+            <w:r>
+              <w:rPr>
+                <w:noProof/>
+                <w:webHidden/>
+              </w:rPr>
+              <w:instrText xml:space="preserve"> PAGEREF _Toc226486102 \h </w:instrText>
+            </w:r>
+            <w:r>
+              <w:rPr>
+                <w:noProof/>
+                <w:webHidden/>
+              </w:rPr>
+            </w:r>
+            <w:r>
+              <w:rPr>
+                <w:noProof/>
+                <w:webHidden/>
+              </w:rPr>
+              <w:fldChar w:fldCharType="separate"/>
+            </w:r>
+            <w:r>
+              <w:rPr>
+                <w:noProof/>
+                <w:webHidden/>
+              </w:rPr>
+              <w:t>8</w:t>
+            </w:r>
+            <w:r>
+              <w:rPr>
+                <w:noProof/>
+                <w:webHidden/>
+              </w:rPr>
+              <w:fldChar w:fldCharType="end"/>
+            </w:r>
+          </w:hyperlink>
+        </w:p>
+        <w:p>
+          <w:pPr>
+            <w:pStyle w:val="TOC3"/>
+            <w:rPr>
+              <w:rFonts w:eastAsiaTheme="minorEastAsia"/>
+              <w:noProof/>
+              <w:kern w:val="0"/>
+              <w14:ligatures w14:val="none"/>
+            </w:rPr>
+          </w:pPr>
+          <w:hyperlink w:anchor="_Toc226486103" w:history="1">
+            <w:r>
+              <w:rPr>
+                <w:rStyle w:val="Hyperlink"/>
+                <w:noProof/>
+              </w:rPr>
+              <w:t>3.1.2 Advantages and Disadvantages</w:t>
+            </w:r>
+            <w:r>
+              <w:rPr>
+                <w:noProof/>
+                <w:webHidden/>
+              </w:rPr>
+              <w:tab/>
+            </w:r>
+            <w:r>
+              <w:rPr>
+                <w:noProof/>
+                <w:webHidden/>
+              </w:rPr>
+              <w:fldChar w:fldCharType="begin"/>
+            </w:r>
+            <w:r>
+              <w:rPr>
+                <w:noProof/>
+                <w:webHidden/>
+              </w:rPr>
+              <w:instrText xml:space="preserve"> PAGEREF _Toc226486103 \h </w:instrText>
+            </w:r>
+            <w:r>
+              <w:rPr>
+                <w:noProof/>
+                <w:webHidden/>
+              </w:rPr>
+            </w:r>
+            <w:r>
+              <w:rPr>
+                <w:noProof/>
+                <w:webHidden/>
+              </w:rPr>
+              <w:fldChar w:fldCharType="separate"/>
+            </w:r>
+            <w:r>
+              <w:rPr>
+                <w:noProof/>
+                <w:webHidden/>
+              </w:rPr>
+              <w:t>9</w:t>
+            </w:r>
+            <w:r>
+              <w:rPr>
+                <w:noProof/>
+                <w:webHidden/>
+              </w:rPr>
+              <w:fldChar w:fldCharType="end"/>
+            </w:r>
+          </w:hyperlink>
+        </w:p>
+        <w:p>
+          <w:pPr>
+            <w:pStyle w:val="TOC3"/>
+            <w:rPr>
+              <w:rFonts w:eastAsiaTheme="minorEastAsia"/>
+              <w:noProof/>
+              <w:kern w:val="0"/>
+              <w14:ligatures w14:val="none"/>
+            </w:rPr>
+          </w:pPr>
+          <w:hyperlink w:anchor="_Toc226486104" w:history="1">
+            <w:r>
+              <w:rPr>
+                <w:rStyle w:val="Hyperlink"/>
+                <w:rFonts w:ascii="Times New Roman" w:hAnsi="Times New Roman" w:cs="Times New Roman"/>
+                <w:b/>
+                <w:bCs/>
+                <w:noProof/>
+              </w:rPr>
+              <w:t>Table 3.2 Advantages and Disadvantages</w:t>
+            </w:r>
+            <w:r>
+              <w:rPr>
+                <w:noProof/>
+                <w:webHidden/>
+              </w:rPr>
+              <w:tab/>
+            </w:r>
+            <w:r>
+              <w:rPr>
+                <w:noProof/>
+                <w:webHidden/>
+              </w:rPr>
+              <w:fldChar w:fldCharType="begin"/>
+            </w:r>
+            <w:r>
+              <w:rPr>
+                <w:noProof/>
+                <w:webHidden/>
+              </w:rPr>
+              <w:instrText xml:space="preserve"> PAGEREF _Toc226486104 \h </w:instrText>
+            </w:r>
+            <w:r>
+              <w:rPr>
+                <w:noProof/>
+                <w:webHidden/>
+              </w:rPr>
+            </w:r>
+            <w:r>
+              <w:rPr>
+                <w:noProof/>
+                <w:webHidden/>
+              </w:rPr>
+              <w:fldChar w:fldCharType="separate"/>
+            </w:r>
+            <w:r>
+              <w:rPr>
+                <w:noProof/>
+                <w:webHidden/>
+              </w:rPr>
+              <w:t>9</w:t>
+            </w:r>
+            <w:r>
+              <w:rPr>
+                <w:noProof/>
+                <w:webHidden/>
+              </w:rPr>
+              <w:fldChar w:fldCharType="end"/>
+            </w:r>
+          </w:hyperlink>
+        </w:p>
+        <w:p>
+          <w:pPr>
+            <w:pStyle w:val="TOC2"/>
+            <w:rPr>
+              <w:rFonts w:eastAsiaTheme="minorEastAsia"/>
+              <w:noProof/>
+              <w:kern w:val="0"/>
+              <w14:ligatures w14:val="none"/>
+            </w:rPr>
+          </w:pPr>
+          <w:hyperlink w:anchor="_Toc226486105" w:history="1">
+            <w:r>
+              <w:rPr>
+                <w:rStyle w:val="Hyperlink"/>
+                <w:noProof/>
+              </w:rPr>
+              <w:t>3.2 Practical Comparison and Suitability between FIFO, LRU, and OPT</w:t>
+            </w:r>
+            <w:r>
+              <w:rPr>
+                <w:noProof/>
+                <w:webHidden/>
+              </w:rPr>
+              <w:tab/>
+            </w:r>
+            <w:r>
+              <w:rPr>
+                <w:noProof/>
+                <w:webHidden/>
+              </w:rPr>
+              <w:fldChar w:fldCharType="begin"/>
+            </w:r>
+            <w:r>
+              <w:rPr>
+                <w:noProof/>
+                <w:webHidden/>
+              </w:rPr>
+              <w:instrText xml:space="preserve"> PAGEREF _Toc226486105 \h </w:instrText>
+            </w:r>
+            <w:r>
+              <w:rPr>
+                <w:noProof/>
+                <w:webHidden/>
+              </w:rPr>
+            </w:r>
+            <w:r>
+              <w:rPr>
+                <w:noProof/>
+                <w:webHidden/>
+              </w:rPr>
+              <w:fldChar w:fldCharType="separate"/>
+            </w:r>
+            <w:r>
+              <w:rPr>
+                <w:noProof/>
+                <w:webHidden/>
+              </w:rPr>
+              <w:t>9</w:t>
+            </w:r>
+            <w:r>
+              <w:rPr>
+                <w:noProof/>
+                <w:webHidden/>
+              </w:rPr>
+              <w:fldChar w:fldCharType="end"/>
+            </w:r>
+          </w:hyperlink>
+        </w:p>
+        <w:p>
+          <w:pPr>
+            <w:pStyle w:val="TOC3"/>
+            <w:rPr>
+              <w:rFonts w:eastAsiaTheme="minorEastAsia"/>
+              <w:noProof/>
+              <w:kern w:val="0"/>
+              <w14:ligatures w14:val="none"/>
+            </w:rPr>
+          </w:pPr>
+          <w:hyperlink w:anchor="_Toc226486106" w:history="1">
+            <w:r>
+              <w:rPr>
+                <w:rStyle w:val="Hyperlink"/>
+                <w:noProof/>
+              </w:rPr>
+              <w:t>3.2.1 Practical Evaluation and Suitability</w:t>
+            </w:r>
+            <w:r>
+              <w:rPr>
+                <w:noProof/>
+                <w:webHidden/>
+              </w:rPr>
+              <w:tab/>
+            </w:r>
+            <w:r>
+              <w:rPr>
+                <w:noProof/>
+                <w:webHidden/>
+              </w:rPr>
+              <w:fldChar w:fldCharType="begin"/>
+            </w:r>
+            <w:r>
+              <w:rPr>
+                <w:noProof/>
+                <w:webHidden/>
+              </w:rPr>
+              <w:instrText xml:space="preserve"> PAGEREF _Toc226486106 \h </w:instrText>
+            </w:r>
+            <w:r>
+              <w:rPr>
+                <w:noProof/>
+                <w:webHidden/>
+              </w:rPr>
+            </w:r>
+            <w:r>
+              <w:rPr>
+                <w:noProof/>
+                <w:webHidden/>
+              </w:rPr>
+              <w:fldChar w:fldCharType="separate"/>
+            </w:r>
+            <w:r>
+              <w:rPr>
+                <w:noProof/>
+                <w:webHidden/>
+              </w:rPr>
+              <w:t>9</w:t>
+            </w:r>
+            <w:r>
+              <w:rPr>
+                <w:noProof/>
+                <w:webHidden/>
+              </w:rPr>
+              <w:fldChar w:fldCharType="end"/>
+            </w:r>
+          </w:hyperlink>
+        </w:p>
+        <w:p>
+          <w:pPr>
+            <w:pStyle w:val="TOC3"/>
+            <w:rPr>
+              <w:rFonts w:eastAsiaTheme="minorEastAsia"/>
+              <w:noProof/>
+              <w:kern w:val="0"/>
+              <w14:ligatures w14:val="none"/>
+            </w:rPr>
+          </w:pPr>
+          <w:hyperlink w:anchor="_Toc226486107" w:history="1">
+            <w:r>
+              <w:rPr>
+                <w:rStyle w:val="Hyperlink"/>
+                <w:rFonts w:ascii="Times New Roman" w:hAnsi="Times New Roman" w:cs="Times New Roman"/>
+                <w:b/>
+                <w:bCs/>
+                <w:noProof/>
+              </w:rPr>
+              <w:t>When LRU Performs Better than FIFO and OPT</w:t>
+            </w:r>
+            <w:r>
+              <w:rPr>
+                <w:noProof/>
+                <w:webHidden/>
+              </w:rPr>
+              <w:tab/>
+            </w:r>
+            <w:r>
+              <w:rPr>
+                <w:noProof/>
+                <w:webHidden/>
+              </w:rPr>
+              <w:fldChar w:fldCharType="begin"/>
+            </w:r>
+            <w:r>
+              <w:rPr>
+                <w:noProof/>
+                <w:webHidden/>
+              </w:rPr>
+              <w:instrText xml:space="preserve"> PAGEREF _Toc226486107 \h </w:instrText>
+            </w:r>
+            <w:r>
+              <w:rPr>
+                <w:noProof/>
+                <w:webHidden/>
+              </w:rPr>
+            </w:r>
+            <w:r>
+              <w:rPr>
+                <w:noProof/>
+                <w:webHidden/>
+              </w:rPr>
+              <w:fldChar w:fldCharType="separate"/>
+            </w:r>
+            <w:r>
+              <w:rPr>
+                <w:noProof/>
+                <w:webHidden/>
+              </w:rPr>
+              <w:t>9</w:t>
+            </w:r>
+            <w:r>
+              <w:rPr>
+                <w:noProof/>
+                <w:webHidden/>
+              </w:rPr>
+              <w:fldChar w:fldCharType="end"/>
+            </w:r>
+          </w:hyperlink>
+        </w:p>
+        <w:p>
+          <w:pPr>
+            <w:pStyle w:val="TOC3"/>
+            <w:rPr>
+              <w:rFonts w:eastAsiaTheme="minorEastAsia"/>
+              <w:noProof/>
+              <w:kern w:val="0"/>
+              <w14:ligatures w14:val="none"/>
+            </w:rPr>
+          </w:pPr>
+          <w:hyperlink w:anchor="_Toc226486108" w:history="1">
+            <w:r>
+              <w:rPr>
+                <w:rStyle w:val="Hyperlink"/>
+                <w:rFonts w:ascii="Times New Roman" w:hAnsi="Times New Roman" w:cs="Times New Roman"/>
+                <w:b/>
+                <w:bCs/>
+                <w:noProof/>
+              </w:rPr>
+              <w:t>When FIFO Performs Better than LRU and OPT</w:t>
+            </w:r>
+            <w:r>
+              <w:rPr>
+                <w:noProof/>
+                <w:webHidden/>
+              </w:rPr>
+              <w:tab/>
+            </w:r>
+            <w:r>
+              <w:rPr>
+                <w:noProof/>
+                <w:webHidden/>
+              </w:rPr>
+              <w:fldChar w:fldCharType="begin"/>
+            </w:r>
+            <w:r>
+              <w:rPr>
+                <w:noProof/>
+                <w:webHidden/>
+              </w:rPr>
+              <w:instrText xml:space="preserve"> PAGEREF _Toc226486108 \h </w:instrText>
+            </w:r>
+            <w:r>
+              <w:rPr>
+                <w:noProof/>
+                <w:webHidden/>
+              </w:rPr>
+            </w:r>
+            <w:r>
+              <w:rPr>
+                <w:noProof/>
+                <w:webHidden/>
+              </w:rPr>
+              <w:fldChar w:fldCharType="separate"/>
+            </w:r>
+            <w:r>
+              <w:rPr>
+                <w:noProof/>
+                <w:webHidden/>
+              </w:rPr>
+              <w:t>9</w:t>
+            </w:r>
+            <w:r>
+              <w:rPr>
+                <w:noProof/>
+                <w:webHidden/>
+              </w:rPr>
+              <w:fldChar w:fldCharType="end"/>
+            </w:r>
+          </w:hyperlink>
+        </w:p>
+        <w:p>
+          <w:pPr>
+            <w:pStyle w:val="TOC3"/>
+            <w:rPr>
+              <w:rFonts w:eastAsiaTheme="minorEastAsia"/>
+              <w:noProof/>
+              <w:kern w:val="0"/>
+              <w14:ligatures w14:val="none"/>
+            </w:rPr>
+          </w:pPr>
+          <w:hyperlink w:anchor="_Toc226486109" w:history="1">
+            <w:r>
+              <w:rPr>
+                <w:rStyle w:val="Hyperlink"/>
+                <w:rFonts w:ascii="Times New Roman" w:hAnsi="Times New Roman" w:cs="Times New Roman"/>
+                <w:b/>
+                <w:bCs/>
+                <w:noProof/>
+              </w:rPr>
+              <w:t>When OPT Performs Better than FIFO and LRU</w:t>
+            </w:r>
+            <w:r>
+              <w:rPr>
+                <w:noProof/>
+                <w:webHidden/>
+              </w:rPr>
+              <w:tab/>
+            </w:r>
+            <w:r>
+              <w:rPr>
+                <w:noProof/>
+                <w:webHidden/>
+              </w:rPr>
+              <w:fldChar w:fldCharType="begin"/>
+            </w:r>
+            <w:r>
+              <w:rPr>
+                <w:noProof/>
+                <w:webHidden/>
+              </w:rPr>
+              <w:instrText xml:space="preserve"> PAGEREF _Toc226486109 \h </w:instrText>
+            </w:r>
+            <w:r>
+              <w:rPr>
+                <w:noProof/>
+                <w:webHidden/>
+              </w:rPr>
+            </w:r>
+            <w:r>
+              <w:rPr>
+                <w:noProof/>
+                <w:webHidden/>
+              </w:rPr>
+              <w:fldChar w:fldCharType="separate"/>
+            </w:r>
+            <w:r>
+              <w:rPr>
+                <w:noProof/>
+                <w:webHidden/>
+              </w:rPr>
+              <w:t>10</w:t>
+            </w:r>
+            <w:r>
+              <w:rPr>
+                <w:noProof/>
+                <w:webHidden/>
+              </w:rPr>
+              <w:fldChar w:fldCharType="end"/>
+            </w:r>
+          </w:hyperlink>
+        </w:p>
+        <w:p>
+          <w:pPr>
+            <w:pStyle w:val="TOC3"/>
+            <w:rPr>
+              <w:rFonts w:eastAsiaTheme="minorEastAsia"/>
+              <w:noProof/>
+              <w:kern w:val="0"/>
+              <w14:ligatures w14:val="none"/>
+            </w:rPr>
+          </w:pPr>
+          <w:hyperlink w:anchor="_Toc226486110" w:history="1">
+            <w:r>
+              <w:rPr>
+                <w:rStyle w:val="Hyperlink"/>
+                <w:noProof/>
+              </w:rPr>
+              <w:t>3.2.2 Analysis of Suitability for Each System Type</w:t>
+            </w:r>
+            <w:r>
+              <w:rPr>
+                <w:noProof/>
+                <w:webHidden/>
+              </w:rPr>
+              <w:tab/>
+            </w:r>
+            <w:r>
+              <w:rPr>
+                <w:noProof/>
+                <w:webHidden/>
+              </w:rPr>
+              <w:fldChar w:fldCharType="begin"/>
+            </w:r>
+            <w:r>
+              <w:rPr>
+                <w:noProof/>
+                <w:webHidden/>
+              </w:rPr>
+              <w:instrText xml:space="preserve"> PAGEREF _Toc226486110 \h </w:instrText>
+            </w:r>
+            <w:r>
+              <w:rPr>
+                <w:noProof/>
+                <w:webHidden/>
+              </w:rPr>
+            </w:r>
+            <w:r>
+              <w:rPr>
+                <w:noProof/>
+                <w:webHidden/>
+              </w:rPr>
+              <w:fldChar w:fldCharType="separate"/>
+            </w:r>
+            <w:r>
+              <w:rPr>
+                <w:noProof/>
+                <w:webHidden/>
+              </w:rPr>
+              <w:t>10</w:t>
+            </w:r>
+            <w:r>
+              <w:rPr>
+                <w:noProof/>
+                <w:webHidden/>
+              </w:rPr>
+              <w:fldChar w:fldCharType="end"/>
+            </w:r>
+          </w:hyperlink>
+        </w:p>
+        <w:p>
+          <w:pPr>
+            <w:pStyle w:val="TOC3"/>
+            <w:rPr>
+              <w:rFonts w:eastAsiaTheme="minorEastAsia"/>
+              <w:noProof/>
+              <w:kern w:val="0"/>
+              <w14:ligatures w14:val="none"/>
+            </w:rPr>
+          </w:pPr>
+          <w:hyperlink w:anchor="_Toc226486111" w:history="1">
+            <w:r>
+              <w:rPr>
+                <w:rStyle w:val="Hyperlink"/>
+                <w:rFonts w:ascii="Times New Roman" w:hAnsi="Times New Roman" w:cs="Times New Roman"/>
+                <w:b/>
+                <w:bCs/>
+                <w:noProof/>
+              </w:rPr>
+              <w:t>Table 3.3 Suitability of algorithms</w:t>
+            </w:r>
+            <w:r>
+              <w:rPr>
+                <w:noProof/>
+                <w:webHidden/>
+              </w:rPr>
+              <w:tab/>
+            </w:r>
+            <w:r>
+              <w:rPr>
+                <w:noProof/>
+                <w:webHidden/>
+              </w:rPr>
+              <w:fldChar w:fldCharType="begin"/>
+            </w:r>
+            <w:r>
+              <w:rPr>
+                <w:noProof/>
+                <w:webHidden/>
+              </w:rPr>
+              <w:instrText xml:space="preserve"> PAGEREF _Toc226486111 \h </w:instrText>
+            </w:r>
+            <w:r>
+              <w:rPr>
+                <w:noProof/>
+                <w:webHidden/>
+              </w:rPr>
+            </w:r>
+            <w:r>
+              <w:rPr>
+                <w:noProof/>
+                <w:webHidden/>
+              </w:rPr>
+              <w:fldChar w:fldCharType="separate"/>
+            </w:r>
+            <w:r>
+              <w:rPr>
+                <w:noProof/>
+                <w:webHidden/>
+              </w:rPr>
+              <w:t>10</w:t>
+            </w:r>
+            <w:r>
+              <w:rPr>
+                <w:noProof/>
+                <w:webHidden/>
+              </w:rPr>
+              <w:fldChar w:fldCharType="end"/>
+            </w:r>
+          </w:hyperlink>
+        </w:p>
+        <w:p>
+          <w:pPr>
+            <w:pStyle w:val="TOC1"/>
+            <w:rPr>
+              <w:rFonts w:eastAsiaTheme="minorEastAsia"/>
+              <w:kern w:val="0"/>
+              <w14:ligatures w14:val="none"/>
+            </w:rPr>
+          </w:pPr>
+          <w:hyperlink w:anchor="_Toc226486112" w:history="1">
+            <w:r>
+              <w:rPr>
+                <w:rStyle w:val="Hyperlink"/>
+              </w:rPr>
+              <w:t xml:space="preserve">CHAPTER  4. APPLICATION </w:t>
+            </w:r>
+            <w:r>
+              <w:rPr>
+                <w:rFonts w:eastAsiaTheme="minorEastAsia"/>
+                <w:kern w:val="0"/>
+                <w14:ligatures w14:val="none"/>
+              </w:rPr>
+              <w:tab/>
+            </w:r>
+            <w:r>
+              <w:rPr>
+                <w:rStyle w:val="Hyperlink"/>
+              </w:rPr>
+              <w:t>AND IMPLEMENTATION</w:t>
+            </w:r>
+            <w:r>
+              <w:rPr>
+                <w:webHidden/>
+              </w:rPr>
+              <w:tab/>
+            </w:r>
+            <w:r>
+              <w:rPr>
+                <w:webHidden/>
+              </w:rPr>
+              <w:fldChar w:fldCharType="begin"/>
+            </w:r>
+            <w:r>
+              <w:rPr>
+                <w:webHidden/>
+              </w:rPr>
+              <w:instrText xml:space="preserve"> PAGEREF _Toc226486112 \h </w:instrText>
+            </w:r>
+            <w:r>
+              <w:rPr>
+                <w:webHidden/>
+              </w:rPr>
+            </w:r>
+            <w:r>
+              <w:rPr>
+                <w:webHidden/>
+              </w:rPr>
+              <w:fldChar w:fldCharType="separate"/>
+            </w:r>
+            <w:r>
+              <w:rPr>
+                <w:webHidden/>
+              </w:rPr>
+              <w:t>10</w:t>
+            </w:r>
+            <w:r>
+              <w:rPr>
+                <w:webHidden/>
+              </w:rPr>
+              <w:fldChar w:fldCharType="end"/>
+            </w:r>
+          </w:hyperlink>
+        </w:p>
+        <w:p>
+          <w:pPr>
+            <w:pStyle w:val="TOC2"/>
+            <w:rPr>
+              <w:rFonts w:eastAsiaTheme="minorEastAsia"/>
+              <w:noProof/>
+              <w:kern w:val="0"/>
+              <w14:ligatures w14:val="none"/>
+            </w:rPr>
+          </w:pPr>
+          <w:hyperlink w:anchor="_Toc226486113" w:history="1">
+            <w:r>
+              <w:rPr>
+                <w:rStyle w:val="Hyperlink"/>
+                <w:noProof/>
+              </w:rPr>
+              <w:t>4.1 Input Data</w:t>
+            </w:r>
+            <w:r>
+              <w:rPr>
+                <w:noProof/>
+                <w:webHidden/>
+              </w:rPr>
+              <w:tab/>
+            </w:r>
+            <w:r>
+              <w:rPr>
+                <w:noProof/>
+                <w:webHidden/>
+              </w:rPr>
+              <w:fldChar w:fldCharType="begin"/>
+            </w:r>
+            <w:r>
+              <w:rPr>
+                <w:noProof/>
+                <w:webHidden/>
+              </w:rPr>
+              <w:instrText xml:space="preserve"> PAGEREF _Toc226486113 \h </w:instrText>
+            </w:r>
+            <w:r>
+              <w:rPr>
+                <w:noProof/>
+                <w:webHidden/>
+              </w:rPr>
+            </w:r>
+            <w:r>
+              <w:rPr>
+                <w:noProof/>
+                <w:webHidden/>
+              </w:rPr>
+              <w:fldChar w:fldCharType="separate"/>
+            </w:r>
+            <w:r>
+              <w:rPr>
+                <w:noProof/>
+                <w:webHidden/>
+              </w:rPr>
+              <w:t>10</w:t>
+            </w:r>
+            <w:r>
+              <w:rPr>
+                <w:noProof/>
+                <w:webHidden/>
+              </w:rPr>
+              <w:fldChar w:fldCharType="end"/>
+            </w:r>
+          </w:hyperlink>
+        </w:p>
+        <w:p>
+          <w:pPr>
+            <w:pStyle w:val="TOC2"/>
+            <w:rPr>
+              <w:rFonts w:eastAsiaTheme="minorEastAsia"/>
+              <w:noProof/>
+              <w:kern w:val="0"/>
+              <w14:ligatures w14:val="none"/>
+            </w:rPr>
+          </w:pPr>
+          <w:hyperlink w:anchor="_Toc226486114" w:history="1">
+            <w:r>
+              <w:rPr>
+                <w:rStyle w:val="Hyperlink"/>
+                <w:noProof/>
+              </w:rPr>
+              <w:t>4.2 FIFO Algorithm Result</w:t>
+            </w:r>
+            <w:r>
+              <w:rPr>
+                <w:noProof/>
+                <w:webHidden/>
+              </w:rPr>
+              <w:tab/>
+            </w:r>
+            <w:r>
+              <w:rPr>
+                <w:noProof/>
+                <w:webHidden/>
+              </w:rPr>
+              <w:fldChar w:fldCharType="begin"/>
+            </w:r>
+            <w:r>
+              <w:rPr>
+                <w:noProof/>
+                <w:webHidden/>
+              </w:rPr>
+              <w:instrText xml:space="preserve"> PAGEREF _Toc226486114 \h </w:instrText>
+            </w:r>
+            <w:r>
+              <w:rPr>
+                <w:noProof/>
+                <w:webHidden/>
+              </w:rPr>
+            </w:r>
+            <w:r>
+              <w:rPr>
+                <w:noProof/>
+                <w:webHidden/>
+              </w:rPr>
+              <w:fldChar w:fldCharType="separate"/>
+            </w:r>
+            <w:r>
+              <w:rPr>
+                <w:noProof/>
+                <w:webHidden/>
+              </w:rPr>
+              <w:t>11</w:t>
+            </w:r>
+            <w:r>
+              <w:rPr>
+                <w:noProof/>
+                <w:webHidden/>
+              </w:rPr>
+              <w:fldChar w:fldCharType="end"/>
+            </w:r>
+          </w:hyperlink>
+        </w:p>
+        <w:p>
+          <w:pPr>
+            <w:pStyle w:val="TOC2"/>
+            <w:rPr>
+              <w:rFonts w:eastAsiaTheme="minorEastAsia"/>
+              <w:noProof/>
+              <w:kern w:val="0"/>
+              <w14:ligatures w14:val="none"/>
+            </w:rPr>
+          </w:pPr>
+          <w:hyperlink w:anchor="_Toc226486115" w:history="1">
+            <w:r>
+              <w:rPr>
+                <w:rStyle w:val="Hyperlink"/>
+                <w:noProof/>
+              </w:rPr>
+              <w:t>4.3 LRU Algorithm Result</w:t>
+            </w:r>
+            <w:r>
+              <w:rPr>
+                <w:noProof/>
+                <w:webHidden/>
+              </w:rPr>
+              <w:tab/>
+            </w:r>
+            <w:r>
+              <w:rPr>
+                <w:noProof/>
+                <w:webHidden/>
+              </w:rPr>
+              <w:fldChar w:fldCharType="begin"/>
+            </w:r>
+            <w:r>
+              <w:rPr>
+                <w:noProof/>
+                <w:webHidden/>
+              </w:rPr>
+              <w:instrText xml:space="preserve"> PAGEREF _Toc226486115 \h </w:instrText>
+            </w:r>
+            <w:r>
+              <w:rPr>
+                <w:noProof/>
+                <w:webHidden/>
+              </w:rPr>
+            </w:r>
+            <w:r>
+              <w:rPr>
+                <w:noProof/>
+                <w:webHidden/>
+              </w:rPr>
+              <w:fldChar w:fldCharType="separate"/>
+            </w:r>
+            <w:r>
+              <w:rPr>
+                <w:noProof/>
+                <w:webHidden/>
+              </w:rPr>
+              <w:t>12</w:t>
+            </w:r>
+            <w:r>
+              <w:rPr>
+                <w:noProof/>
+                <w:webHidden/>
+              </w:rPr>
+              <w:fldChar w:fldCharType="end"/>
+            </w:r>
+          </w:hyperlink>
+        </w:p>
+        <w:p>
+          <w:pPr>
+            <w:pStyle w:val="TOC2"/>
+            <w:rPr>
+              <w:rFonts w:eastAsiaTheme="minorEastAsia"/>
+              <w:noProof/>
+              <w:kern w:val="0"/>
+              <w14:ligatures w14:val="none"/>
+            </w:rPr>
+          </w:pPr>
+          <w:hyperlink w:anchor="_Toc226486116" w:history="1">
+            <w:r>
+              <w:rPr>
+                <w:rStyle w:val="Hyperlink"/>
+                <w:noProof/>
+              </w:rPr>
+              <w:t>4.4 OPT Algorithm Result</w:t>
+            </w:r>
+            <w:r>
+              <w:rPr>
+                <w:noProof/>
+                <w:webHidden/>
+              </w:rPr>
+              <w:tab/>
+            </w:r>
+            <w:r>
+              <w:rPr>
+                <w:noProof/>
+                <w:webHidden/>
+              </w:rPr>
+              <w:fldChar w:fldCharType="begin"/>
+            </w:r>
+            <w:r>
+              <w:rPr>
+                <w:noProof/>
+                <w:webHidden/>
+              </w:rPr>
+              <w:instrText xml:space="preserve"> PAGEREF _Toc226486116 \h </w:instrText>
+            </w:r>
+            <w:r>
+              <w:rPr>
+                <w:noProof/>
+                <w:webHidden/>
+              </w:rPr>
+            </w:r>
+            <w:r>
+              <w:rPr>
+                <w:noProof/>
+                <w:webHidden/>
+              </w:rPr>
+              <w:fldChar w:fldCharType="separate"/>
+            </w:r>
+            <w:r>
+              <w:rPr>
+                <w:noProof/>
+                <w:webHidden/>
+              </w:rPr>
+              <w:t>12</w:t>
+            </w:r>
+            <w:r>
+              <w:rPr>
+                <w:noProof/>
+                <w:webHidden/>
+              </w:rPr>
+              <w:fldChar w:fldCharType="end"/>
+            </w:r>
+          </w:hyperlink>
+        </w:p>
+        <w:p>
+          <w:pPr>
+            <w:pStyle w:val="TOC2"/>
+            <w:rPr>
+              <w:rFonts w:eastAsiaTheme="minorEastAsia"/>
+              <w:noProof/>
+              <w:kern w:val="0"/>
+              <w14:ligatures w14:val="none"/>
+            </w:rPr>
+          </w:pPr>
+          <w:hyperlink w:anchor="_Toc226486117" w:history="1">
+            <w:r>
+              <w:rPr>
+                <w:rStyle w:val="Hyperlink"/>
+                <w:noProof/>
+              </w:rPr>
+              <w:t>4.5 Performance Comparison</w:t>
+            </w:r>
+            <w:r>
+              <w:rPr>
+                <w:noProof/>
+                <w:webHidden/>
+              </w:rPr>
+              <w:tab/>
+            </w:r>
+            <w:r>
+              <w:rPr>
+                <w:noProof/>
+                <w:webHidden/>
+              </w:rPr>
+              <w:fldChar w:fldCharType="begin"/>
+            </w:r>
+            <w:r>
+              <w:rPr>
+                <w:noProof/>
+                <w:webHidden/>
+              </w:rPr>
+              <w:instrText xml:space="preserve"> PAGEREF _Toc226486117 \h </w:instrText>
+            </w:r>
+            <w:r>
+              <w:rPr>
+                <w:noProof/>
+                <w:webHidden/>
+              </w:rPr>
+            </w:r>
+            <w:r>
+              <w:rPr>
+                <w:noProof/>
+                <w:webHidden/>
+              </w:rPr>
+              <w:fldChar w:fldCharType="separate"/>
+            </w:r>
+            <w:r>
+              <w:rPr>
+                <w:noProof/>
+                <w:webHidden/>
+              </w:rPr>
+              <w:t>13</w:t>
+            </w:r>
+            <w:r>
+              <w:rPr>
+                <w:noProof/>
+                <w:webHidden/>
+              </w:rPr>
+              <w:fldChar w:fldCharType="end"/>
+            </w:r>
+          </w:hyperlink>
+        </w:p>
+        <w:p>
+          <w:pPr>
+            <w:pStyle w:val="TOC1"/>
+            <w:rPr>
+              <w:rFonts w:eastAsiaTheme="minorEastAsia"/>
+              <w:kern w:val="0"/>
+              <w14:ligatures w14:val="none"/>
+            </w:rPr>
+          </w:pPr>
+          <w:hyperlink w:anchor="_Toc226486118" w:history="1">
+            <w:r>
+              <w:rPr>
+                <w:rStyle w:val="Hyperlink"/>
+                <w:b/>
+                <w:bCs/>
+                <w:color w:val="auto"/>
+              </w:rPr>
+              <w:t>CHAPTER 5. CONCLUSION</w:t>
+            </w:r>
+            <w:r>
+              <w:rPr>
+                <w:webHidden/>
+              </w:rPr>
+              <w:tab/>
+            </w:r>
+            <w:r>
+              <w:rPr>
+                <w:webHidden/>
+              </w:rPr>
+              <w:fldChar w:fldCharType="begin"/>
+            </w:r>
+            <w:r>
+              <w:rPr>
+                <w:webHidden/>
+              </w:rPr>
+              <w:instrText xml:space="preserve"> PAGEREF _Toc226486118 \h </w:instrText>
+            </w:r>
+            <w:r>
+              <w:rPr>
+                <w:webHidden/>
+              </w:rPr>
+            </w:r>
+            <w:r>
+              <w:rPr>
+                <w:webHidden/>
+              </w:rPr>
+              <w:fldChar w:fldCharType="separate"/>
+            </w:r>
+            <w:r>
+              <w:rPr>
+                <w:webHidden/>
+              </w:rPr>
+              <w:t>14</w:t>
+            </w:r>
+            <w:r>
+              <w:rPr>
+                <w:webHidden/>
+              </w:rPr>
+              <w:fldChar w:fldCharType="end"/>
+            </w:r>
+          </w:hyperlink>
+        </w:p>
+        <w:p>
+          <w:pPr>
+            <w:pStyle w:val="TOC2"/>
+            <w:rPr>
+              <w:rFonts w:eastAsiaTheme="minorEastAsia"/>
+              <w:noProof/>
+              <w:kern w:val="0"/>
+              <w14:ligatures w14:val="none"/>
+            </w:rPr>
+          </w:pPr>
+          <w:hyperlink w:anchor="_Toc226486119" w:history="1">
+            <w:r>
+              <w:rPr>
+                <w:rStyle w:val="Hyperlink"/>
+                <w:noProof/>
+              </w:rPr>
+              <w:t>5.1 Conclusion</w:t>
+            </w:r>
+            <w:r>
+              <w:rPr>
+                <w:noProof/>
+                <w:webHidden/>
+              </w:rPr>
+              <w:tab/>
+            </w:r>
+            <w:r>
+              <w:rPr>
+                <w:noProof/>
+                <w:webHidden/>
+              </w:rPr>
+              <w:fldChar w:fldCharType="begin"/>
+            </w:r>
+            <w:r>
+              <w:rPr>
+                <w:noProof/>
+                <w:webHidden/>
+              </w:rPr>
+              <w:instrText xml:space="preserve"> PAGEREF _Toc226486119 \h </w:instrText>
+            </w:r>
+            <w:r>
+              <w:rPr>
+                <w:noProof/>
+                <w:webHidden/>
+              </w:rPr>
+            </w:r>
+            <w:r>
+              <w:rPr>
+                <w:noProof/>
+                <w:webHidden/>
+              </w:rPr>
+              <w:fldChar w:fldCharType="separate"/>
+            </w:r>
+            <w:r>
+              <w:rPr>
+                <w:noProof/>
+                <w:webHidden/>
+              </w:rPr>
+              <w:t>14</w:t>
+            </w:r>
+            <w:r>
+              <w:rPr>
+                <w:noProof/>
+                <w:webHidden/>
+              </w:rPr>
+              <w:fldChar w:fldCharType="end"/>
+            </w:r>
+          </w:hyperlink>
+        </w:p>
+        <w:p>
+          <w:pPr>
+            <w:pStyle w:val="TOC2"/>
+            <w:rPr>
+              <w:rFonts w:eastAsiaTheme="minorEastAsia"/>
+              <w:noProof/>
+              <w:kern w:val="0"/>
+              <w14:ligatures w14:val="none"/>
+            </w:rPr>
+          </w:pPr>
+          <w:hyperlink w:anchor="_Toc226486120" w:history="1">
+            <w:r>
+              <w:rPr>
+                <w:rStyle w:val="Hyperlink"/>
+                <w:noProof/>
+              </w:rPr>
+              <w:t>5.2 Future Development</w:t>
+            </w:r>
+            <w:r>
+              <w:rPr>
+                <w:noProof/>
+                <w:webHidden/>
+              </w:rPr>
+              <w:tab/>
+            </w:r>
+            <w:r>
+              <w:rPr>
+                <w:noProof/>
+                <w:webHidden/>
+              </w:rPr>
+              <w:fldChar w:fldCharType="begin"/>
+            </w:r>
+            <w:r>
+              <w:rPr>
+                <w:noProof/>
+                <w:webHidden/>
+              </w:rPr>
+              <w:instrText xml:space="preserve"> PAGEREF _Toc226486120 \h </w:instrText>
+            </w:r>
+            <w:r>
+              <w:rPr>
+                <w:noProof/>
+                <w:webHidden/>
+              </w:rPr>
+            </w:r>
+            <w:r>
+              <w:rPr>
+                <w:noProof/>
+                <w:webHidden/>
+              </w:rPr>
+              <w:fldChar w:fldCharType="separate"/>
+            </w:r>
+            <w:r>
+              <w:rPr>
+                <w:noProof/>
+                <w:webHidden/>
+              </w:rPr>
+              <w:t>14</w:t>
+            </w:r>
+            <w:r>
+              <w:rPr>
+                <w:noProof/>
+                <w:webHidden/>
+              </w:rPr>
+              <w:fldChar w:fldCharType="end"/>
+            </w:r>
+          </w:hyperlink>
+        </w:p>
+        <w:p>
+          <w:r>
+            <w:rPr>
+              <w:b/>
+              <w:bCs/>
+              <w:noProof/>
+            </w:rPr>
+            <w:fldChar w:fldCharType="end"/>
+          </w:r>
+        </w:p>
+      </w:sdtContent>
+    </w:sdt>
     <w:p>
       <w:pPr>
+        <w:rPr>
+          <w:rFonts w:ascii="Times New Roman" w:eastAsia="SimSun" w:hAnsi="Times New Roman" w:cs="Times New Roman"/>
+          <w:kern w:val="0"/>
+          <w:sz w:val="28"/>
+          <w:szCs w:val="28"/>
+          <w:lang w:eastAsia="zh-CN"/>
+          <w14:ligatures w14:val="none"/>
+        </w:rPr>
+      </w:pPr>
+    </w:p>
+    <w:p>
+      <w:pPr>
         <w:pStyle w:val="Heading1"/>
         <w:rPr>
           <w:color w:val="auto"/>
         </w:rPr>
       </w:pPr>
+      <w:bookmarkStart w:id="2" w:name="_Toc226486092"/>
       <w:r>
         <w:rPr>
           <w:color w:val="auto"/>
         </w:rPr>
-        <w:lastRenderedPageBreak/>
         <w:t>TABLE OF CONTENT</w:t>
       </w:r>
+      <w:bookmarkEnd w:id="2"/>
     </w:p>
     <w:p>
       <w:pPr>
@@ -4451,42 +6031,23 @@
     <w:p>
       <w:pPr>
         <w:pStyle w:val="Heading1"/>
-        <w:rPr>
-          <w:rFonts w:ascii="Times New Roman" w:hAnsi="Times New Roman" w:cs="Times New Roman"/>
-          <w:b/>
-          <w:bCs/>
-          <w:color w:val="auto"/>
-        </w:rPr>
-      </w:pPr>
-      <w:r>
-        <w:rPr>
-          <w:rFonts w:ascii="Times New Roman" w:hAnsi="Times New Roman" w:cs="Times New Roman"/>
-          <w:b/>
-          <w:bCs/>
-          <w:color w:val="auto"/>
-        </w:rPr>
+      </w:pPr>
+      <w:bookmarkStart w:id="3" w:name="_Toc226486093"/>
+      <w:r>
+        <w:lastRenderedPageBreak/>
         <w:t>CHAPTER 1. THEORETICAL BASIS</w:t>
       </w:r>
+      <w:bookmarkEnd w:id="3"/>
     </w:p>
     <w:p>
       <w:pPr>
         <w:pStyle w:val="Heading2"/>
-        <w:rPr>
-          <w:rFonts w:ascii="Times New Roman" w:hAnsi="Times New Roman" w:cs="Times New Roman"/>
-          <w:b/>
-          <w:bCs/>
-          <w:color w:val="auto"/>
-        </w:rPr>
-      </w:pPr>
-      <w:r>
-        <w:rPr>
-          <w:rFonts w:ascii="Times New Roman" w:hAnsi="Times New Roman" w:cs="Times New Roman"/>
-          <w:b/>
-          <w:bCs/>
-          <w:color w:val="auto"/>
-        </w:rPr>
+      </w:pPr>
+      <w:bookmarkStart w:id="4" w:name="_Toc226486094"/>
+      <w:r>
         <w:t>1.1 Virtual Memory Concept</w:t>
       </w:r>
+      <w:bookmarkEnd w:id="4"/>
     </w:p>
     <w:p>
       <w:pPr>
@@ -4506,7 +6067,6 @@
     </w:p>
     <w:p>
       <w:r>
-        <w:lastRenderedPageBreak/>
         <w:pict w14:anchorId="5A16AEC8">
           <v:rect id="_x0000_i1026" style="width:0;height:1.5pt" o:hralign="center" o:hrstd="t" o:hr="t" fillcolor="#a0a0a0" stroked="f"/>
         </w:pict>
@@ -4515,22 +6075,12 @@
     <w:p>
       <w:pPr>
         <w:pStyle w:val="Heading2"/>
-        <w:rPr>
-          <w:rFonts w:ascii="Times New Roman" w:hAnsi="Times New Roman" w:cs="Times New Roman"/>
-          <w:b/>
-          <w:bCs/>
-          <w:color w:val="auto"/>
-        </w:rPr>
-      </w:pPr>
-      <w:r>
-        <w:rPr>
-          <w:rFonts w:ascii="Times New Roman" w:hAnsi="Times New Roman" w:cs="Times New Roman"/>
-          <w:b/>
-          <w:bCs/>
-          <w:color w:val="auto"/>
-        </w:rPr>
+      </w:pPr>
+      <w:bookmarkStart w:id="5" w:name="_Toc226486095"/>
+      <w:r>
         <w:t>1.2 Page Replacement Algorithms</w:t>
       </w:r>
+      <w:bookmarkEnd w:id="5"/>
     </w:p>
     <w:p>
       <w:pPr>
@@ -4558,15 +6108,7 @@
         <w:jc w:val="left"/>
       </w:pPr>
       <w:r>
-        <w:t xml:space="preserve">FIFO (First </w:t>
-      </w:r>
-      <w:proofErr w:type="gramStart"/>
-      <w:r>
-        <w:t>In</w:t>
-      </w:r>
-      <w:proofErr w:type="gramEnd"/>
-      <w:r>
-        <w:t xml:space="preserve"> First Out) </w:t>
+        <w:t xml:space="preserve">FIFO (First In First Out) </w:t>
       </w:r>
     </w:p>
     <w:p>
@@ -4613,42 +6155,22 @@
     <w:p>
       <w:pPr>
         <w:pStyle w:val="Heading1"/>
-        <w:rPr>
-          <w:rFonts w:ascii="Times New Roman" w:hAnsi="Times New Roman" w:cs="Times New Roman"/>
-          <w:b/>
-          <w:bCs/>
-          <w:color w:val="auto"/>
-        </w:rPr>
-      </w:pPr>
-      <w:r>
-        <w:rPr>
-          <w:rFonts w:ascii="Times New Roman" w:hAnsi="Times New Roman" w:cs="Times New Roman"/>
-          <w:b/>
-          <w:bCs/>
-          <w:color w:val="auto"/>
-        </w:rPr>
+      </w:pPr>
+      <w:bookmarkStart w:id="6" w:name="_Toc226486096"/>
+      <w:r>
         <w:t>CHAPTER 2. ALGORITHM ANALYSIS</w:t>
       </w:r>
+      <w:bookmarkEnd w:id="6"/>
     </w:p>
     <w:p>
       <w:pPr>
         <w:pStyle w:val="Heading2"/>
-        <w:rPr>
-          <w:rFonts w:ascii="Times New Roman" w:hAnsi="Times New Roman" w:cs="Times New Roman"/>
-          <w:b/>
-          <w:bCs/>
-          <w:color w:val="auto"/>
-        </w:rPr>
-      </w:pPr>
-      <w:r>
-        <w:rPr>
-          <w:rFonts w:ascii="Times New Roman" w:hAnsi="Times New Roman" w:cs="Times New Roman"/>
-          <w:b/>
-          <w:bCs/>
-          <w:color w:val="auto"/>
-        </w:rPr>
+      </w:pPr>
+      <w:bookmarkStart w:id="7" w:name="_Toc226486097"/>
+      <w:r>
         <w:t>2.1 FIFO Algorithm</w:t>
       </w:r>
+      <w:bookmarkEnd w:id="7"/>
     </w:p>
     <w:p>
       <w:pPr>
@@ -4736,6 +6258,7 @@
         <w:pStyle w:val="NormalWeb"/>
       </w:pPr>
       <w:r>
+        <w:lastRenderedPageBreak/>
         <w:t>Advantages:</w:t>
       </w:r>
     </w:p>
@@ -6221,22 +7744,12 @@
     <w:p>
       <w:pPr>
         <w:pStyle w:val="Heading2"/>
-        <w:rPr>
-          <w:rFonts w:ascii="Times New Roman" w:hAnsi="Times New Roman" w:cs="Times New Roman"/>
-          <w:b/>
-          <w:bCs/>
-          <w:color w:val="auto"/>
-        </w:rPr>
-      </w:pPr>
-      <w:r>
-        <w:rPr>
-          <w:rFonts w:ascii="Times New Roman" w:hAnsi="Times New Roman" w:cs="Times New Roman"/>
-          <w:b/>
-          <w:bCs/>
-          <w:color w:val="auto"/>
-        </w:rPr>
+      </w:pPr>
+      <w:bookmarkStart w:id="8" w:name="_Toc226486098"/>
+      <w:r>
         <w:t>2.2 LRU Algorithm</w:t>
       </w:r>
+      <w:bookmarkEnd w:id="8"/>
     </w:p>
     <w:p>
       <w:pPr>
@@ -6358,6 +7871,7 @@
         <w:jc w:val="left"/>
       </w:pPr>
       <w:r>
+        <w:lastRenderedPageBreak/>
         <w:t xml:space="preserve">Requires tracking usage </w:t>
       </w:r>
     </w:p>
@@ -7349,7 +8863,6 @@
                 <w:sz w:val="24"/>
                 <w:szCs w:val="24"/>
               </w:rPr>
-              <w:lastRenderedPageBreak/>
               <w:t>6</w:t>
             </w:r>
           </w:p>
@@ -7819,22 +9332,12 @@
     <w:p>
       <w:pPr>
         <w:pStyle w:val="Heading2"/>
-        <w:rPr>
-          <w:rFonts w:ascii="Times New Roman" w:hAnsi="Times New Roman" w:cs="Times New Roman"/>
-          <w:b/>
-          <w:bCs/>
-          <w:color w:val="auto"/>
-        </w:rPr>
-      </w:pPr>
-      <w:r>
-        <w:rPr>
-          <w:rFonts w:ascii="Times New Roman" w:hAnsi="Times New Roman" w:cs="Times New Roman"/>
-          <w:b/>
-          <w:bCs/>
-          <w:color w:val="auto"/>
-        </w:rPr>
+      </w:pPr>
+      <w:bookmarkStart w:id="9" w:name="_Toc226486099"/>
+      <w:r>
         <w:t>2.3 OPT Algorithm</w:t>
       </w:r>
+      <w:bookmarkEnd w:id="9"/>
     </w:p>
     <w:p>
       <w:pPr>
@@ -8191,6 +9694,7 @@
                 <w:sz w:val="24"/>
                 <w:szCs w:val="24"/>
               </w:rPr>
+              <w:lastRenderedPageBreak/>
               <w:t>1</w:t>
             </w:r>
           </w:p>
@@ -9367,7 +10871,6 @@
           <w:sz w:val="24"/>
           <w:szCs w:val="24"/>
         </w:rPr>
-        <w:lastRenderedPageBreak/>
         <w:t>Note:</w:t>
       </w:r>
       <w:r>
@@ -9393,22 +10896,12 @@
     <w:p>
       <w:pPr>
         <w:pStyle w:val="Heading1"/>
-        <w:rPr>
-          <w:rFonts w:ascii="Times New Roman" w:hAnsi="Times New Roman" w:cs="Times New Roman"/>
-          <w:b/>
-          <w:bCs/>
-          <w:color w:val="auto"/>
-        </w:rPr>
-      </w:pPr>
-      <w:r>
-        <w:rPr>
-          <w:rFonts w:ascii="Times New Roman" w:hAnsi="Times New Roman" w:cs="Times New Roman"/>
-          <w:b/>
-          <w:bCs/>
-          <w:color w:val="auto"/>
-        </w:rPr>
+      </w:pPr>
+      <w:bookmarkStart w:id="10" w:name="_Toc226486100"/>
+      <w:r>
         <w:t>CHAPTER 3. COMPARISON OF ALGORITHMS</w:t>
       </w:r>
+      <w:bookmarkEnd w:id="10"/>
     </w:p>
     <w:p>
       <w:pPr>
@@ -9420,6 +10913,7 @@
           <w:color w:val="000000" w:themeColor="text1"/>
         </w:rPr>
       </w:pPr>
+      <w:bookmarkStart w:id="11" w:name="_Toc226486101"/>
       <w:r>
         <w:rPr>
           <w:rFonts w:ascii="Times New Roman" w:hAnsi="Times New Roman" w:cs="Times New Roman"/>
@@ -9436,28 +10930,22 @@
           <w:bCs/>
           <w:color w:val="000000" w:themeColor="text1"/>
         </w:rPr>
-        <w:t xml:space="preserve"> 3.1 Comparison of Theories and Algorithms between FIFO, LRU, and OPT</w:t>
-      </w:r>
+        <w:t xml:space="preserve"> </w:t>
+      </w:r>
+      <w:r>
+        <w:t>3.1 Comparison of Theories and Algorithms between FIFO, LRU, and OPT</w:t>
+      </w:r>
+      <w:bookmarkEnd w:id="11"/>
     </w:p>
     <w:p>
       <w:pPr>
         <w:pStyle w:val="Heading3"/>
-        <w:rPr>
-          <w:rFonts w:ascii="Times New Roman" w:hAnsi="Times New Roman" w:cs="Times New Roman"/>
-          <w:b/>
-          <w:bCs/>
-          <w:color w:val="000000" w:themeColor="text1"/>
-        </w:rPr>
-      </w:pPr>
-      <w:r>
-        <w:rPr>
-          <w:rFonts w:ascii="Times New Roman" w:hAnsi="Times New Roman" w:cs="Times New Roman"/>
-          <w:b/>
-          <w:bCs/>
-          <w:color w:val="000000" w:themeColor="text1"/>
-        </w:rPr>
+      </w:pPr>
+      <w:bookmarkStart w:id="12" w:name="_Toc226486102"/>
+      <w:r>
         <w:t>3.1.1 Explanation of Operation</w:t>
       </w:r>
+      <w:bookmarkEnd w:id="12"/>
     </w:p>
     <w:p>
       <w:pPr>
@@ -9474,25 +10962,7 @@
           <w:bCs/>
           <w:color w:val="000000" w:themeColor="text1"/>
         </w:rPr>
-        <w:t xml:space="preserve">FIFO (First </w:t>
-      </w:r>
-      <w:proofErr w:type="gramStart"/>
-      <w:r>
-        <w:rPr>
-          <w:b/>
-          <w:bCs/>
-          <w:color w:val="000000" w:themeColor="text1"/>
-        </w:rPr>
-        <w:t>In</w:t>
-      </w:r>
-      <w:proofErr w:type="gramEnd"/>
-      <w:r>
-        <w:rPr>
-          <w:b/>
-          <w:bCs/>
-          <w:color w:val="000000" w:themeColor="text1"/>
-        </w:rPr>
-        <w:t xml:space="preserve"> First Out): The page that enters memory first will be replaced first. This algorithm uses a queue structure to track page order. It is simple but may replace frequently used pages.</w:t>
+        <w:t>FIFO (First In First Out): The page that enters memory first will be replaced first. This algorithm uses a queue structure to track page order. It is simple but may replace frequently used pages.</w:t>
       </w:r>
     </w:p>
     <w:p>
@@ -9838,6 +11308,7 @@
                       <w:sz w:val="24"/>
                       <w:szCs w:val="24"/>
                     </w:rPr>
+                    <w:lastRenderedPageBreak/>
                     <w:t>Replacement rule</w:t>
                   </w:r>
                 </w:p>
@@ -11132,7 +12603,6 @@
                       <w:sz w:val="24"/>
                       <w:szCs w:val="24"/>
                     </w:rPr>
-                    <w:lastRenderedPageBreak/>
                     <w:t>Overhead</w:t>
                   </w:r>
                 </w:p>
@@ -11353,23 +12823,13 @@
     </w:p>
     <w:p>
       <w:pPr>
-        <w:pStyle w:val="Heading2"/>
-        <w:rPr>
-          <w:rFonts w:ascii="Times New Roman" w:hAnsi="Times New Roman" w:cs="Times New Roman"/>
-          <w:b/>
-          <w:bCs/>
-          <w:color w:val="auto"/>
-        </w:rPr>
-      </w:pPr>
-      <w:r>
-        <w:rPr>
-          <w:rFonts w:ascii="Times New Roman" w:hAnsi="Times New Roman" w:cs="Times New Roman"/>
-          <w:b/>
-          <w:bCs/>
-          <w:color w:val="auto"/>
-        </w:rPr>
+        <w:pStyle w:val="Heading3"/>
+      </w:pPr>
+      <w:bookmarkStart w:id="13" w:name="_Toc226486103"/>
+      <w:r>
         <w:t>3.1.2 Advantages and Disadvantages</w:t>
       </w:r>
+      <w:bookmarkEnd w:id="13"/>
     </w:p>
     <w:p>
       <w:pPr>
@@ -11381,6 +12841,7 @@
           <w:color w:val="auto"/>
         </w:rPr>
       </w:pPr>
+      <w:bookmarkStart w:id="14" w:name="_Toc226486104"/>
       <w:r>
         <w:rPr>
           <w:rFonts w:ascii="Times New Roman" w:hAnsi="Times New Roman" w:cs="Times New Roman"/>
@@ -11390,6 +12851,7 @@
         </w:rPr>
         <w:t>Table 3.2 Advantages and Disadvantages</w:t>
       </w:r>
+      <w:bookmarkEnd w:id="14"/>
     </w:p>
     <w:tbl>
       <w:tblPr>
@@ -12007,51 +13469,23 @@
     <w:p/>
     <w:p>
       <w:pPr>
-        <w:pStyle w:val="Heading1"/>
-        <w:rPr>
-          <w:rFonts w:ascii="Times New Roman" w:hAnsi="Times New Roman" w:cs="Times New Roman"/>
-          <w:b/>
-          <w:bCs/>
-          <w:color w:val="auto"/>
-          <w:sz w:val="32"/>
-          <w:szCs w:val="32"/>
-        </w:rPr>
-      </w:pPr>
-      <w:r>
-        <w:rPr>
-          <w:rFonts w:ascii="Times New Roman" w:hAnsi="Times New Roman" w:cs="Times New Roman"/>
-          <w:b/>
-          <w:bCs/>
-          <w:color w:val="auto"/>
-          <w:sz w:val="32"/>
-          <w:szCs w:val="32"/>
-        </w:rPr>
+        <w:pStyle w:val="Heading2"/>
+      </w:pPr>
+      <w:bookmarkStart w:id="15" w:name="_Toc226486105"/>
+      <w:r>
         <w:t>3.2 Practical Comparison and Suitability between FIFO, LRU, and OPT</w:t>
       </w:r>
+      <w:bookmarkEnd w:id="15"/>
     </w:p>
     <w:p>
       <w:pPr>
-        <w:pStyle w:val="Heading2"/>
-        <w:rPr>
-          <w:rFonts w:ascii="Times New Roman" w:hAnsi="Times New Roman" w:cs="Times New Roman"/>
-          <w:b/>
-          <w:bCs/>
-          <w:color w:val="auto"/>
-          <w:sz w:val="28"/>
-          <w:szCs w:val="28"/>
-        </w:rPr>
-      </w:pPr>
-      <w:r>
-        <w:rPr>
-          <w:rFonts w:ascii="Times New Roman" w:hAnsi="Times New Roman" w:cs="Times New Roman"/>
-          <w:b/>
-          <w:bCs/>
-          <w:color w:val="auto"/>
-          <w:sz w:val="28"/>
-          <w:szCs w:val="28"/>
-        </w:rPr>
+        <w:pStyle w:val="Heading3"/>
+      </w:pPr>
+      <w:bookmarkStart w:id="16" w:name="_Toc226486106"/>
+      <w:r>
         <w:t>3.2.1 Practical Evaluation and Suitability</w:t>
       </w:r>
+      <w:bookmarkEnd w:id="16"/>
     </w:p>
     <w:p>
       <w:pPr>
@@ -12063,6 +13497,7 @@
           <w:color w:val="auto"/>
         </w:rPr>
       </w:pPr>
+      <w:bookmarkStart w:id="17" w:name="_Toc226486107"/>
       <w:r>
         <w:rPr>
           <w:rFonts w:ascii="Times New Roman" w:hAnsi="Times New Roman" w:cs="Times New Roman"/>
@@ -12072,6 +13507,7 @@
         </w:rPr>
         <w:t>When LRU Performs Better than FIFO and OPT</w:t>
       </w:r>
+      <w:bookmarkEnd w:id="17"/>
     </w:p>
     <w:p>
       <w:pPr>
@@ -12119,6 +13555,7 @@
           <w:b/>
           <w:bCs/>
         </w:rPr>
+        <w:lastRenderedPageBreak/>
         <w:pict w14:anchorId="28D11328">
           <v:rect id="_x0000_i1031" style="width:0;height:1.5pt" o:hralign="center" o:hrstd="t" o:hr="t" fillcolor="#a0a0a0" stroked="f"/>
         </w:pict>
@@ -12134,6 +13571,7 @@
           <w:color w:val="auto"/>
         </w:rPr>
       </w:pPr>
+      <w:bookmarkStart w:id="18" w:name="_Toc226486108"/>
       <w:r>
         <w:rPr>
           <w:rFonts w:ascii="Times New Roman" w:hAnsi="Times New Roman" w:cs="Times New Roman"/>
@@ -12143,6 +13581,7 @@
         </w:rPr>
         <w:t>When FIFO Performs Better than LRU and OPT</w:t>
       </w:r>
+      <w:bookmarkEnd w:id="18"/>
     </w:p>
     <w:p>
       <w:pPr>
@@ -12189,6 +13628,7 @@
           <w:color w:val="auto"/>
         </w:rPr>
       </w:pPr>
+      <w:bookmarkStart w:id="19" w:name="_Toc226486109"/>
       <w:r>
         <w:rPr>
           <w:rFonts w:ascii="Times New Roman" w:hAnsi="Times New Roman" w:cs="Times New Roman"/>
@@ -12196,9 +13636,9 @@
           <w:bCs/>
           <w:color w:val="auto"/>
         </w:rPr>
-        <w:lastRenderedPageBreak/>
         <w:t>When OPT Performs Better than FIFO and LRU</w:t>
       </w:r>
+      <w:bookmarkEnd w:id="19"/>
     </w:p>
     <w:p>
       <w:pPr>
@@ -12237,27 +13677,13 @@
     </w:p>
     <w:p>
       <w:pPr>
-        <w:pStyle w:val="Heading2"/>
-        <w:rPr>
-          <w:rFonts w:ascii="Times New Roman" w:hAnsi="Times New Roman" w:cs="Times New Roman"/>
-          <w:b/>
-          <w:bCs/>
-          <w:color w:val="auto"/>
-          <w:sz w:val="28"/>
-          <w:szCs w:val="28"/>
-        </w:rPr>
-      </w:pPr>
-      <w:r>
-        <w:rPr>
-          <w:rFonts w:ascii="Times New Roman" w:hAnsi="Times New Roman" w:cs="Times New Roman"/>
-          <w:b/>
-          <w:bCs/>
-          <w:color w:val="auto"/>
-          <w:sz w:val="28"/>
-          <w:szCs w:val="28"/>
-        </w:rPr>
+        <w:pStyle w:val="Heading3"/>
+      </w:pPr>
+      <w:bookmarkStart w:id="20" w:name="_Toc226486110"/>
+      <w:r>
         <w:t>3.2.2 Analysis of Suitability for Each System Type</w:t>
       </w:r>
+      <w:bookmarkEnd w:id="20"/>
     </w:p>
     <w:p>
       <w:pPr>
@@ -12269,6 +13695,7 @@
           <w:color w:val="auto"/>
         </w:rPr>
       </w:pPr>
+      <w:bookmarkStart w:id="21" w:name="_Toc226486111"/>
       <w:r>
         <w:rPr>
           <w:rFonts w:ascii="Times New Roman" w:hAnsi="Times New Roman" w:cs="Times New Roman"/>
@@ -12278,6 +13705,7 @@
         </w:rPr>
         <w:t>Table 3.3 Suitability of algorithms</w:t>
       </w:r>
+      <w:bookmarkEnd w:id="21"/>
     </w:p>
     <w:tbl>
       <w:tblPr>
@@ -12517,13 +13945,8 @@
             <w:pPr>
               <w:pStyle w:val="NormalWeb"/>
             </w:pPr>
-            <w:proofErr w:type="gramStart"/>
-            <w:r>
-              <w:t>FIFO,LRU</w:t>
-            </w:r>
-            <w:proofErr w:type="gramEnd"/>
-            <w:r>
-              <w:t>,OPT</w:t>
+            <w:r>
+              <w:t>FIFO,LRU,OPT</w:t>
             </w:r>
           </w:p>
         </w:tc>
@@ -12567,466 +13990,1703 @@
     <w:p>
       <w:pPr>
         <w:pStyle w:val="Heading1"/>
-        <w:rPr>
-          <w:rFonts w:ascii="Times New Roman" w:hAnsi="Times New Roman" w:cs="Times New Roman"/>
-          <w:b/>
-          <w:bCs/>
-          <w:color w:val="auto"/>
-        </w:rPr>
-      </w:pPr>
-      <w:r>
-        <w:rPr>
-          <w:rFonts w:ascii="Times New Roman" w:hAnsi="Times New Roman" w:cs="Times New Roman"/>
-          <w:b/>
-          <w:bCs/>
-          <w:color w:val="auto"/>
-        </w:rPr>
+        <w:jc w:val="left"/>
+      </w:pPr>
+      <w:bookmarkStart w:id="22" w:name="_Toc226486112"/>
+      <w:r>
         <w:t>CHAPTER</w:t>
       </w:r>
       <w:r>
-        <w:rPr>
-          <w:rFonts w:ascii="Times New Roman" w:hAnsi="Times New Roman" w:cs="Times New Roman"/>
-          <w:b/>
-          <w:bCs/>
-          <w:color w:val="auto"/>
-        </w:rPr>
         <w:t xml:space="preserve"> </w:t>
       </w:r>
       <w:r>
-        <w:rPr>
-          <w:rFonts w:ascii="Times New Roman" w:hAnsi="Times New Roman" w:cs="Times New Roman"/>
-          <w:b/>
-          <w:bCs/>
-          <w:color w:val="auto"/>
-        </w:rPr>
+        <w:t xml:space="preserve"> </w:t>
+      </w:r>
+      <w:r>
+        <w:t>4.</w:t>
+      </w:r>
+      <w:r>
+        <w:t xml:space="preserve"> </w:t>
+      </w:r>
+      <w:r>
+        <w:t>APPLICATION</w:t>
+      </w:r>
+      <w:r>
+        <w:t xml:space="preserve"> </w:t>
+      </w:r>
+      <w:r>
         <w:tab/>
       </w:r>
       <w:r>
-        <w:rPr>
-          <w:rFonts w:ascii="Times New Roman" w:hAnsi="Times New Roman" w:cs="Times New Roman"/>
-          <w:b/>
-          <w:bCs/>
-          <w:color w:val="auto"/>
-        </w:rPr>
-        <w:t>4.</w:t>
-      </w:r>
-      <w:r>
-        <w:rPr>
-          <w:rFonts w:ascii="Times New Roman" w:hAnsi="Times New Roman" w:cs="Times New Roman"/>
-          <w:b/>
-          <w:bCs/>
-          <w:color w:val="auto"/>
-        </w:rPr>
-        <w:t xml:space="preserve"> </w:t>
-      </w:r>
-      <w:r>
-        <w:rPr>
-          <w:rFonts w:ascii="Times New Roman" w:hAnsi="Times New Roman" w:cs="Times New Roman"/>
-          <w:b/>
-          <w:bCs/>
-          <w:color w:val="auto"/>
-        </w:rPr>
-        <w:t>APPLICATION</w:t>
-      </w:r>
-      <w:r>
-        <w:rPr>
-          <w:rFonts w:ascii="Times New Roman" w:hAnsi="Times New Roman" w:cs="Times New Roman"/>
-          <w:b/>
-          <w:bCs/>
-          <w:color w:val="auto"/>
-        </w:rPr>
-        <w:t xml:space="preserve"> </w:t>
-      </w:r>
-      <w:r>
-        <w:rPr>
-          <w:rFonts w:ascii="Times New Roman" w:hAnsi="Times New Roman" w:cs="Times New Roman"/>
-          <w:b/>
-          <w:bCs/>
-          <w:color w:val="auto"/>
-        </w:rPr>
-        <w:tab/>
-      </w:r>
-      <w:r>
-        <w:rPr>
-          <w:rFonts w:ascii="Times New Roman" w:hAnsi="Times New Roman" w:cs="Times New Roman"/>
-          <w:b/>
-          <w:bCs/>
-          <w:color w:val="auto"/>
-        </w:rPr>
         <w:t>AND IMPLEMENTATION</w:t>
       </w:r>
+      <w:bookmarkEnd w:id="22"/>
     </w:p>
     <w:p>
       <w:pPr>
         <w:pStyle w:val="Heading2"/>
-        <w:rPr>
-          <w:rFonts w:ascii="Times New Roman" w:hAnsi="Times New Roman" w:cs="Times New Roman"/>
-          <w:b/>
-          <w:bCs/>
-          <w:color w:val="auto"/>
-        </w:rPr>
-      </w:pPr>
-      <w:r>
-        <w:rPr>
-          <w:rFonts w:ascii="Times New Roman" w:hAnsi="Times New Roman" w:cs="Times New Roman"/>
-          <w:b/>
-          <w:bCs/>
-          <w:color w:val="auto"/>
-        </w:rPr>
+      </w:pPr>
+      <w:bookmarkStart w:id="23" w:name="_Toc226486113"/>
+      <w:r>
         <w:t>4.1 Input</w:t>
       </w:r>
+      <w:r>
+        <w:t xml:space="preserve"> Data</w:t>
+      </w:r>
+      <w:bookmarkEnd w:id="23"/>
     </w:p>
     <w:p>
       <w:pPr>
-        <w:pStyle w:val="NormalWeb"/>
-      </w:pPr>
-      <w:r>
-        <w:t>Reference string example:</w:t>
+        <w:spacing w:before="100" w:beforeAutospacing="1" w:after="100" w:afterAutospacing="1" w:line="240" w:lineRule="auto"/>
+        <w:jc w:val="left"/>
+        <w:rPr>
+          <w:rFonts w:ascii="Times New Roman" w:eastAsia="Times New Roman" w:hAnsi="Times New Roman" w:cs="Times New Roman"/>
+          <w:b/>
+          <w:bCs/>
+          <w:kern w:val="0"/>
+          <w:sz w:val="24"/>
+          <w:szCs w:val="24"/>
+          <w14:ligatures w14:val="none"/>
+        </w:rPr>
+      </w:pPr>
+      <w:r>
+        <w:rPr>
+          <w:rFonts w:ascii="Times New Roman" w:eastAsia="Times New Roman" w:hAnsi="Times New Roman" w:cs="Times New Roman"/>
+          <w:b/>
+          <w:bCs/>
+          <w:kern w:val="0"/>
+          <w:sz w:val="24"/>
+          <w:szCs w:val="24"/>
+          <w14:ligatures w14:val="none"/>
+        </w:rPr>
+        <w:t>The program reads input from a CSV file containing frame size and reference string.</w:t>
       </w:r>
     </w:p>
     <w:p>
       <w:pPr>
-        <w:pStyle w:val="NormalWeb"/>
-      </w:pPr>
-      <w:r>
-        <w:t>7, 0, 1, 2, 0, 3, 0, 4, 2, 3, 0, 3, 2</w:t>
+        <w:spacing w:before="100" w:beforeAutospacing="1" w:after="100" w:afterAutospacing="1" w:line="240" w:lineRule="auto"/>
+        <w:jc w:val="left"/>
+        <w:rPr>
+          <w:rFonts w:ascii="Times New Roman" w:eastAsia="Times New Roman" w:hAnsi="Times New Roman" w:cs="Times New Roman"/>
+          <w:b/>
+          <w:bCs/>
+          <w:kern w:val="0"/>
+          <w:sz w:val="24"/>
+          <w:szCs w:val="24"/>
+          <w14:ligatures w14:val="none"/>
+        </w:rPr>
+      </w:pPr>
+      <w:r>
+        <w:rPr>
+          <w:rFonts w:ascii="Times New Roman" w:eastAsia="Times New Roman" w:hAnsi="Times New Roman" w:cs="Times New Roman"/>
+          <w:b/>
+          <w:bCs/>
+          <w:kern w:val="0"/>
+          <w:sz w:val="24"/>
+          <w:szCs w:val="24"/>
+          <w14:ligatures w14:val="none"/>
+        </w:rPr>
+        <w:t>Example input:</w:t>
       </w:r>
     </w:p>
     <w:p>
       <w:pPr>
-        <w:pStyle w:val="NormalWeb"/>
-      </w:pPr>
-      <w:r>
+        <w:spacing w:before="100" w:beforeAutospacing="1" w:after="100" w:afterAutospacing="1" w:line="240" w:lineRule="auto"/>
+        <w:jc w:val="left"/>
+        <w:rPr>
+          <w:rFonts w:ascii="Times New Roman" w:eastAsia="Times New Roman" w:hAnsi="Times New Roman" w:cs="Times New Roman"/>
+          <w:b/>
+          <w:bCs/>
+          <w:kern w:val="0"/>
+          <w:sz w:val="24"/>
+          <w:szCs w:val="24"/>
+          <w14:ligatures w14:val="none"/>
+        </w:rPr>
+      </w:pPr>
+      <w:r>
+        <w:rPr>
+          <w:rFonts w:ascii="Times New Roman" w:eastAsia="Times New Roman" w:hAnsi="Times New Roman" w:cs="Times New Roman"/>
+          <w:b/>
+          <w:bCs/>
+          <w:kern w:val="0"/>
+          <w:sz w:val="24"/>
+          <w:szCs w:val="24"/>
+          <w14:ligatures w14:val="none"/>
+        </w:rPr>
+        <w:lastRenderedPageBreak/>
         <w:t>Frame size: 3</w:t>
+      </w:r>
+      <w:r>
+        <w:rPr>
+          <w:rFonts w:ascii="Times New Roman" w:eastAsia="Times New Roman" w:hAnsi="Times New Roman" w:cs="Times New Roman"/>
+          <w:b/>
+          <w:bCs/>
+          <w:kern w:val="0"/>
+          <w:sz w:val="24"/>
+          <w:szCs w:val="24"/>
+          <w14:ligatures w14:val="none"/>
+        </w:rPr>
+        <w:br/>
+        <w:t>Reference string:</w:t>
+      </w:r>
+      <w:r>
+        <w:rPr>
+          <w:rFonts w:ascii="Times New Roman" w:eastAsia="Times New Roman" w:hAnsi="Times New Roman" w:cs="Times New Roman"/>
+          <w:b/>
+          <w:bCs/>
+          <w:kern w:val="0"/>
+          <w:sz w:val="24"/>
+          <w:szCs w:val="24"/>
+          <w14:ligatures w14:val="none"/>
+        </w:rPr>
+        <w:br/>
+        <w:t>7, 0, 1, 2, 0, 3, 0, 4, 2, 3, 0, 3, 2, 1, 2, 0, 1, 7, 0, 1</w:t>
       </w:r>
     </w:p>
     <w:p>
       <w:pPr>
-        <w:pStyle w:val="NormalWeb"/>
-      </w:pPr>
-      <w:r>
-        <w:t>The application reads input from CSV file.</w:t>
+        <w:spacing w:before="100" w:beforeAutospacing="1" w:after="100" w:afterAutospacing="1" w:line="240" w:lineRule="auto"/>
+        <w:jc w:val="left"/>
+        <w:rPr>
+          <w:rFonts w:ascii="Times New Roman" w:eastAsia="Times New Roman" w:hAnsi="Times New Roman" w:cs="Times New Roman"/>
+          <w:b/>
+          <w:bCs/>
+          <w:kern w:val="0"/>
+          <w:sz w:val="24"/>
+          <w:szCs w:val="24"/>
+          <w14:ligatures w14:val="none"/>
+        </w:rPr>
+      </w:pPr>
+      <w:r>
+        <w:rPr>
+          <w:rFonts w:ascii="Times New Roman" w:eastAsia="Times New Roman" w:hAnsi="Times New Roman" w:cs="Times New Roman"/>
+          <w:b/>
+          <w:bCs/>
+          <w:kern w:val="0"/>
+          <w:sz w:val="24"/>
+          <w:szCs w:val="24"/>
+          <w14:ligatures w14:val="none"/>
+        </w:rPr>
+        <w:t>The input is used to simulate FIFO, LRU and OPT algorithms.</w:t>
       </w:r>
     </w:p>
     <w:p>
       <w:pPr>
-        <w:rPr>
-          <w:rFonts w:ascii="Times New Roman" w:hAnsi="Times New Roman" w:cs="Times New Roman"/>
-        </w:rPr>
-      </w:pPr>
-      <w:r>
-        <w:rPr>
-          <w:rFonts w:ascii="Times New Roman" w:hAnsi="Times New Roman" w:cs="Times New Roman"/>
-        </w:rPr>
-        <w:pict w14:anchorId="37798AD6">
-          <v:rect id="_x0000_i1035" style="width:0;height:1.5pt" o:hralign="center" o:hrstd="t" o:hr="t" fillcolor="#a0a0a0" stroked="f"/>
-        </w:pict>
-      </w:r>
+        <w:spacing w:before="100" w:beforeAutospacing="1" w:after="100" w:afterAutospacing="1" w:line="240" w:lineRule="auto"/>
+        <w:jc w:val="left"/>
+        <w:rPr>
+          <w:rFonts w:ascii="Times New Roman" w:eastAsia="Times New Roman" w:hAnsi="Times New Roman" w:cs="Times New Roman"/>
+          <w:b/>
+          <w:bCs/>
+          <w:kern w:val="0"/>
+          <w:sz w:val="24"/>
+          <w:szCs w:val="24"/>
+          <w14:ligatures w14:val="none"/>
+        </w:rPr>
+      </w:pPr>
     </w:p>
     <w:p>
       <w:pPr>
-        <w:pStyle w:val="Heading2"/>
-        <w:rPr>
-          <w:rFonts w:ascii="Times New Roman" w:hAnsi="Times New Roman" w:cs="Times New Roman"/>
-          <w:b/>
-          <w:bCs/>
-          <w:color w:val="auto"/>
-        </w:rPr>
-      </w:pPr>
-      <w:r>
-        <w:rPr>
-          <w:rFonts w:ascii="Times New Roman" w:hAnsi="Times New Roman" w:cs="Times New Roman"/>
-          <w:b/>
-          <w:bCs/>
-          <w:color w:val="auto"/>
-        </w:rPr>
-        <w:lastRenderedPageBreak/>
-        <w:t>4.2 Output</w:t>
+        <w:spacing w:before="100" w:beforeAutospacing="1" w:after="100" w:afterAutospacing="1" w:line="240" w:lineRule="auto"/>
+        <w:jc w:val="left"/>
+        <w:rPr>
+          <w:rFonts w:ascii="Times New Roman" w:eastAsia="Times New Roman" w:hAnsi="Times New Roman" w:cs="Times New Roman"/>
+          <w:b/>
+          <w:bCs/>
+          <w:kern w:val="0"/>
+          <w:sz w:val="24"/>
+          <w:szCs w:val="24"/>
+          <w14:ligatures w14:val="none"/>
+        </w:rPr>
+      </w:pPr>
+      <w:r>
+        <w:rPr>
+          <w:rFonts w:ascii="Times New Roman" w:eastAsia="Times New Roman" w:hAnsi="Times New Roman" w:cs="Times New Roman"/>
+          <w:b/>
+          <w:bCs/>
+          <w:noProof/>
+          <w:kern w:val="0"/>
+          <w:sz w:val="24"/>
+          <w:szCs w:val="24"/>
+        </w:rPr>
+        <w:drawing>
+          <wp:inline distT="0" distB="0" distL="0" distR="0" wp14:anchorId="05C79E5A" wp14:editId="45005FF1">
+            <wp:extent cx="5758180" cy="1144270"/>
+            <wp:effectExtent l="0" t="0" r="0" b="0"/>
+            <wp:docPr id="1" name="Picture 1"/>
+            <wp:cNvGraphicFramePr>
+              <a:graphicFrameLocks xmlns:a="http://schemas.openxmlformats.org/drawingml/2006/main" noChangeAspect="1"/>
+            </wp:cNvGraphicFramePr>
+            <a:graphic xmlns:a="http://schemas.openxmlformats.org/drawingml/2006/main">
+              <a:graphicData uri="http://schemas.openxmlformats.org/drawingml/2006/picture">
+                <pic:pic xmlns:pic="http://schemas.openxmlformats.org/drawingml/2006/picture">
+                  <pic:nvPicPr>
+                    <pic:cNvPr id="1" name="Picture 1"/>
+                    <pic:cNvPicPr/>
+                  </pic:nvPicPr>
+                  <pic:blipFill>
+                    <a:blip r:embed="rId9">
+                      <a:extLst>
+                        <a:ext uri="{28A0092B-C50C-407E-A947-70E740481C1C}">
+                          <a14:useLocalDpi xmlns:a14="http://schemas.microsoft.com/office/drawing/2010/main" val="0"/>
+                        </a:ext>
+                      </a:extLst>
+                    </a:blip>
+                    <a:stretch>
+                      <a:fillRect/>
+                    </a:stretch>
+                  </pic:blipFill>
+                  <pic:spPr>
+                    <a:xfrm>
+                      <a:off x="0" y="0"/>
+                      <a:ext cx="5758180" cy="1144270"/>
+                    </a:xfrm>
+                    <a:prstGeom prst="rect">
+                      <a:avLst/>
+                    </a:prstGeom>
+                  </pic:spPr>
+                </pic:pic>
+              </a:graphicData>
+            </a:graphic>
+          </wp:inline>
+        </w:drawing>
       </w:r>
     </w:p>
     <w:p>
       <w:pPr>
-        <w:pStyle w:val="NormalWeb"/>
-      </w:pPr>
-      <w:r>
-        <w:t>The program display</w:t>
-      </w:r>
-      <w:r>
-        <w:t>s:</w:t>
-      </w:r>
+        <w:spacing w:before="100" w:beforeAutospacing="1" w:after="100" w:afterAutospacing="1" w:line="240" w:lineRule="auto"/>
+        <w:jc w:val="left"/>
+        <w:rPr>
+          <w:rFonts w:ascii="Times New Roman" w:eastAsia="Times New Roman" w:hAnsi="Times New Roman" w:cs="Times New Roman"/>
+          <w:b/>
+          <w:bCs/>
+          <w:kern w:val="0"/>
+          <w:sz w:val="24"/>
+          <w:szCs w:val="24"/>
+          <w14:ligatures w14:val="none"/>
+        </w:rPr>
+      </w:pPr>
     </w:p>
     <w:p>
       <w:pPr>
-        <w:numPr>
-          <w:ilvl w:val="0"/>
-          <w:numId w:val="44"/>
-        </w:numPr>
+        <w:pStyle w:val="Heading2"/>
+      </w:pPr>
+      <w:bookmarkStart w:id="24" w:name="_Toc226486114"/>
+      <w:r>
+        <w:t>4.2 FIFO Algorithm Result</w:t>
+      </w:r>
+      <w:bookmarkEnd w:id="24"/>
+    </w:p>
+    <w:p>
+      <w:pPr>
+        <w:pStyle w:val="NormalWeb"/>
+        <w:jc w:val="left"/>
+        <w:rPr>
+          <w:b/>
+          <w:bCs/>
+        </w:rPr>
+      </w:pPr>
+      <w:r>
+        <w:rPr>
+          <w:b/>
+          <w:bCs/>
+        </w:rPr>
+        <w:t>The FIFO algorithm replaces the oldest page in memory.</w:t>
+      </w:r>
+      <w:r>
+        <w:rPr>
+          <w:b/>
+          <w:bCs/>
+        </w:rPr>
+        <w:br/>
+        <w:t>Pages are loaded sequentially and the first page inserted is removed first.</w:t>
+      </w:r>
+    </w:p>
+    <w:p>
+      <w:pPr>
+        <w:pStyle w:val="NormalWeb"/>
+        <w:rPr>
+          <w:b/>
+          <w:bCs/>
+        </w:rPr>
+      </w:pPr>
+      <w:r>
+        <w:rPr>
+          <w:b/>
+          <w:bCs/>
+        </w:rPr>
+        <w:t>From the simulation:</w:t>
+      </w:r>
+    </w:p>
+    <w:p>
+      <w:pPr>
+        <w:pStyle w:val="NormalWeb"/>
+        <w:jc w:val="left"/>
+        <w:rPr>
+          <w:b/>
+          <w:bCs/>
+        </w:rPr>
+      </w:pPr>
+      <w:r>
+        <w:rPr>
+          <w:b/>
+          <w:bCs/>
+        </w:rPr>
+        <w:t>Total</w:t>
+      </w:r>
+      <w:r>
+        <w:rPr>
+          <w:b/>
+          <w:bCs/>
+        </w:rPr>
+        <w:tab/>
+      </w:r>
+      <w:r>
+        <w:rPr>
+          <w:b/>
+          <w:bCs/>
+        </w:rPr>
+        <w:t>Page</w:t>
+      </w:r>
+      <w:r>
+        <w:rPr>
+          <w:b/>
+          <w:bCs/>
+        </w:rPr>
+        <w:tab/>
+      </w:r>
+      <w:r>
+        <w:rPr>
+          <w:b/>
+          <w:bCs/>
+        </w:rPr>
+        <w:t>Requests:</w:t>
+      </w:r>
+      <w:r>
+        <w:rPr>
+          <w:b/>
+          <w:bCs/>
+        </w:rPr>
+        <w:t xml:space="preserve"> </w:t>
+      </w:r>
+      <w:r>
+        <w:rPr>
+          <w:b/>
+          <w:bCs/>
+        </w:rPr>
+        <w:t>20</w:t>
+      </w:r>
+      <w:r>
+        <w:rPr>
+          <w:b/>
+          <w:bCs/>
+        </w:rPr>
+        <w:br/>
+        <w:t>Total Page Faults: 15</w:t>
+      </w:r>
+      <w:r>
+        <w:rPr>
+          <w:b/>
+          <w:bCs/>
+        </w:rPr>
+        <w:br/>
+        <w:t>Page Hits: 5</w:t>
+      </w:r>
+      <w:r>
+        <w:rPr>
+          <w:b/>
+          <w:bCs/>
+        </w:rPr>
+        <w:br/>
+        <w:t>Hit Ratio: 25%</w:t>
+      </w:r>
+      <w:r>
+        <w:rPr>
+          <w:b/>
+          <w:bCs/>
+        </w:rPr>
+        <w:br/>
+        <w:t>Fault Ratio: 75%</w:t>
+      </w:r>
+    </w:p>
+    <w:p>
+      <w:pPr>
+        <w:pStyle w:val="NormalWeb"/>
+        <w:jc w:val="left"/>
+        <w:rPr>
+          <w:b/>
+          <w:bCs/>
+        </w:rPr>
+      </w:pPr>
+      <w:r>
+        <w:rPr>
+          <w:b/>
+          <w:bCs/>
+        </w:rPr>
+        <w:t>FIFO produces the highest page fault rate among the three algorithms.</w:t>
+      </w:r>
+    </w:p>
+    <w:p>
+      <w:pPr>
+        <w:pStyle w:val="NormalWeb"/>
+        <w:jc w:val="left"/>
+        <w:rPr>
+          <w:b/>
+          <w:bCs/>
+        </w:rPr>
+      </w:pPr>
+      <w:r>
+        <w:rPr>
+          <w:b/>
+          <w:bCs/>
+          <w:noProof/>
+          <w14:ligatures w14:val="standardContextual"/>
+        </w:rPr>
+        <w:drawing>
+          <wp:inline distT="0" distB="0" distL="0" distR="0" wp14:anchorId="639360B6" wp14:editId="7983A788">
+            <wp:extent cx="5758180" cy="2260600"/>
+            <wp:effectExtent l="0" t="0" r="0" b="6350"/>
+            <wp:docPr id="3" name="Picture 3"/>
+            <wp:cNvGraphicFramePr>
+              <a:graphicFrameLocks xmlns:a="http://schemas.openxmlformats.org/drawingml/2006/main" noChangeAspect="1"/>
+            </wp:cNvGraphicFramePr>
+            <a:graphic xmlns:a="http://schemas.openxmlformats.org/drawingml/2006/main">
+              <a:graphicData uri="http://schemas.openxmlformats.org/drawingml/2006/picture">
+                <pic:pic xmlns:pic="http://schemas.openxmlformats.org/drawingml/2006/picture">
+                  <pic:nvPicPr>
+                    <pic:cNvPr id="3" name="Picture 3"/>
+                    <pic:cNvPicPr/>
+                  </pic:nvPicPr>
+                  <pic:blipFill>
+                    <a:blip r:embed="rId10" cstate="print">
+                      <a:extLst>
+                        <a:ext uri="{28A0092B-C50C-407E-A947-70E740481C1C}">
+                          <a14:useLocalDpi xmlns:a14="http://schemas.microsoft.com/office/drawing/2010/main" val="0"/>
+                        </a:ext>
+                      </a:extLst>
+                    </a:blip>
+                    <a:stretch>
+                      <a:fillRect/>
+                    </a:stretch>
+                  </pic:blipFill>
+                  <pic:spPr>
+                    <a:xfrm>
+                      <a:off x="0" y="0"/>
+                      <a:ext cx="5758180" cy="2260600"/>
+                    </a:xfrm>
+                    <a:prstGeom prst="rect">
+                      <a:avLst/>
+                    </a:prstGeom>
+                  </pic:spPr>
+                </pic:pic>
+              </a:graphicData>
+            </a:graphic>
+          </wp:inline>
+        </w:drawing>
+      </w:r>
+    </w:p>
+    <w:p>
+      <w:pPr>
+        <w:pStyle w:val="NormalWeb"/>
+        <w:jc w:val="left"/>
+        <w:rPr>
+          <w:b/>
+          <w:bCs/>
+        </w:rPr>
+      </w:pPr>
+    </w:p>
+    <w:p>
+      <w:pPr>
+        <w:pStyle w:val="NormalWeb"/>
+        <w:jc w:val="left"/>
+        <w:rPr>
+          <w:b/>
+          <w:bCs/>
+        </w:rPr>
+      </w:pPr>
+    </w:p>
+    <w:p>
+      <w:pPr>
+        <w:pStyle w:val="NormalWeb"/>
+        <w:jc w:val="left"/>
+        <w:rPr>
+          <w:b/>
+          <w:bCs/>
+        </w:rPr>
+      </w:pPr>
+    </w:p>
+    <w:p>
+      <w:pPr>
+        <w:pStyle w:val="NormalWeb"/>
+        <w:jc w:val="left"/>
+        <w:rPr>
+          <w:b/>
+          <w:bCs/>
+        </w:rPr>
+      </w:pPr>
+    </w:p>
+    <w:p>
+      <w:pPr>
+        <w:pStyle w:val="NormalWeb"/>
+        <w:jc w:val="left"/>
+        <w:rPr>
+          <w:b/>
+          <w:bCs/>
+        </w:rPr>
+      </w:pPr>
+    </w:p>
+    <w:p>
+      <w:pPr>
+        <w:pStyle w:val="Heading2"/>
+      </w:pPr>
+      <w:bookmarkStart w:id="25" w:name="_Toc226486115"/>
+      <w:r>
+        <w:t>4</w:t>
+      </w:r>
+      <w:r>
+        <w:t>.3 LRU Algorithm Result</w:t>
+      </w:r>
+      <w:bookmarkEnd w:id="25"/>
+    </w:p>
+    <w:p>
+      <w:pPr>
+        <w:pStyle w:val="NormalWeb"/>
+        <w:jc w:val="left"/>
+      </w:pPr>
+      <w:r>
+        <w:t>The LRU algorithm replaces the least recently used page.</w:t>
+      </w:r>
+      <w:r>
+        <w:br/>
+        <w:t>It tracks memory usage history to reduce page faults.</w:t>
+      </w:r>
+    </w:p>
+    <w:p>
+      <w:pPr>
+        <w:pStyle w:val="NormalWeb"/>
+        <w:jc w:val="left"/>
+      </w:pPr>
+      <w:r>
+        <w:t>From the simulation:</w:t>
+      </w:r>
+    </w:p>
+    <w:p>
+      <w:pPr>
+        <w:pStyle w:val="NormalWeb"/>
+        <w:jc w:val="left"/>
+      </w:pPr>
+      <w:r>
+        <w:t>Total Page Requests: 20</w:t>
+      </w:r>
+      <w:r>
+        <w:br/>
+        <w:t>Total Page Faults: 12</w:t>
+      </w:r>
+      <w:r>
+        <w:br/>
+        <w:t>Page Hits: 8</w:t>
+      </w:r>
+      <w:r>
+        <w:br/>
+        <w:t>Hit Ratio: 40%</w:t>
+      </w:r>
+      <w:r>
+        <w:br/>
+        <w:t>Fault Ratio: 60%</w:t>
+      </w:r>
+    </w:p>
+    <w:p>
+      <w:pPr>
+        <w:pStyle w:val="NormalWeb"/>
+        <w:jc w:val="left"/>
+      </w:pPr>
+      <w:r>
+        <w:t>LRU performs better than FIFO by reducing page faults.</w:t>
+      </w:r>
+    </w:p>
+    <w:p>
+      <w:pPr>
+        <w:pStyle w:val="NormalWeb"/>
+        <w:jc w:val="left"/>
+      </w:pPr>
+      <w:r>
+        <w:rPr>
+          <w:noProof/>
+          <w14:ligatures w14:val="standardContextual"/>
+        </w:rPr>
+        <w:drawing>
+          <wp:inline distT="0" distB="0" distL="0" distR="0" wp14:anchorId="1CA30E94" wp14:editId="56DA7D78">
+            <wp:extent cx="5758180" cy="2320925"/>
+            <wp:effectExtent l="0" t="0" r="0" b="3175"/>
+            <wp:docPr id="4" name="Picture 4"/>
+            <wp:cNvGraphicFramePr>
+              <a:graphicFrameLocks xmlns:a="http://schemas.openxmlformats.org/drawingml/2006/main" noChangeAspect="1"/>
+            </wp:cNvGraphicFramePr>
+            <a:graphic xmlns:a="http://schemas.openxmlformats.org/drawingml/2006/main">
+              <a:graphicData uri="http://schemas.openxmlformats.org/drawingml/2006/picture">
+                <pic:pic xmlns:pic="http://schemas.openxmlformats.org/drawingml/2006/picture">
+                  <pic:nvPicPr>
+                    <pic:cNvPr id="4" name="Picture 4"/>
+                    <pic:cNvPicPr/>
+                  </pic:nvPicPr>
+                  <pic:blipFill>
+                    <a:blip r:embed="rId11" cstate="print">
+                      <a:extLst>
+                        <a:ext uri="{28A0092B-C50C-407E-A947-70E740481C1C}">
+                          <a14:useLocalDpi xmlns:a14="http://schemas.microsoft.com/office/drawing/2010/main" val="0"/>
+                        </a:ext>
+                      </a:extLst>
+                    </a:blip>
+                    <a:stretch>
+                      <a:fillRect/>
+                    </a:stretch>
+                  </pic:blipFill>
+                  <pic:spPr>
+                    <a:xfrm>
+                      <a:off x="0" y="0"/>
+                      <a:ext cx="5758180" cy="2320925"/>
+                    </a:xfrm>
+                    <a:prstGeom prst="rect">
+                      <a:avLst/>
+                    </a:prstGeom>
+                  </pic:spPr>
+                </pic:pic>
+              </a:graphicData>
+            </a:graphic>
+          </wp:inline>
+        </w:drawing>
+      </w:r>
+    </w:p>
+    <w:p>
+      <w:pPr>
+        <w:pStyle w:val="NormalWeb"/>
+        <w:jc w:val="left"/>
+      </w:pPr>
+    </w:p>
+    <w:p>
+      <w:pPr>
+        <w:pStyle w:val="Heading2"/>
+      </w:pPr>
+      <w:bookmarkStart w:id="26" w:name="_Toc226486116"/>
+      <w:r>
+        <w:t>4</w:t>
+      </w:r>
+      <w:r>
+        <w:t>.4 OPT Algorithm Result</w:t>
+      </w:r>
+      <w:bookmarkEnd w:id="26"/>
+      <w:r>
+        <w:t xml:space="preserve"> </w:t>
+      </w:r>
+    </w:p>
+    <w:p>
+      <w:pPr>
+        <w:pStyle w:val="NormalWeb"/>
+        <w:rPr>
+          <w:b/>
+          <w:bCs/>
+        </w:rPr>
+      </w:pPr>
+      <w:r>
+        <w:rPr>
+          <w:b/>
+          <w:bCs/>
+        </w:rPr>
+        <w:t>The OPT algorithm replaces the page that will not be used for the longest time in the future.</w:t>
+      </w:r>
+      <w:r>
+        <w:rPr>
+          <w:b/>
+          <w:bCs/>
+        </w:rPr>
+        <w:br/>
+        <w:t>This algorithm produces the optimal result.</w:t>
+      </w:r>
+    </w:p>
+    <w:p>
+      <w:pPr>
+        <w:pStyle w:val="NormalWeb"/>
+        <w:rPr>
+          <w:b/>
+          <w:bCs/>
+        </w:rPr>
+      </w:pPr>
+      <w:r>
+        <w:rPr>
+          <w:b/>
+          <w:bCs/>
+        </w:rPr>
+        <w:t>From the simulation:</w:t>
+      </w:r>
+    </w:p>
+    <w:p>
+      <w:pPr>
+        <w:pStyle w:val="NormalWeb"/>
+        <w:rPr>
+          <w:b/>
+          <w:bCs/>
+        </w:rPr>
+      </w:pPr>
+      <w:r>
+        <w:rPr>
+          <w:b/>
+          <w:bCs/>
+        </w:rPr>
+        <w:lastRenderedPageBreak/>
+        <w:t>Total Page Requests: 20</w:t>
+      </w:r>
+      <w:r>
+        <w:rPr>
+          <w:b/>
+          <w:bCs/>
+        </w:rPr>
+        <w:br/>
+        <w:t>Total Page Faults: 9</w:t>
+      </w:r>
+      <w:r>
+        <w:rPr>
+          <w:b/>
+          <w:bCs/>
+        </w:rPr>
+        <w:br/>
+        <w:t>Page Hits: 11</w:t>
+      </w:r>
+      <w:r>
+        <w:rPr>
+          <w:b/>
+          <w:bCs/>
+        </w:rPr>
+        <w:br/>
+        <w:t>Hit Ratio: 55%</w:t>
+      </w:r>
+      <w:r>
+        <w:rPr>
+          <w:b/>
+          <w:bCs/>
+        </w:rPr>
+        <w:br/>
+        <w:t>Fault Ratio: 45%</w:t>
+      </w:r>
+    </w:p>
+    <w:p>
+      <w:pPr>
+        <w:pStyle w:val="NormalWeb"/>
+        <w:rPr>
+          <w:b/>
+          <w:bCs/>
+        </w:rPr>
+      </w:pPr>
+      <w:r>
+        <w:rPr>
+          <w:b/>
+          <w:bCs/>
+        </w:rPr>
+        <w:t>OPT gives the best performance.</w:t>
+      </w:r>
+    </w:p>
+    <w:p>
+      <w:pPr>
+        <w:pStyle w:val="NormalWeb"/>
+        <w:rPr>
+          <w:b/>
+          <w:bCs/>
+        </w:rPr>
+      </w:pPr>
+    </w:p>
+    <w:p>
+      <w:pPr>
+        <w:pStyle w:val="NormalWeb"/>
+        <w:rPr>
+          <w:b/>
+          <w:bCs/>
+        </w:rPr>
+      </w:pPr>
+      <w:r>
+        <w:rPr>
+          <w:b/>
+          <w:bCs/>
+          <w:noProof/>
+          <w14:ligatures w14:val="standardContextual"/>
+        </w:rPr>
+        <w:drawing>
+          <wp:inline distT="0" distB="0" distL="0" distR="0" wp14:anchorId="4444B2DD" wp14:editId="2BF5AA5B">
+            <wp:extent cx="5758180" cy="2321560"/>
+            <wp:effectExtent l="0" t="0" r="0" b="2540"/>
+            <wp:docPr id="5" name="Picture 5"/>
+            <wp:cNvGraphicFramePr>
+              <a:graphicFrameLocks xmlns:a="http://schemas.openxmlformats.org/drawingml/2006/main" noChangeAspect="1"/>
+            </wp:cNvGraphicFramePr>
+            <a:graphic xmlns:a="http://schemas.openxmlformats.org/drawingml/2006/main">
+              <a:graphicData uri="http://schemas.openxmlformats.org/drawingml/2006/picture">
+                <pic:pic xmlns:pic="http://schemas.openxmlformats.org/drawingml/2006/picture">
+                  <pic:nvPicPr>
+                    <pic:cNvPr id="5" name="Picture 5"/>
+                    <pic:cNvPicPr/>
+                  </pic:nvPicPr>
+                  <pic:blipFill>
+                    <a:blip r:embed="rId12" cstate="print">
+                      <a:extLst>
+                        <a:ext uri="{28A0092B-C50C-407E-A947-70E740481C1C}">
+                          <a14:useLocalDpi xmlns:a14="http://schemas.microsoft.com/office/drawing/2010/main" val="0"/>
+                        </a:ext>
+                      </a:extLst>
+                    </a:blip>
+                    <a:stretch>
+                      <a:fillRect/>
+                    </a:stretch>
+                  </pic:blipFill>
+                  <pic:spPr>
+                    <a:xfrm>
+                      <a:off x="0" y="0"/>
+                      <a:ext cx="5758180" cy="2321560"/>
+                    </a:xfrm>
+                    <a:prstGeom prst="rect">
+                      <a:avLst/>
+                    </a:prstGeom>
+                  </pic:spPr>
+                </pic:pic>
+              </a:graphicData>
+            </a:graphic>
+          </wp:inline>
+        </w:drawing>
+      </w:r>
+    </w:p>
+    <w:p>
+      <w:pPr>
+        <w:pStyle w:val="Heading2"/>
+      </w:pPr>
+      <w:bookmarkStart w:id="27" w:name="_Toc226486117"/>
+      <w:r>
+        <w:t>4.5 Performance Comparison</w:t>
+      </w:r>
+      <w:bookmarkEnd w:id="27"/>
+    </w:p>
+    <w:p>
+      <w:pPr>
+        <w:pStyle w:val="NormalWeb"/>
+        <w:jc w:val="left"/>
+        <w:rPr>
+          <w:b/>
+          <w:bCs/>
+        </w:rPr>
+      </w:pPr>
+      <w:r>
+        <w:rPr>
+          <w:b/>
+          <w:bCs/>
+        </w:rPr>
+        <w:t>Algorithm comparison based on simulation:</w:t>
+      </w:r>
+    </w:p>
+    <w:p>
+      <w:pPr>
+        <w:pStyle w:val="NormalWeb"/>
+        <w:jc w:val="left"/>
+        <w:rPr>
+          <w:b/>
+          <w:bCs/>
+        </w:rPr>
+      </w:pPr>
+      <w:r>
+        <w:rPr>
+          <w:b/>
+          <w:bCs/>
+        </w:rPr>
+        <w:t>FIFO → 15 page faults</w:t>
+      </w:r>
+      <w:r>
+        <w:rPr>
+          <w:b/>
+          <w:bCs/>
+        </w:rPr>
+        <w:br/>
+        <w:t>LRU → 12 page faults</w:t>
+      </w:r>
+      <w:r>
+        <w:rPr>
+          <w:b/>
+          <w:bCs/>
+        </w:rPr>
+        <w:br/>
+        <w:t>OPT → 9 page faults</w:t>
+      </w:r>
+    </w:p>
+    <w:p>
+      <w:pPr>
+        <w:pStyle w:val="NormalWeb"/>
+        <w:jc w:val="left"/>
+        <w:rPr>
+          <w:b/>
+          <w:bCs/>
+        </w:rPr>
+      </w:pPr>
+      <w:r>
+        <w:rPr>
+          <w:b/>
+          <w:bCs/>
+        </w:rPr>
+        <w:t>OPT gives the lowest page faults</w:t>
+      </w:r>
+      <w:r>
+        <w:rPr>
+          <w:b/>
+          <w:bCs/>
+        </w:rPr>
+        <w:br/>
+        <w:t>LRU performs better than FIFO</w:t>
+      </w:r>
+      <w:r>
+        <w:rPr>
+          <w:b/>
+          <w:bCs/>
+        </w:rPr>
+        <w:br/>
+        <w:t>FIFO gives the worst performance</w:t>
+      </w:r>
+    </w:p>
+    <w:p>
+      <w:pPr>
+        <w:pStyle w:val="NormalWeb"/>
+        <w:jc w:val="left"/>
+        <w:rPr>
+          <w:b/>
+          <w:bCs/>
+        </w:rPr>
+      </w:pPr>
+      <w:r>
+        <w:rPr>
+          <w:b/>
+          <w:bCs/>
+        </w:rPr>
+        <w:t>Therefore:</w:t>
+      </w:r>
+    </w:p>
+    <w:p>
+      <w:pPr>
+        <w:pStyle w:val="NormalWeb"/>
+        <w:jc w:val="left"/>
+        <w:rPr>
+          <w:b/>
+          <w:bCs/>
+        </w:rPr>
+      </w:pPr>
+      <w:r>
+        <w:rPr>
+          <w:b/>
+          <w:bCs/>
+        </w:rPr>
+        <w:t>OPT &gt; LRU &gt; FIFO</w:t>
+      </w:r>
+    </w:p>
+    <w:p>
+      <w:pPr>
+        <w:pStyle w:val="NormalWeb"/>
+        <w:jc w:val="left"/>
+        <w:rPr>
+          <w:b/>
+          <w:bCs/>
+        </w:rPr>
+      </w:pPr>
+    </w:p>
+    <w:p>
+      <w:pPr>
+        <w:pStyle w:val="NormalWeb"/>
+        <w:rPr>
+          <w:b/>
+          <w:bCs/>
+        </w:rPr>
+      </w:pPr>
+    </w:p>
+    <w:p>
+      <w:pPr>
+        <w:pStyle w:val="NormalWeb"/>
+        <w:jc w:val="left"/>
+      </w:pPr>
+    </w:p>
+    <w:p>
+      <w:pPr>
+        <w:pStyle w:val="NormalWeb"/>
+        <w:jc w:val="left"/>
+      </w:pPr>
+    </w:p>
+    <w:p>
+      <w:pPr>
+        <w:pStyle w:val="NormalWeb"/>
+        <w:jc w:val="left"/>
+      </w:pPr>
+    </w:p>
+    <w:p>
+      <w:pPr>
+        <w:pStyle w:val="NormalWeb"/>
+        <w:jc w:val="left"/>
+      </w:pPr>
+    </w:p>
+    <w:p>
+      <w:pPr>
+        <w:pStyle w:val="NormalWeb"/>
+        <w:rPr>
+          <w:b/>
+          <w:bCs/>
+        </w:rPr>
+      </w:pPr>
+    </w:p>
+    <w:p>
+      <w:pPr>
+        <w:pStyle w:val="NormalWeb"/>
+        <w:rPr>
+          <w:b/>
+          <w:bCs/>
+        </w:rPr>
+      </w:pPr>
+    </w:p>
+    <w:p>
+      <w:pPr>
         <w:spacing w:before="100" w:beforeAutospacing="1" w:after="100" w:afterAutospacing="1" w:line="240" w:lineRule="auto"/>
         <w:jc w:val="left"/>
-      </w:pPr>
-      <w:r>
-        <w:t xml:space="preserve">Memory frame status </w:t>
-      </w:r>
+        <w:rPr>
+          <w:rFonts w:ascii="Times New Roman" w:eastAsia="Times New Roman" w:hAnsi="Times New Roman" w:cs="Times New Roman"/>
+          <w:b/>
+          <w:bCs/>
+          <w:kern w:val="0"/>
+          <w:sz w:val="24"/>
+          <w:szCs w:val="24"/>
+          <w14:ligatures w14:val="none"/>
+        </w:rPr>
+      </w:pPr>
+    </w:p>
+    <w:p/>
+    <w:p/>
+    <w:p>
+      <w:pPr>
+        <w:pStyle w:val="Heading1"/>
+      </w:pPr>
+      <w:bookmarkStart w:id="28" w:name="_Toc226486118"/>
+      <w:r>
+        <w:t>CHAPTER 5. CONCLUSION</w:t>
+      </w:r>
+      <w:bookmarkEnd w:id="28"/>
     </w:p>
     <w:p>
       <w:pPr>
-        <w:numPr>
-          <w:ilvl w:val="0"/>
-          <w:numId w:val="44"/>
-        </w:numPr>
-        <w:spacing w:before="100" w:beforeAutospacing="1" w:after="100" w:afterAutospacing="1" w:line="240" w:lineRule="auto"/>
-        <w:jc w:val="left"/>
-      </w:pPr>
-      <w:r>
-        <w:t xml:space="preserve">Page hit </w:t>
-      </w:r>
+        <w:pStyle w:val="Heading2"/>
+      </w:pPr>
+      <w:bookmarkStart w:id="29" w:name="_Toc226486119"/>
+      <w:r>
+        <w:t>5.1 Conclusion</w:t>
+      </w:r>
+      <w:bookmarkEnd w:id="29"/>
     </w:p>
     <w:p>
       <w:pPr>
-        <w:numPr>
-          <w:ilvl w:val="0"/>
-          <w:numId w:val="44"/>
-        </w:numPr>
-        <w:spacing w:before="100" w:beforeAutospacing="1" w:after="100" w:afterAutospacing="1" w:line="240" w:lineRule="auto"/>
-        <w:jc w:val="left"/>
-      </w:pPr>
-      <w:r>
-        <w:t xml:space="preserve">Page fault </w:t>
+        <w:pStyle w:val="NormalWeb"/>
+        <w:rPr>
+          <w:b/>
+          <w:bCs/>
+        </w:rPr>
+      </w:pPr>
+      <w:r>
+        <w:rPr>
+          <w:b/>
+          <w:bCs/>
+        </w:rPr>
+        <w:t>In this project, three page replacement algorithms including FIFO, LRU, and OPT were studied, implemented, and compared. Each algorithm has different characteristics in memory management.</w:t>
       </w:r>
     </w:p>
     <w:p>
       <w:pPr>
-        <w:numPr>
-          <w:ilvl w:val="0"/>
-          <w:numId w:val="44"/>
-        </w:numPr>
-        <w:spacing w:before="100" w:beforeAutospacing="1" w:after="100" w:afterAutospacing="1" w:line="240" w:lineRule="auto"/>
-        <w:jc w:val="left"/>
-      </w:pPr>
-      <w:r>
-        <w:t xml:space="preserve">Total page fault </w:t>
-      </w:r>
+        <w:pStyle w:val="NormalWeb"/>
+        <w:rPr>
+          <w:b/>
+          <w:bCs/>
+        </w:rPr>
+      </w:pPr>
     </w:p>
     <w:p>
       <w:pPr>
-        <w:numPr>
-          <w:ilvl w:val="0"/>
-          <w:numId w:val="44"/>
-        </w:numPr>
-        <w:spacing w:before="100" w:beforeAutospacing="1" w:after="100" w:afterAutospacing="1" w:line="240" w:lineRule="auto"/>
-        <w:jc w:val="left"/>
-      </w:pPr>
-      <w:r>
-        <w:t xml:space="preserve">Algorithm comparison </w:t>
+        <w:pStyle w:val="NormalWeb"/>
+        <w:rPr>
+          <w:b/>
+          <w:bCs/>
+        </w:rPr>
+      </w:pPr>
+      <w:r>
+        <w:rPr>
+          <w:b/>
+          <w:bCs/>
+        </w:rPr>
+        <w:t>FIFO is the simplest algorithm and easy to implement. However, it may replace frequently used pages, leading to a higher number of page faults. Therefore, FIFO is suitable for simple systems where implementation complexity must be minimized.</w:t>
       </w:r>
     </w:p>
     <w:p>
-      <w:r>
-        <w:pict w14:anchorId="4CD012D3">
-          <v:rect id="_x0000_i1036" style="width:0;height:1.5pt" o:hralign="center" o:hrstd="t" o:hr="t" fillcolor="#a0a0a0" stroked="f"/>
-        </w:pict>
+      <w:pPr>
+        <w:pStyle w:val="NormalWeb"/>
+        <w:rPr>
+          <w:b/>
+          <w:bCs/>
+        </w:rPr>
+      </w:pPr>
+      <w:r>
+        <w:rPr>
+          <w:b/>
+          <w:bCs/>
+        </w:rPr>
+        <w:t>LRU improves performance by replacing the least recently used page. This helps reduce page faults and improve memory utilization. LRU provides a good balance between performance and implementation complexity. Because of this, LRU is widely used in modern operating systems.</w:t>
       </w:r>
     </w:p>
     <w:p>
       <w:pPr>
-        <w:pStyle w:val="Heading2"/>
-        <w:rPr>
-          <w:rFonts w:ascii="Times New Roman" w:hAnsi="Times New Roman" w:cs="Times New Roman"/>
-          <w:b/>
-          <w:bCs/>
-          <w:color w:val="auto"/>
-        </w:rPr>
-      </w:pPr>
-      <w:r>
-        <w:rPr>
-          <w:rFonts w:ascii="Times New Roman" w:hAnsi="Times New Roman" w:cs="Times New Roman"/>
-          <w:b/>
-          <w:bCs/>
-          <w:color w:val="auto"/>
-        </w:rPr>
-        <w:t>4.3 Program Features</w:t>
+        <w:pStyle w:val="NormalWeb"/>
+        <w:rPr>
+          <w:b/>
+          <w:bCs/>
+        </w:rPr>
+      </w:pPr>
+      <w:r>
+        <w:rPr>
+          <w:b/>
+          <w:bCs/>
+        </w:rPr>
+        <w:t>OPT provides the best performance by replacing the page that will not be used for the longest time in the future. This algorithm produces the minimum number of page faults. However, OPT cannot be implemented in real systems because it requires future knowledge. It is mainly used as a benchmark for comparison.</w:t>
       </w:r>
     </w:p>
     <w:p>
       <w:pPr>
         <w:pStyle w:val="NormalWeb"/>
-      </w:pPr>
-      <w:r>
-        <w:t>The application provides:</w:t>
+        <w:rPr>
+          <w:b/>
+          <w:bCs/>
+        </w:rPr>
+      </w:pPr>
+      <w:r>
+        <w:rPr>
+          <w:b/>
+          <w:bCs/>
+        </w:rPr>
+        <w:t>From the experimental results, OPT gives the best performance, followed by LRU and FIFO. The results show that choosing an appropriate page replacement algorithm significantly improves system performance.</w:t>
       </w:r>
     </w:p>
     <w:p>
       <w:pPr>
-        <w:numPr>
-          <w:ilvl w:val="0"/>
-          <w:numId w:val="45"/>
-        </w:numPr>
-        <w:spacing w:before="100" w:beforeAutospacing="1" w:after="100" w:afterAutospacing="1" w:line="240" w:lineRule="auto"/>
-        <w:jc w:val="left"/>
-      </w:pPr>
-      <w:r>
-        <w:t xml:space="preserve">GUI interface </w:t>
+        <w:rPr>
+          <w:rFonts w:ascii="Times New Roman" w:hAnsi="Times New Roman" w:cs="Times New Roman"/>
+          <w:b/>
+          <w:bCs/>
+        </w:rPr>
+      </w:pPr>
+      <w:r>
+        <w:rPr>
+          <w:rFonts w:ascii="Times New Roman" w:hAnsi="Times New Roman" w:cs="Times New Roman"/>
+          <w:b/>
+          <w:bCs/>
+        </w:rPr>
+        <w:pict w14:anchorId="12CBC3F7">
+          <v:rect id="_x0000_i1039" style="width:0;height:1.5pt" o:hralign="center" o:hrstd="t" o:hr="t" fillcolor="#a0a0a0" stroked="f"/>
+        </w:pict>
       </w:r>
     </w:p>
     <w:p>
       <w:pPr>
-        <w:numPr>
-          <w:ilvl w:val="0"/>
-          <w:numId w:val="45"/>
-        </w:numPr>
-        <w:spacing w:before="100" w:beforeAutospacing="1" w:after="100" w:afterAutospacing="1" w:line="240" w:lineRule="auto"/>
-        <w:jc w:val="left"/>
-      </w:pPr>
-      <w:r>
-        <w:t xml:space="preserve">CSV input loading </w:t>
-      </w:r>
+        <w:pStyle w:val="Heading2"/>
+      </w:pPr>
+      <w:bookmarkStart w:id="30" w:name="_Toc226486120"/>
+      <w:r>
+        <w:lastRenderedPageBreak/>
+        <w:t>5.2 Future Development</w:t>
+      </w:r>
+      <w:bookmarkEnd w:id="30"/>
     </w:p>
     <w:p>
       <w:pPr>
-        <w:numPr>
-          <w:ilvl w:val="0"/>
-          <w:numId w:val="45"/>
-        </w:numPr>
-        <w:spacing w:before="100" w:beforeAutospacing="1" w:after="100" w:afterAutospacing="1" w:line="240" w:lineRule="auto"/>
-        <w:jc w:val="left"/>
-      </w:pPr>
-      <w:r>
-        <w:t xml:space="preserve">FIFO simulation </w:t>
+        <w:pStyle w:val="NormalWeb"/>
+        <w:rPr>
+          <w:b/>
+          <w:bCs/>
+        </w:rPr>
+      </w:pPr>
+      <w:r>
+        <w:rPr>
+          <w:b/>
+          <w:bCs/>
+        </w:rPr>
+        <w:t>In future work, more page replacement algorithms can be added such as LFU (Least Frequently Used), Second Chance, and Clock algorithm. These algorithms may provide better performance in different scenarios.</w:t>
       </w:r>
     </w:p>
     <w:p>
       <w:pPr>
-        <w:numPr>
-          <w:ilvl w:val="0"/>
-          <w:numId w:val="45"/>
-        </w:numPr>
-        <w:spacing w:before="100" w:beforeAutospacing="1" w:after="100" w:afterAutospacing="1" w:line="240" w:lineRule="auto"/>
-        <w:jc w:val="left"/>
-      </w:pPr>
-      <w:r>
-        <w:t xml:space="preserve">LRU simulation </w:t>
+        <w:pStyle w:val="NormalWeb"/>
+        <w:rPr>
+          <w:b/>
+          <w:bCs/>
+        </w:rPr>
+      </w:pPr>
+      <w:r>
+        <w:rPr>
+          <w:b/>
+          <w:bCs/>
+        </w:rPr>
+        <w:t>The program can also be improved by adding a graphical user interface (GUI) to visualize page replacement steps. This helps users understand algorithm behavior more easily.</w:t>
       </w:r>
     </w:p>
     <w:p>
       <w:pPr>
-        <w:numPr>
-          <w:ilvl w:val="0"/>
-          <w:numId w:val="45"/>
-        </w:numPr>
-        <w:spacing w:before="100" w:beforeAutospacing="1" w:after="100" w:afterAutospacing="1" w:line="240" w:lineRule="auto"/>
-        <w:jc w:val="left"/>
-      </w:pPr>
-      <w:r>
-        <w:t xml:space="preserve">OPT simulation </w:t>
+        <w:pStyle w:val="NormalWeb"/>
+        <w:rPr>
+          <w:b/>
+          <w:bCs/>
+        </w:rPr>
+      </w:pPr>
+      <w:r>
+        <w:rPr>
+          <w:b/>
+          <w:bCs/>
+        </w:rPr>
+        <w:t>Another improvement is allowing users to input custom reference strings and frame sizes. This makes the application more flexible for testing different cases.</w:t>
       </w:r>
     </w:p>
     <w:p>
       <w:pPr>
-        <w:numPr>
-          <w:ilvl w:val="0"/>
-          <w:numId w:val="45"/>
-        </w:numPr>
-        <w:spacing w:before="100" w:beforeAutospacing="1" w:after="100" w:afterAutospacing="1" w:line="240" w:lineRule="auto"/>
-        <w:jc w:val="left"/>
-      </w:pPr>
-      <w:r>
-        <w:t xml:space="preserve">Result comparison </w:t>
+        <w:pStyle w:val="NormalWeb"/>
+        <w:rPr>
+          <w:b/>
+          <w:bCs/>
+        </w:rPr>
+      </w:pPr>
+      <w:r>
+        <w:rPr>
+          <w:b/>
+          <w:bCs/>
+        </w:rPr>
+        <w:t>Performance measurement can also be extended by analyzing execution time, memory usage, and algorithm efficiency. These enhancements will make the project more complete and practical.</w:t>
       </w:r>
     </w:p>
     <w:p>
       <w:pPr>
-        <w:numPr>
-          <w:ilvl w:val="0"/>
-          <w:numId w:val="45"/>
-        </w:numPr>
-        <w:spacing w:before="100" w:beforeAutospacing="1" w:after="100" w:afterAutospacing="1" w:line="240" w:lineRule="auto"/>
-        <w:jc w:val="left"/>
-      </w:pPr>
-      <w:r>
-        <w:t xml:space="preserve">Export output CSV </w:t>
-      </w:r>
+        <w:rPr>
+          <w:rFonts w:ascii="Times New Roman" w:hAnsi="Times New Roman" w:cs="Times New Roman"/>
+          <w:b/>
+          <w:bCs/>
+          <w:sz w:val="26"/>
+          <w:szCs w:val="26"/>
+        </w:rPr>
+      </w:pPr>
     </w:p>
     <w:p>
-      <w:r>
-        <w:pict w14:anchorId="656F15BF">
-          <v:rect id="_x0000_i1037" style="width:0;height:1.5pt" o:hralign="center" o:hrstd="t" o:hr="t" fillcolor="#a0a0a0" stroked="f"/>
-        </w:pict>
-      </w:r>
+      <w:pPr>
+        <w:rPr>
+          <w:rFonts w:ascii="Times New Roman" w:hAnsi="Times New Roman" w:cs="Times New Roman"/>
+          <w:b/>
+          <w:bCs/>
+          <w:sz w:val="26"/>
+          <w:szCs w:val="26"/>
+        </w:rPr>
+      </w:pPr>
     </w:p>
     <w:p>
       <w:pPr>
-        <w:pStyle w:val="Heading2"/>
         <w:rPr>
           <w:rFonts w:ascii="Times New Roman" w:hAnsi="Times New Roman" w:cs="Times New Roman"/>
           <w:b/>
           <w:bCs/>
-          <w:color w:val="auto"/>
-        </w:rPr>
-      </w:pPr>
-      <w:r>
-        <w:rPr>
-          <w:rFonts w:ascii="Times New Roman" w:hAnsi="Times New Roman" w:cs="Times New Roman"/>
-          <w:b/>
-          <w:bCs/>
-          <w:color w:val="auto"/>
-        </w:rPr>
-        <w:t>4.4 Example Result</w:t>
-      </w:r>
+          <w:sz w:val="26"/>
+          <w:szCs w:val="26"/>
+        </w:rPr>
+      </w:pPr>
     </w:p>
     <w:p>
       <w:pPr>
-        <w:pStyle w:val="NormalWeb"/>
-      </w:pPr>
-      <w:r>
-        <w:t>FIFO Page Fault: 10</w:t>
-      </w:r>
-      <w:r>
-        <w:br/>
-        <w:t>LRU Page Fault: 8</w:t>
-      </w:r>
-      <w:r>
-        <w:br/>
-        <w:t>OPT Page Fault: 6</w:t>
+        <w:pStyle w:val="Heading1"/>
+        <w:jc w:val="center"/>
+        <w:rPr>
+          <w:rFonts w:ascii="Times New Roman" w:hAnsi="Times New Roman" w:cs="Times New Roman"/>
+          <w:b/>
+          <w:bCs/>
+          <w:sz w:val="24"/>
+          <w:szCs w:val="24"/>
+        </w:rPr>
+      </w:pPr>
+      <w:r>
+        <w:rPr>
+          <w:rFonts w:ascii="Times New Roman" w:hAnsi="Times New Roman" w:cs="Times New Roman"/>
+          <w:b/>
+          <w:bCs/>
+          <w:sz w:val="24"/>
+          <w:szCs w:val="24"/>
+        </w:rPr>
+        <w:t>REFERENCES</w:t>
       </w:r>
     </w:p>
     <w:p>
       <w:pPr>
         <w:pStyle w:val="NormalWeb"/>
-      </w:pPr>
-      <w:r>
-        <w:t>OPT gives the best performance with minimum page faults.</w:t>
+        <w:jc w:val="center"/>
+        <w:rPr>
+          <w:b/>
+          <w:bCs/>
+        </w:rPr>
+      </w:pPr>
+      <w:r>
+        <w:rPr>
+          <w:b/>
+          <w:bCs/>
+        </w:rPr>
+        <w:t xml:space="preserve">[1] </w:t>
+      </w:r>
+      <w:r>
+        <w:rPr>
+          <w:rStyle w:val="whitespace-normal"/>
+          <w:b/>
+          <w:bCs/>
+        </w:rPr>
+        <w:t>Operating System Concepts</w:t>
+      </w:r>
+      <w:r>
+        <w:rPr>
+          <w:b/>
+          <w:bCs/>
+        </w:rPr>
+        <w:t>,</w:t>
+      </w:r>
+      <w:r>
+        <w:rPr>
+          <w:b/>
+          <w:bCs/>
+        </w:rPr>
+        <w:br/>
+        <w:t>A. Silberschatz, P. B. Galvin, G. Gagne,</w:t>
+      </w:r>
+      <w:r>
+        <w:rPr>
+          <w:b/>
+          <w:bCs/>
+        </w:rPr>
+        <w:br/>
+        <w:t>John Wiley &amp; Sons, 10th Edition, 2018.</w:t>
       </w:r>
     </w:p>
     <w:p>
-      <w:r>
-        <w:pict w14:anchorId="71A22C35">
-          <v:rect id="_x0000_i1038" style="width:0;height:1.5pt" o:hralign="center" o:hrstd="t" o:hr="t" fillcolor="#a0a0a0" stroked="f"/>
+      <w:pPr>
+        <w:jc w:val="center"/>
+        <w:rPr>
+          <w:rFonts w:ascii="Times New Roman" w:hAnsi="Times New Roman" w:cs="Times New Roman"/>
+          <w:b/>
+          <w:bCs/>
+          <w:sz w:val="24"/>
+          <w:szCs w:val="24"/>
+        </w:rPr>
+      </w:pPr>
+      <w:r>
+        <w:rPr>
+          <w:rFonts w:ascii="Times New Roman" w:hAnsi="Times New Roman" w:cs="Times New Roman"/>
+          <w:b/>
+          <w:bCs/>
+          <w:sz w:val="24"/>
+          <w:szCs w:val="24"/>
+        </w:rPr>
+        <w:pict w14:anchorId="6AAD7AFD">
+          <v:rect id="_x0000_i1055" style="width:0;height:1.5pt" o:hralign="center" o:hrstd="t" o:hr="t" fillcolor="#a0a0a0" stroked="f"/>
         </w:pict>
       </w:r>
     </w:p>
     <w:p>
       <w:pPr>
-        <w:pStyle w:val="Heading1"/>
-        <w:rPr>
-          <w:rFonts w:ascii="Times New Roman" w:hAnsi="Times New Roman" w:cs="Times New Roman"/>
-          <w:b/>
-          <w:bCs/>
-          <w:color w:val="auto"/>
-        </w:rPr>
-      </w:pPr>
-      <w:r>
-        <w:rPr>
-          <w:rFonts w:ascii="Times New Roman" w:hAnsi="Times New Roman" w:cs="Times New Roman"/>
-          <w:b/>
-          <w:bCs/>
-          <w:color w:val="auto"/>
-        </w:rPr>
-        <w:t>CHAPTER 5. CONCLUSION</w:t>
+        <w:pStyle w:val="NormalWeb"/>
+        <w:jc w:val="center"/>
+        <w:rPr>
+          <w:b/>
+          <w:bCs/>
+        </w:rPr>
+      </w:pPr>
+      <w:r>
+        <w:rPr>
+          <w:b/>
+          <w:bCs/>
+        </w:rPr>
+        <w:t xml:space="preserve">[2] </w:t>
+      </w:r>
+      <w:r>
+        <w:rPr>
+          <w:rStyle w:val="whitespace-normal"/>
+          <w:b/>
+          <w:bCs/>
+        </w:rPr>
+        <w:t>Modern Operating Systems</w:t>
+      </w:r>
+      <w:r>
+        <w:rPr>
+          <w:b/>
+          <w:bCs/>
+        </w:rPr>
+        <w:t>,</w:t>
+      </w:r>
+      <w:r>
+        <w:rPr>
+          <w:b/>
+          <w:bCs/>
+        </w:rPr>
+        <w:br/>
+        <w:t>Andrew S. Tanenbaum, Herbert Bos,</w:t>
+      </w:r>
+      <w:r>
+        <w:rPr>
+          <w:b/>
+          <w:bCs/>
+        </w:rPr>
+        <w:br/>
+        <w:t>Pearson, 4th Edition, 2015.</w:t>
       </w:r>
     </w:p>
     <w:p>
       <w:pPr>
-        <w:pStyle w:val="Heading2"/>
+        <w:jc w:val="center"/>
+        <w:rPr>
+          <w:rFonts w:ascii="Times New Roman" w:hAnsi="Times New Roman" w:cs="Times New Roman"/>
+          <w:b/>
+          <w:bCs/>
+          <w:sz w:val="24"/>
+          <w:szCs w:val="24"/>
+        </w:rPr>
+      </w:pPr>
+      <w:r>
+        <w:rPr>
+          <w:rFonts w:ascii="Times New Roman" w:hAnsi="Times New Roman" w:cs="Times New Roman"/>
+          <w:b/>
+          <w:bCs/>
+          <w:sz w:val="24"/>
+          <w:szCs w:val="24"/>
+        </w:rPr>
+        <w:pict w14:anchorId="1C5433B9">
+          <v:rect id="_x0000_i1056" style="width:0;height:1.5pt" o:hralign="center" o:hrstd="t" o:hr="t" fillcolor="#a0a0a0" stroked="f"/>
+        </w:pict>
+      </w:r>
+    </w:p>
+    <w:p>
+      <w:pPr>
+        <w:pStyle w:val="NormalWeb"/>
+        <w:jc w:val="center"/>
+        <w:rPr>
+          <w:b/>
+          <w:bCs/>
+        </w:rPr>
+      </w:pPr>
+      <w:r>
+        <w:rPr>
+          <w:b/>
+          <w:bCs/>
+        </w:rPr>
+        <w:t xml:space="preserve">[3] </w:t>
+      </w:r>
+      <w:r>
+        <w:rPr>
+          <w:rStyle w:val="whitespace-normal"/>
+          <w:b/>
+          <w:bCs/>
+        </w:rPr>
+        <w:t>Operating Systems: Internals and Design Principles</w:t>
+      </w:r>
+      <w:r>
+        <w:rPr>
+          <w:b/>
+          <w:bCs/>
+        </w:rPr>
+        <w:t>,</w:t>
+      </w:r>
+      <w:r>
+        <w:rPr>
+          <w:b/>
+          <w:bCs/>
+        </w:rPr>
+        <w:br/>
+        <w:t>William Stallings,</w:t>
+      </w:r>
+      <w:r>
+        <w:rPr>
+          <w:b/>
+          <w:bCs/>
+        </w:rPr>
+        <w:br/>
+        <w:t>Pearson, 9th Edition, 2018.</w:t>
+      </w:r>
+    </w:p>
+    <w:p>
+      <w:pPr>
+        <w:jc w:val="center"/>
+        <w:rPr>
+          <w:rFonts w:ascii="Times New Roman" w:hAnsi="Times New Roman" w:cs="Times New Roman"/>
+          <w:b/>
+          <w:bCs/>
+          <w:sz w:val="24"/>
+          <w:szCs w:val="24"/>
+        </w:rPr>
+      </w:pPr>
+      <w:r>
+        <w:rPr>
+          <w:rFonts w:ascii="Times New Roman" w:hAnsi="Times New Roman" w:cs="Times New Roman"/>
+          <w:b/>
+          <w:bCs/>
+          <w:sz w:val="24"/>
+          <w:szCs w:val="24"/>
+        </w:rPr>
+        <w:pict w14:anchorId="655104B1">
+          <v:rect id="_x0000_i1057" style="width:0;height:1.5pt" o:hralign="center" o:hrstd="t" o:hr="t" fillcolor="#a0a0a0" stroked="f"/>
+        </w:pict>
+      </w:r>
+    </w:p>
+    <w:p>
+      <w:pPr>
+        <w:pStyle w:val="NormalWeb"/>
+        <w:jc w:val="center"/>
+        <w:rPr>
+          <w:b/>
+          <w:bCs/>
+        </w:rPr>
+      </w:pPr>
+      <w:r>
+        <w:rPr>
+          <w:b/>
+          <w:bCs/>
+        </w:rPr>
+        <w:t>[4] GeeksforGeeks,</w:t>
+      </w:r>
+      <w:r>
+        <w:rPr>
+          <w:b/>
+          <w:bCs/>
+        </w:rPr>
+        <w:br/>
+        <w:t>"Page Replacement Algorithms in Operating Systems",</w:t>
+      </w:r>
+      <w:r>
+        <w:rPr>
+          <w:b/>
+          <w:bCs/>
+        </w:rPr>
+        <w:br/>
+      </w:r>
+      <w:hyperlink r:id="rId13" w:tgtFrame="_new" w:history="1">
+        <w:r>
+          <w:rPr>
+            <w:rStyle w:val="Hyperlink"/>
+            <w:b/>
+            <w:bCs/>
+          </w:rPr>
+          <w:t>https://www.geeksforgeeks.org/page-replacement-algorithms-in-operating-systems/</w:t>
+        </w:r>
+      </w:hyperlink>
+    </w:p>
+    <w:p>
+      <w:pPr>
+        <w:jc w:val="center"/>
+        <w:rPr>
+          <w:rFonts w:ascii="Times New Roman" w:hAnsi="Times New Roman" w:cs="Times New Roman"/>
+          <w:b/>
+          <w:bCs/>
+          <w:sz w:val="24"/>
+          <w:szCs w:val="24"/>
+        </w:rPr>
+      </w:pPr>
+      <w:r>
+        <w:rPr>
+          <w:rFonts w:ascii="Times New Roman" w:hAnsi="Times New Roman" w:cs="Times New Roman"/>
+          <w:b/>
+          <w:bCs/>
+          <w:sz w:val="24"/>
+          <w:szCs w:val="24"/>
+        </w:rPr>
+        <w:pict w14:anchorId="702DD4E3">
+          <v:rect id="_x0000_i1058" style="width:0;height:1.5pt" o:hralign="center" o:hrstd="t" o:hr="t" fillcolor="#a0a0a0" stroked="f"/>
+        </w:pict>
+      </w:r>
+    </w:p>
+    <w:p>
+      <w:pPr>
+        <w:pStyle w:val="NormalWeb"/>
+        <w:jc w:val="center"/>
+        <w:rPr>
+          <w:b/>
+          <w:bCs/>
+        </w:rPr>
+      </w:pPr>
+      <w:r>
+        <w:rPr>
+          <w:b/>
+          <w:bCs/>
+        </w:rPr>
+        <w:lastRenderedPageBreak/>
+        <w:t>[5] Tutorialspoint,</w:t>
+      </w:r>
+      <w:r>
+        <w:rPr>
+          <w:b/>
+          <w:bCs/>
+        </w:rPr>
+        <w:br/>
+        <w:t>"Page Replacement Algorithms",</w:t>
+      </w:r>
+      <w:r>
+        <w:rPr>
+          <w:b/>
+          <w:bCs/>
+        </w:rPr>
+        <w:br/>
+      </w:r>
+      <w:hyperlink r:id="rId14" w:tgtFrame="_new" w:history="1">
+        <w:r>
+          <w:rPr>
+            <w:rStyle w:val="Hyperlink"/>
+            <w:b/>
+            <w:bCs/>
+          </w:rPr>
+          <w:t>https://www.tutorialspoint.com/operating_system/os_page_replacement_algorithms.htm</w:t>
+        </w:r>
+      </w:hyperlink>
+    </w:p>
+    <w:p>
+      <w:pPr>
+        <w:jc w:val="center"/>
+        <w:rPr>
+          <w:rFonts w:ascii="Times New Roman" w:hAnsi="Times New Roman" w:cs="Times New Roman"/>
+          <w:b/>
+          <w:bCs/>
+          <w:sz w:val="24"/>
+          <w:szCs w:val="24"/>
+        </w:rPr>
+      </w:pPr>
+      <w:r>
+        <w:rPr>
+          <w:rFonts w:ascii="Times New Roman" w:hAnsi="Times New Roman" w:cs="Times New Roman"/>
+          <w:b/>
+          <w:bCs/>
+          <w:sz w:val="24"/>
+          <w:szCs w:val="24"/>
+        </w:rPr>
+        <w:pict w14:anchorId="294CF975">
+          <v:rect id="_x0000_i1059" style="width:0;height:1.5pt" o:hralign="center" o:hrstd="t" o:hr="t" fillcolor="#a0a0a0" stroked="f"/>
+        </w:pict>
+      </w:r>
+    </w:p>
+    <w:p>
+      <w:pPr>
+        <w:pStyle w:val="NormalWeb"/>
+        <w:jc w:val="center"/>
+        <w:rPr>
+          <w:b/>
+          <w:bCs/>
+        </w:rPr>
+      </w:pPr>
+    </w:p>
+    <w:p>
+      <w:pPr>
+        <w:pStyle w:val="NormalWeb"/>
+        <w:rPr>
+          <w:b/>
+          <w:bCs/>
+        </w:rPr>
+      </w:pPr>
+    </w:p>
+    <w:p>
+      <w:pPr>
+        <w:pStyle w:val="Heading1"/>
+        <w:ind w:left="1440"/>
         <w:rPr>
           <w:rFonts w:ascii="Times New Roman" w:hAnsi="Times New Roman" w:cs="Times New Roman"/>
           <w:b/>
@@ -13036,6 +15696,7 @@
           <w:szCs w:val="28"/>
         </w:rPr>
       </w:pPr>
+      <w:bookmarkStart w:id="31" w:name="_Toc212746336"/>
       <w:r>
         <w:rPr>
           <w:rFonts w:ascii="Times New Roman" w:hAnsi="Times New Roman" w:cs="Times New Roman"/>
@@ -13045,113 +15706,248 @@
           <w:sz w:val="28"/>
           <w:szCs w:val="28"/>
         </w:rPr>
-        <w:t>5.1 Conclusion</w:t>
-      </w:r>
+        <w:t>APPENDIX A . GROUP ACTIVITY SCHEDULE</w:t>
+      </w:r>
+      <w:bookmarkEnd w:id="31"/>
     </w:p>
     <w:p>
       <w:pPr>
-        <w:pStyle w:val="NormalWeb"/>
-        <w:rPr>
-          <w:b/>
-          <w:bCs/>
-        </w:rPr>
-      </w:pPr>
-      <w:r>
-        <w:rPr>
-          <w:b/>
-          <w:bCs/>
-        </w:rPr>
-        <w:t xml:space="preserve">In this project, </w:t>
-      </w:r>
-      <w:proofErr w:type="gramStart"/>
-      <w:r>
-        <w:rPr>
-          <w:b/>
-          <w:bCs/>
-        </w:rPr>
-        <w:t>three page</w:t>
-      </w:r>
-      <w:proofErr w:type="gramEnd"/>
-      <w:r>
-        <w:rPr>
-          <w:b/>
-          <w:bCs/>
-        </w:rPr>
-        <w:t xml:space="preserve"> replacement algorithms including FIFO, LRU, and OPT were studied, implemented, and compared. Each algorithm has different characteristics in memory management.</w:t>
+        <w:rPr>
+          <w:rFonts w:ascii="Times New Roman" w:hAnsi="Times New Roman" w:cs="Times New Roman"/>
+          <w:b/>
+          <w:bCs/>
+          <w:sz w:val="26"/>
+          <w:szCs w:val="26"/>
+        </w:rPr>
+      </w:pPr>
+      <w:r>
+        <w:rPr>
+          <w:rFonts w:ascii="Times New Roman" w:hAnsi="Times New Roman" w:cs="Times New Roman"/>
+          <w:b/>
+          <w:bCs/>
+          <w:sz w:val="26"/>
+          <w:szCs w:val="26"/>
+        </w:rPr>
+        <w:t>1</w:t>
+      </w:r>
+      <w:r>
+        <w:rPr>
+          <w:rFonts w:ascii="Times New Roman" w:hAnsi="Times New Roman" w:cs="Times New Roman"/>
+          <w:b/>
+          <w:bCs/>
+          <w:sz w:val="26"/>
+          <w:szCs w:val="26"/>
+          <w:vertAlign w:val="superscript"/>
+        </w:rPr>
+        <w:t>st</w:t>
+      </w:r>
+      <w:r>
+        <w:rPr>
+          <w:rFonts w:ascii="Times New Roman" w:hAnsi="Times New Roman" w:cs="Times New Roman"/>
+          <w:b/>
+          <w:bCs/>
+          <w:sz w:val="26"/>
+          <w:szCs w:val="26"/>
+        </w:rPr>
+        <w:t xml:space="preserve"> Meeting ( </w:t>
+      </w:r>
+      <w:r>
+        <w:rPr>
+          <w:rFonts w:ascii="Times New Roman" w:hAnsi="Times New Roman" w:cs="Times New Roman"/>
+          <w:b/>
+          <w:bCs/>
+          <w:sz w:val="26"/>
+          <w:szCs w:val="26"/>
+        </w:rPr>
+        <w:t>4/3/2026</w:t>
+      </w:r>
+      <w:r>
+        <w:rPr>
+          <w:rFonts w:ascii="Times New Roman" w:hAnsi="Times New Roman" w:cs="Times New Roman"/>
+          <w:b/>
+          <w:bCs/>
+          <w:sz w:val="26"/>
+          <w:szCs w:val="26"/>
+        </w:rPr>
+        <w:t xml:space="preserve"> ):</w:t>
       </w:r>
     </w:p>
     <w:p>
       <w:pPr>
-        <w:pStyle w:val="NormalWeb"/>
-        <w:rPr>
-          <w:b/>
-          <w:bCs/>
-        </w:rPr>
-      </w:pPr>
+        <w:ind w:left="720"/>
+        <w:rPr>
+          <w:rFonts w:ascii="Times New Roman" w:hAnsi="Times New Roman" w:cs="Times New Roman"/>
+          <w:sz w:val="26"/>
+          <w:szCs w:val="26"/>
+        </w:rPr>
+      </w:pPr>
+      <w:r>
+        <w:rPr>
+          <w:rFonts w:ascii="Times New Roman" w:hAnsi="Times New Roman" w:cs="Times New Roman"/>
+          <w:sz w:val="26"/>
+          <w:szCs w:val="26"/>
+        </w:rPr>
+        <w:t>In this first group meeting, our group got to know each other, thereby learning about the abilities and strengths of each member to divide tasks appropriately for each individual. After everyone talked to each other, we decided to elect a group leader. Then the group leader assigned tasks to the members and divided them into smaller teams, thereby promoting work and having better interaction and support for each other.</w:t>
+      </w:r>
     </w:p>
     <w:p>
       <w:pPr>
-        <w:pStyle w:val="NormalWeb"/>
-        <w:rPr>
-          <w:b/>
-          <w:bCs/>
-        </w:rPr>
-      </w:pPr>
-      <w:r>
-        <w:rPr>
-          <w:b/>
-          <w:bCs/>
-        </w:rPr>
-        <w:lastRenderedPageBreak/>
-        <w:t>FIFO is the simplest algorithm and easy to implement. However, it may replace frequently used pages, leading to a higher number of page faults. Therefore, FIFO is suitable for simple systems where implementation complexity must be minimized.</w:t>
+        <w:rPr>
+          <w:rFonts w:ascii="Times New Roman" w:hAnsi="Times New Roman" w:cs="Times New Roman"/>
+          <w:b/>
+          <w:bCs/>
+          <w:sz w:val="26"/>
+          <w:szCs w:val="26"/>
+        </w:rPr>
+      </w:pPr>
+      <w:r>
+        <w:rPr>
+          <w:rFonts w:ascii="Times New Roman" w:hAnsi="Times New Roman" w:cs="Times New Roman"/>
+          <w:b/>
+          <w:bCs/>
+          <w:sz w:val="26"/>
+          <w:szCs w:val="26"/>
+        </w:rPr>
+        <w:t>2</w:t>
+      </w:r>
+      <w:r>
+        <w:rPr>
+          <w:rFonts w:ascii="Times New Roman" w:hAnsi="Times New Roman" w:cs="Times New Roman"/>
+          <w:b/>
+          <w:bCs/>
+          <w:sz w:val="26"/>
+          <w:szCs w:val="26"/>
+          <w:vertAlign w:val="superscript"/>
+        </w:rPr>
+        <w:t>nd</w:t>
+      </w:r>
+      <w:r>
+        <w:rPr>
+          <w:rFonts w:ascii="Times New Roman" w:hAnsi="Times New Roman" w:cs="Times New Roman"/>
+          <w:b/>
+          <w:bCs/>
+          <w:sz w:val="26"/>
+          <w:szCs w:val="26"/>
+        </w:rPr>
+        <w:t xml:space="preserve"> Meeting ( </w:t>
+      </w:r>
+      <w:r>
+        <w:rPr>
+          <w:rFonts w:ascii="Times New Roman" w:hAnsi="Times New Roman" w:cs="Times New Roman"/>
+          <w:b/>
+          <w:bCs/>
+          <w:sz w:val="26"/>
+          <w:szCs w:val="26"/>
+        </w:rPr>
+        <w:t>10/3/2026</w:t>
+      </w:r>
+      <w:r>
+        <w:rPr>
+          <w:rFonts w:ascii="Times New Roman" w:hAnsi="Times New Roman" w:cs="Times New Roman"/>
+          <w:b/>
+          <w:bCs/>
+          <w:sz w:val="26"/>
+          <w:szCs w:val="26"/>
+        </w:rPr>
+        <w:t>):</w:t>
       </w:r>
     </w:p>
     <w:p>
       <w:pPr>
-        <w:pStyle w:val="NormalWeb"/>
-        <w:rPr>
-          <w:b/>
-          <w:bCs/>
-        </w:rPr>
-      </w:pPr>
-      <w:r>
-        <w:rPr>
-          <w:b/>
-          <w:bCs/>
-        </w:rPr>
-        <w:t>LRU improves performance by replacing the least recently used page. This helps reduce page faults and improve memory utilization. LRU provides a good balance between performance and implementation complexity. Because of this, LRU is widely used in modern operating systems.</w:t>
+        <w:ind w:left="720"/>
+        <w:rPr>
+          <w:rFonts w:ascii="Times New Roman" w:hAnsi="Times New Roman" w:cs="Times New Roman"/>
+          <w:sz w:val="26"/>
+          <w:szCs w:val="26"/>
+        </w:rPr>
+      </w:pPr>
+      <w:r>
+        <w:rPr>
+          <w:rFonts w:ascii="Times New Roman" w:hAnsi="Times New Roman" w:cs="Times New Roman"/>
+          <w:sz w:val="26"/>
+          <w:szCs w:val="26"/>
+        </w:rPr>
+        <w:t>After the first meeting, the group held the next meeting. In this meeting, the members in charge of the theoretical part reported their progress and raised any problems for the group to resolve together. Then the group leader extended the deadline until the next meeting for the theoretical group to complete so that the coding group could use it to design the program.</w:t>
       </w:r>
     </w:p>
     <w:p>
       <w:pPr>
-        <w:pStyle w:val="NormalWeb"/>
-        <w:rPr>
-          <w:b/>
-          <w:bCs/>
-        </w:rPr>
-      </w:pPr>
-      <w:r>
-        <w:rPr>
-          <w:b/>
-          <w:bCs/>
-        </w:rPr>
-        <w:t>OPT provides the best performance by replacing the page that will not be used for the longest time in the future. This algorithm produces the minimum number of page faults. However, OPT cannot be implemented in real systems because it requires future knowledge. It is mainly used as a benchmark for comparison.</w:t>
+        <w:rPr>
+          <w:rFonts w:ascii="Times New Roman" w:hAnsi="Times New Roman" w:cs="Times New Roman"/>
+          <w:b/>
+          <w:bCs/>
+          <w:sz w:val="26"/>
+          <w:szCs w:val="26"/>
+        </w:rPr>
+      </w:pPr>
+      <w:r>
+        <w:rPr>
+          <w:rFonts w:ascii="Times New Roman" w:hAnsi="Times New Roman" w:cs="Times New Roman"/>
+          <w:b/>
+          <w:bCs/>
+          <w:sz w:val="26"/>
+          <w:szCs w:val="26"/>
+        </w:rPr>
+        <w:t>3</w:t>
+      </w:r>
+      <w:r>
+        <w:rPr>
+          <w:rFonts w:ascii="Times New Roman" w:hAnsi="Times New Roman" w:cs="Times New Roman"/>
+          <w:b/>
+          <w:bCs/>
+          <w:sz w:val="26"/>
+          <w:szCs w:val="26"/>
+          <w:vertAlign w:val="superscript"/>
+        </w:rPr>
+        <w:t>rd</w:t>
+      </w:r>
+      <w:r>
+        <w:rPr>
+          <w:rFonts w:ascii="Times New Roman" w:hAnsi="Times New Roman" w:cs="Times New Roman"/>
+          <w:b/>
+          <w:bCs/>
+          <w:sz w:val="26"/>
+          <w:szCs w:val="26"/>
+        </w:rPr>
+        <w:t xml:space="preserve"> Meeting( </w:t>
+      </w:r>
+      <w:r>
+        <w:rPr>
+          <w:rFonts w:ascii="Times New Roman" w:hAnsi="Times New Roman" w:cs="Times New Roman"/>
+          <w:b/>
+          <w:bCs/>
+          <w:sz w:val="26"/>
+          <w:szCs w:val="26"/>
+        </w:rPr>
+        <w:t>17/3/2026</w:t>
+      </w:r>
+      <w:r>
+        <w:rPr>
+          <w:rFonts w:ascii="Times New Roman" w:hAnsi="Times New Roman" w:cs="Times New Roman"/>
+          <w:b/>
+          <w:bCs/>
+          <w:sz w:val="26"/>
+          <w:szCs w:val="26"/>
+        </w:rPr>
+        <w:t>):</w:t>
       </w:r>
     </w:p>
     <w:p>
       <w:pPr>
-        <w:pStyle w:val="NormalWeb"/>
-        <w:rPr>
-          <w:b/>
-          <w:bCs/>
-        </w:rPr>
-      </w:pPr>
-      <w:r>
-        <w:rPr>
-          <w:b/>
-          <w:bCs/>
-        </w:rPr>
-        <w:t>From the experimental results, OPT gives the best performance, followed by LRU and FIFO. The results show that choosing an appropriate page replacement algorithm significantly improves system performance.</w:t>
+        <w:ind w:left="720"/>
+        <w:rPr>
+          <w:rFonts w:ascii="Times New Roman" w:hAnsi="Times New Roman" w:cs="Times New Roman"/>
+          <w:sz w:val="26"/>
+          <w:szCs w:val="26"/>
+        </w:rPr>
+      </w:pPr>
+      <w:r>
+        <w:rPr>
+          <w:rFonts w:ascii="Times New Roman" w:hAnsi="Times New Roman" w:cs="Times New Roman"/>
+          <w:sz w:val="26"/>
+          <w:szCs w:val="26"/>
+        </w:rPr>
+        <w:t>In this group meeting, the group discussed other algorithms in the topic and selected algorithms for comparison, as well as the coding group began to research and design the program.</w:t>
       </w:r>
     </w:p>
     <w:p>
@@ -13160,6 +15956,8 @@
           <w:rFonts w:ascii="Times New Roman" w:hAnsi="Times New Roman" w:cs="Times New Roman"/>
           <w:b/>
           <w:bCs/>
+          <w:sz w:val="26"/>
+          <w:szCs w:val="26"/>
         </w:rPr>
       </w:pPr>
       <w:r>
@@ -13167,131 +15965,229 @@
           <w:rFonts w:ascii="Times New Roman" w:hAnsi="Times New Roman" w:cs="Times New Roman"/>
           <w:b/>
           <w:bCs/>
-        </w:rPr>
-        <w:pict w14:anchorId="12CBC3F7">
-          <v:rect id="_x0000_i1039" style="width:0;height:1.5pt" o:hralign="center" o:hrstd="t" o:hr="t" fillcolor="#a0a0a0" stroked="f"/>
-        </w:pict>
+          <w:sz w:val="26"/>
+          <w:szCs w:val="26"/>
+        </w:rPr>
+        <w:t>4</w:t>
+      </w:r>
+      <w:r>
+        <w:rPr>
+          <w:rFonts w:ascii="Times New Roman" w:hAnsi="Times New Roman" w:cs="Times New Roman"/>
+          <w:b/>
+          <w:bCs/>
+          <w:sz w:val="26"/>
+          <w:szCs w:val="26"/>
+          <w:vertAlign w:val="superscript"/>
+        </w:rPr>
+        <w:t>th</w:t>
+      </w:r>
+      <w:r>
+        <w:rPr>
+          <w:rFonts w:ascii="Times New Roman" w:hAnsi="Times New Roman" w:cs="Times New Roman"/>
+          <w:b/>
+          <w:bCs/>
+          <w:sz w:val="26"/>
+          <w:szCs w:val="26"/>
+        </w:rPr>
+        <w:t xml:space="preserve"> Meeting(</w:t>
+      </w:r>
+      <w:r>
+        <w:rPr>
+          <w:rFonts w:ascii="Times New Roman" w:hAnsi="Times New Roman" w:cs="Times New Roman"/>
+          <w:b/>
+          <w:bCs/>
+          <w:sz w:val="26"/>
+          <w:szCs w:val="26"/>
+        </w:rPr>
+        <w:t>30</w:t>
+      </w:r>
+      <w:r>
+        <w:rPr>
+          <w:rFonts w:ascii="Times New Roman" w:hAnsi="Times New Roman" w:cs="Times New Roman"/>
+          <w:b/>
+          <w:bCs/>
+          <w:sz w:val="26"/>
+          <w:szCs w:val="26"/>
+        </w:rPr>
+        <w:t>/</w:t>
+      </w:r>
+      <w:r>
+        <w:rPr>
+          <w:rFonts w:ascii="Times New Roman" w:hAnsi="Times New Roman" w:cs="Times New Roman"/>
+          <w:b/>
+          <w:bCs/>
+          <w:sz w:val="26"/>
+          <w:szCs w:val="26"/>
+        </w:rPr>
+        <w:t>3/2026</w:t>
+      </w:r>
+      <w:r>
+        <w:rPr>
+          <w:rFonts w:ascii="Times New Roman" w:hAnsi="Times New Roman" w:cs="Times New Roman"/>
+          <w:b/>
+          <w:bCs/>
+          <w:sz w:val="26"/>
+          <w:szCs w:val="26"/>
+        </w:rPr>
+        <w:t>):</w:t>
       </w:r>
     </w:p>
     <w:p>
       <w:pPr>
-        <w:pStyle w:val="Heading2"/>
+        <w:ind w:left="720"/>
         <w:rPr>
           <w:rFonts w:ascii="Times New Roman" w:hAnsi="Times New Roman" w:cs="Times New Roman"/>
-          <w:b/>
-          <w:bCs/>
-          <w:color w:val="auto"/>
-          <w:sz w:val="28"/>
-          <w:szCs w:val="28"/>
+          <w:sz w:val="26"/>
+          <w:szCs w:val="26"/>
         </w:rPr>
       </w:pPr>
       <w:r>
         <w:rPr>
           <w:rFonts w:ascii="Times New Roman" w:hAnsi="Times New Roman" w:cs="Times New Roman"/>
-          <w:b/>
-          <w:bCs/>
-          <w:color w:val="auto"/>
-          <w:sz w:val="28"/>
-          <w:szCs w:val="28"/>
-        </w:rPr>
-        <w:t>5.2 Future Development</w:t>
+          <w:sz w:val="26"/>
+          <w:szCs w:val="26"/>
+        </w:rPr>
+        <w:t>In this meeting, the teams completed their tasks and reported back to the team leader. The team leader then recorded and evaluated the members based on their diligence and contribution to the work and began writing the report and design slides.</w:t>
       </w:r>
     </w:p>
     <w:p>
       <w:pPr>
-        <w:pStyle w:val="NormalWeb"/>
-        <w:rPr>
-          <w:b/>
-          <w:bCs/>
-        </w:rPr>
-      </w:pPr>
-      <w:r>
-        <w:rPr>
-          <w:b/>
-          <w:bCs/>
-        </w:rPr>
-        <w:t>In future work, more page replacement algorithms can be added such as LFU (Least Frequently Used), Second Chance, and Clock algorithm. These algorithms may provide better performance in different scenarios.</w:t>
+        <w:rPr>
+          <w:rFonts w:ascii="Times New Roman" w:hAnsi="Times New Roman" w:cs="Times New Roman"/>
+          <w:b/>
+          <w:bCs/>
+          <w:sz w:val="26"/>
+          <w:szCs w:val="26"/>
+        </w:rPr>
+      </w:pPr>
+      <w:r>
+        <w:rPr>
+          <w:rFonts w:ascii="Times New Roman" w:hAnsi="Times New Roman" w:cs="Times New Roman"/>
+          <w:b/>
+          <w:bCs/>
+          <w:sz w:val="26"/>
+          <w:szCs w:val="26"/>
+        </w:rPr>
+        <w:t>5</w:t>
+      </w:r>
+      <w:r>
+        <w:rPr>
+          <w:rFonts w:ascii="Times New Roman" w:hAnsi="Times New Roman" w:cs="Times New Roman"/>
+          <w:b/>
+          <w:bCs/>
+          <w:sz w:val="26"/>
+          <w:szCs w:val="26"/>
+          <w:vertAlign w:val="superscript"/>
+        </w:rPr>
+        <w:t>th</w:t>
+      </w:r>
+      <w:r>
+        <w:rPr>
+          <w:rFonts w:ascii="Times New Roman" w:hAnsi="Times New Roman" w:cs="Times New Roman"/>
+          <w:b/>
+          <w:bCs/>
+          <w:sz w:val="26"/>
+          <w:szCs w:val="26"/>
+        </w:rPr>
+        <w:t xml:space="preserve"> Meeting(</w:t>
+      </w:r>
+      <w:r>
+        <w:rPr>
+          <w:rFonts w:ascii="Times New Roman" w:hAnsi="Times New Roman" w:cs="Times New Roman"/>
+          <w:b/>
+          <w:bCs/>
+          <w:sz w:val="26"/>
+          <w:szCs w:val="26"/>
+        </w:rPr>
+        <w:t>7</w:t>
+      </w:r>
+      <w:r>
+        <w:rPr>
+          <w:rFonts w:ascii="Times New Roman" w:hAnsi="Times New Roman" w:cs="Times New Roman"/>
+          <w:b/>
+          <w:bCs/>
+          <w:sz w:val="26"/>
+          <w:szCs w:val="26"/>
+        </w:rPr>
+        <w:t>/</w:t>
+      </w:r>
+      <w:r>
+        <w:rPr>
+          <w:rFonts w:ascii="Times New Roman" w:hAnsi="Times New Roman" w:cs="Times New Roman"/>
+          <w:b/>
+          <w:bCs/>
+          <w:sz w:val="26"/>
+          <w:szCs w:val="26"/>
+        </w:rPr>
+        <w:t>4</w:t>
+      </w:r>
+      <w:r>
+        <w:rPr>
+          <w:rFonts w:ascii="Times New Roman" w:hAnsi="Times New Roman" w:cs="Times New Roman"/>
+          <w:b/>
+          <w:bCs/>
+          <w:sz w:val="26"/>
+          <w:szCs w:val="26"/>
+        </w:rPr>
+        <w:t>/202</w:t>
+      </w:r>
+      <w:r>
+        <w:rPr>
+          <w:rFonts w:ascii="Times New Roman" w:hAnsi="Times New Roman" w:cs="Times New Roman"/>
+          <w:b/>
+          <w:bCs/>
+          <w:sz w:val="26"/>
+          <w:szCs w:val="26"/>
+        </w:rPr>
+        <w:t>6</w:t>
+      </w:r>
+      <w:r>
+        <w:rPr>
+          <w:rFonts w:ascii="Times New Roman" w:hAnsi="Times New Roman" w:cs="Times New Roman"/>
+          <w:b/>
+          <w:bCs/>
+          <w:sz w:val="26"/>
+          <w:szCs w:val="26"/>
+        </w:rPr>
+        <w:t>):</w:t>
       </w:r>
     </w:p>
     <w:p>
       <w:pPr>
-        <w:pStyle w:val="NormalWeb"/>
-        <w:rPr>
-          <w:b/>
-          <w:bCs/>
-        </w:rPr>
-      </w:pPr>
-      <w:r>
-        <w:rPr>
-          <w:b/>
-          <w:bCs/>
-        </w:rPr>
-        <w:t>The program can also be improved by adding a graphical user interface (GUI) to visualize page replacement steps. This helps users understand algorithm behavior more easily.</w:t>
-      </w:r>
-    </w:p>
-    <w:p>
-      <w:pPr>
-        <w:pStyle w:val="NormalWeb"/>
-        <w:rPr>
-          <w:b/>
-          <w:bCs/>
-        </w:rPr>
-      </w:pPr>
-      <w:r>
-        <w:rPr>
-          <w:b/>
-          <w:bCs/>
-        </w:rPr>
-        <w:t>Another improvement is allowing users to input custom reference strings and frame sizes. This makes the application more flexible for testing different cases.</w:t>
-      </w:r>
-    </w:p>
-    <w:p>
-      <w:pPr>
-        <w:pStyle w:val="NormalWeb"/>
-        <w:rPr>
-          <w:b/>
-          <w:bCs/>
-        </w:rPr>
-      </w:pPr>
-      <w:r>
-        <w:rPr>
-          <w:b/>
-          <w:bCs/>
-        </w:rPr>
-        <w:t xml:space="preserve">Performance measurement can also be extended by analyzing execution time, memory usage, and algorithm efficiency. These enhancements will make the project </w:t>
-      </w:r>
-      <w:proofErr w:type="gramStart"/>
-      <w:r>
-        <w:rPr>
-          <w:b/>
-          <w:bCs/>
-        </w:rPr>
-        <w:t>more complete and practical</w:t>
-      </w:r>
-      <w:proofErr w:type="gramEnd"/>
-      <w:r>
-        <w:rPr>
-          <w:b/>
-          <w:bCs/>
-        </w:rPr>
-        <w:t>.</w:t>
-      </w:r>
-    </w:p>
-    <w:p>
-      <w:pPr>
+        <w:ind w:left="720"/>
         <w:rPr>
           <w:rFonts w:ascii="Times New Roman" w:hAnsi="Times New Roman" w:cs="Times New Roman"/>
-          <w:b/>
-          <w:bCs/>
           <w:sz w:val="26"/>
           <w:szCs w:val="26"/>
         </w:rPr>
       </w:pPr>
+      <w:r>
+        <w:rPr>
+          <w:rFonts w:ascii="Times New Roman" w:hAnsi="Times New Roman" w:cs="Times New Roman"/>
+          <w:sz w:val="26"/>
+          <w:szCs w:val="26"/>
+        </w:rPr>
+        <w:lastRenderedPageBreak/>
+        <w:t>The group reviews and edits the content together, observing if any content needs to be added or removed. Check for errors and provide feedback to each other to complete the group's topic.</w:t>
+      </w:r>
+    </w:p>
+    <w:p/>
+    <w:p>
+      <w:pPr>
+        <w:jc w:val="center"/>
+        <w:rPr>
+          <w:rFonts w:ascii="Times New Roman" w:hAnsi="Times New Roman" w:cs="Times New Roman"/>
+          <w:b/>
+          <w:bCs/>
+          <w:sz w:val="24"/>
+          <w:szCs w:val="24"/>
+        </w:rPr>
+      </w:pPr>
     </w:p>
     <w:sectPr>
-      <w:footerReference w:type="default" r:id="rId9"/>
-      <w:headerReference w:type="first" r:id="rId10"/>
-      <w:footerReference w:type="first" r:id="rId11"/>
+      <w:footerReference w:type="default" r:id="rId15"/>
+      <w:headerReference w:type="first" r:id="rId16"/>
+      <w:footerReference w:type="first" r:id="rId17"/>
       <w:pgSz w:w="11907" w:h="16840" w:code="9"/>
       <w:pgMar w:top="1418" w:right="1138" w:bottom="1418" w:left="1701" w:header="720" w:footer="720" w:gutter="0"/>
       <w:pgNumType w:start="1"/>
@@ -19561,7 +22457,6 @@
   <w:style w:type="character" w:default="1" w:styleId="DefaultParagraphFont">
     <w:name w:val="Default Paragraph Font"/>
     <w:uiPriority w:val="1"/>
-    <w:semiHidden/>
     <w:unhideWhenUsed/>
   </w:style>
   <w:style w:type="table" w:default="1" w:styleId="TableNormal">
@@ -19962,7 +22857,7 @@
     <w:autoRedefine/>
     <w:uiPriority w:val="39"/>
     <w:unhideWhenUsed/>
-    <w:rsid w:val="00304FAF"/>
+    <w:rsid w:val="00E72AAA"/>
     <w:pPr>
       <w:tabs>
         <w:tab w:val="right" w:leader="dot" w:pos="9061"/>
@@ -19970,6 +22865,12 @@
       <w:spacing w:after="100"/>
       <w:ind w:left="440"/>
     </w:pPr>
+    <w:rPr>
+      <w:rFonts w:ascii="Times New Roman" w:hAnsi="Times New Roman" w:cs="Times New Roman"/>
+      <w:noProof/>
+      <w:sz w:val="24"/>
+      <w:szCs w:val="24"/>
+    </w:rPr>
   </w:style>
   <w:style w:type="paragraph" w:styleId="TOC2">
     <w:name w:val="toc 2"/>
@@ -20063,6 +22964,11 @@
       <w:color w:val="605E5C"/>
       <w:shd w:val="clear" w:color="auto" w:fill="E1DFDD"/>
     </w:rPr>
+  </w:style>
+  <w:style w:type="character" w:customStyle="1" w:styleId="whitespace-normal">
+    <w:name w:val="whitespace-normal"/>
+    <w:basedOn w:val="DefaultParagraphFont"/>
+    <w:rsid w:val="00E72AAA"/>
   </w:style>
 </w:styles>
 </file>

--- a/DOCX/NHOM5_Virtual Memory Page Replacement Simulator (FIFO, LRU, OPT).docx
+++ b/DOCX/NHOM5_Virtual Memory Page Replacement Simulator (FIFO, LRU, OPT).docx
@@ -376,6 +376,7 @@
                 <w:szCs w:val="28"/>
               </w:rPr>
             </w:pPr>
+            <w:proofErr w:type="spellStart"/>
             <w:r>
               <w:rPr>
                 <w:rFonts w:ascii="Times New Roman" w:hAnsi="Times New Roman" w:cs="Times New Roman"/>
@@ -386,6 +387,7 @@
               </w:rPr>
               <w:t>Fullname</w:t>
             </w:r>
+            <w:proofErr w:type="spellEnd"/>
           </w:p>
         </w:tc>
         <w:tc>
@@ -443,6 +445,7 @@
                 <w:szCs w:val="28"/>
               </w:rPr>
             </w:pPr>
+            <w:proofErr w:type="spellStart"/>
             <w:r>
               <w:rPr>
                 <w:rFonts w:ascii="Times New Roman" w:hAnsi="Times New Roman" w:cs="Times New Roman"/>
@@ -451,8 +454,53 @@
                 <w:sz w:val="28"/>
                 <w:szCs w:val="28"/>
               </w:rPr>
-              <w:t>Dương Trọng Nghĩa</w:t>
-            </w:r>
+              <w:t>Dương</w:t>
+            </w:r>
+            <w:proofErr w:type="spellEnd"/>
+            <w:r>
+              <w:rPr>
+                <w:rFonts w:ascii="Times New Roman" w:hAnsi="Times New Roman" w:cs="Times New Roman"/>
+                <w:b/>
+                <w:bCs/>
+                <w:sz w:val="28"/>
+                <w:szCs w:val="28"/>
+              </w:rPr>
+              <w:t xml:space="preserve"> </w:t>
+            </w:r>
+            <w:proofErr w:type="spellStart"/>
+            <w:r>
+              <w:rPr>
+                <w:rFonts w:ascii="Times New Roman" w:hAnsi="Times New Roman" w:cs="Times New Roman"/>
+                <w:b/>
+                <w:bCs/>
+                <w:sz w:val="28"/>
+                <w:szCs w:val="28"/>
+              </w:rPr>
+              <w:t>Trọng</w:t>
+            </w:r>
+            <w:proofErr w:type="spellEnd"/>
+            <w:r>
+              <w:rPr>
+                <w:rFonts w:ascii="Times New Roman" w:hAnsi="Times New Roman" w:cs="Times New Roman"/>
+                <w:b/>
+                <w:bCs/>
+                <w:sz w:val="28"/>
+                <w:szCs w:val="28"/>
+              </w:rPr>
+              <w:t xml:space="preserve"> </w:t>
+            </w:r>
+            <w:proofErr w:type="spellStart"/>
+            <w:r>
+              <w:rPr>
+                <w:rFonts w:ascii="Times New Roman" w:hAnsi="Times New Roman" w:cs="Times New Roman"/>
+                <w:b/>
+                <w:bCs/>
+                <w:sz w:val="28"/>
+                <w:szCs w:val="28"/>
+              </w:rPr>
+              <w:t>Nghĩa</w:t>
+            </w:r>
+            <w:proofErr w:type="spellEnd"/>
           </w:p>
         </w:tc>
         <w:tc>
@@ -518,8 +566,42 @@
                 <w:sz w:val="28"/>
                 <w:szCs w:val="28"/>
               </w:rPr>
-              <w:t>Phan Đình Phát</w:t>
-            </w:r>
+              <w:t xml:space="preserve">Phan </w:t>
+            </w:r>
+            <w:proofErr w:type="spellStart"/>
+            <w:r>
+              <w:rPr>
+                <w:rFonts w:ascii="Times New Roman" w:hAnsi="Times New Roman" w:cs="Times New Roman"/>
+                <w:b/>
+                <w:bCs/>
+                <w:sz w:val="28"/>
+                <w:szCs w:val="28"/>
+              </w:rPr>
+              <w:t>Đình</w:t>
+            </w:r>
+            <w:proofErr w:type="spellEnd"/>
+            <w:r>
+              <w:rPr>
+                <w:rFonts w:ascii="Times New Roman" w:hAnsi="Times New Roman" w:cs="Times New Roman"/>
+                <w:b/>
+                <w:bCs/>
+                <w:sz w:val="28"/>
+                <w:szCs w:val="28"/>
+              </w:rPr>
+              <w:t xml:space="preserve"> </w:t>
+            </w:r>
+            <w:proofErr w:type="spellStart"/>
+            <w:r>
+              <w:rPr>
+                <w:rFonts w:ascii="Times New Roman" w:hAnsi="Times New Roman" w:cs="Times New Roman"/>
+                <w:b/>
+                <w:bCs/>
+                <w:sz w:val="28"/>
+                <w:szCs w:val="28"/>
+              </w:rPr>
+              <w:t>Phát</w:t>
+            </w:r>
+            <w:proofErr w:type="spellEnd"/>
           </w:p>
         </w:tc>
         <w:tc>
@@ -585,8 +667,42 @@
                 <w:sz w:val="28"/>
                 <w:szCs w:val="28"/>
               </w:rPr>
-              <w:t>Kim Nhựt Hoàng</w:t>
-            </w:r>
+              <w:t xml:space="preserve">Kim </w:t>
+            </w:r>
+            <w:proofErr w:type="spellStart"/>
+            <w:r>
+              <w:rPr>
+                <w:rFonts w:ascii="Times New Roman" w:hAnsi="Times New Roman" w:cs="Times New Roman"/>
+                <w:b/>
+                <w:bCs/>
+                <w:sz w:val="28"/>
+                <w:szCs w:val="28"/>
+              </w:rPr>
+              <w:t>Nhựt</w:t>
+            </w:r>
+            <w:proofErr w:type="spellEnd"/>
+            <w:r>
+              <w:rPr>
+                <w:rFonts w:ascii="Times New Roman" w:hAnsi="Times New Roman" w:cs="Times New Roman"/>
+                <w:b/>
+                <w:bCs/>
+                <w:sz w:val="28"/>
+                <w:szCs w:val="28"/>
+              </w:rPr>
+              <w:t xml:space="preserve"> </w:t>
+            </w:r>
+            <w:proofErr w:type="spellStart"/>
+            <w:r>
+              <w:rPr>
+                <w:rFonts w:ascii="Times New Roman" w:hAnsi="Times New Roman" w:cs="Times New Roman"/>
+                <w:b/>
+                <w:bCs/>
+                <w:sz w:val="28"/>
+                <w:szCs w:val="28"/>
+              </w:rPr>
+              <w:t>Hoàng</w:t>
+            </w:r>
+            <w:proofErr w:type="spellEnd"/>
           </w:p>
         </w:tc>
         <w:tc>
@@ -644,6 +760,7 @@
                 <w:szCs w:val="28"/>
               </w:rPr>
             </w:pPr>
+            <w:proofErr w:type="spellStart"/>
             <w:r>
               <w:rPr>
                 <w:rFonts w:ascii="Times New Roman" w:hAnsi="Times New Roman" w:cs="Times New Roman"/>
@@ -652,8 +769,75 @@
                 <w:sz w:val="28"/>
                 <w:szCs w:val="28"/>
               </w:rPr>
-              <w:t>Nguyễn Thị Xuân Tuyền</w:t>
-            </w:r>
+              <w:t>Nguyễn</w:t>
+            </w:r>
+            <w:proofErr w:type="spellEnd"/>
+            <w:r>
+              <w:rPr>
+                <w:rFonts w:ascii="Times New Roman" w:hAnsi="Times New Roman" w:cs="Times New Roman"/>
+                <w:b/>
+                <w:bCs/>
+                <w:sz w:val="28"/>
+                <w:szCs w:val="28"/>
+              </w:rPr>
+              <w:t xml:space="preserve"> </w:t>
+            </w:r>
+            <w:proofErr w:type="spellStart"/>
+            <w:r>
+              <w:rPr>
+                <w:rFonts w:ascii="Times New Roman" w:hAnsi="Times New Roman" w:cs="Times New Roman"/>
+                <w:b/>
+                <w:bCs/>
+                <w:sz w:val="28"/>
+                <w:szCs w:val="28"/>
+              </w:rPr>
+              <w:t>Thị</w:t>
+            </w:r>
+            <w:proofErr w:type="spellEnd"/>
+            <w:r>
+              <w:rPr>
+                <w:rFonts w:ascii="Times New Roman" w:hAnsi="Times New Roman" w:cs="Times New Roman"/>
+                <w:b/>
+                <w:bCs/>
+                <w:sz w:val="28"/>
+                <w:szCs w:val="28"/>
+              </w:rPr>
+              <w:t xml:space="preserve"> </w:t>
+            </w:r>
+            <w:proofErr w:type="spellStart"/>
+            <w:r>
+              <w:rPr>
+                <w:rFonts w:ascii="Times New Roman" w:hAnsi="Times New Roman" w:cs="Times New Roman"/>
+                <w:b/>
+                <w:bCs/>
+                <w:sz w:val="28"/>
+                <w:szCs w:val="28"/>
+              </w:rPr>
+              <w:t>Xuân</w:t>
+            </w:r>
+            <w:proofErr w:type="spellEnd"/>
+            <w:r>
+              <w:rPr>
+                <w:rFonts w:ascii="Times New Roman" w:hAnsi="Times New Roman" w:cs="Times New Roman"/>
+                <w:b/>
+                <w:bCs/>
+                <w:sz w:val="28"/>
+                <w:szCs w:val="28"/>
+              </w:rPr>
+              <w:t xml:space="preserve"> </w:t>
+            </w:r>
+            <w:proofErr w:type="spellStart"/>
+            <w:r>
+              <w:rPr>
+                <w:rFonts w:ascii="Times New Roman" w:hAnsi="Times New Roman" w:cs="Times New Roman"/>
+                <w:b/>
+                <w:bCs/>
+                <w:sz w:val="28"/>
+                <w:szCs w:val="28"/>
+              </w:rPr>
+              <w:t>Tuyền</w:t>
+            </w:r>
+            <w:proofErr w:type="spellEnd"/>
           </w:p>
         </w:tc>
         <w:tc>
@@ -722,6 +906,8 @@
                 <w:szCs w:val="28"/>
               </w:rPr>
             </w:pPr>
+            <w:proofErr w:type="spellStart"/>
+            <w:proofErr w:type="gramStart"/>
             <w:r>
               <w:rPr>
                 <w:rFonts w:ascii="Times New Roman" w:hAnsi="Times New Roman" w:cs="Times New Roman"/>
@@ -730,8 +916,42 @@
                 <w:sz w:val="28"/>
                 <w:szCs w:val="28"/>
               </w:rPr>
-              <w:t>Nguyễn  Thanh Tuấn</w:t>
-            </w:r>
+              <w:t>Nguyễn</w:t>
+            </w:r>
+            <w:proofErr w:type="spellEnd"/>
+            <w:r>
+              <w:rPr>
+                <w:rFonts w:ascii="Times New Roman" w:hAnsi="Times New Roman" w:cs="Times New Roman"/>
+                <w:b/>
+                <w:bCs/>
+                <w:sz w:val="28"/>
+                <w:szCs w:val="28"/>
+              </w:rPr>
+              <w:t xml:space="preserve">  Thanh</w:t>
+            </w:r>
+            <w:proofErr w:type="gramEnd"/>
+            <w:r>
+              <w:rPr>
+                <w:rFonts w:ascii="Times New Roman" w:hAnsi="Times New Roman" w:cs="Times New Roman"/>
+                <w:b/>
+                <w:bCs/>
+                <w:sz w:val="28"/>
+                <w:szCs w:val="28"/>
+              </w:rPr>
+              <w:t xml:space="preserve"> </w:t>
+            </w:r>
+            <w:proofErr w:type="spellStart"/>
+            <w:r>
+              <w:rPr>
+                <w:rFonts w:ascii="Times New Roman" w:hAnsi="Times New Roman" w:cs="Times New Roman"/>
+                <w:b/>
+                <w:bCs/>
+                <w:sz w:val="28"/>
+                <w:szCs w:val="28"/>
+              </w:rPr>
+              <w:t>Tuấn</w:t>
+            </w:r>
+            <w:proofErr w:type="spellEnd"/>
           </w:p>
         </w:tc>
         <w:tc>
@@ -790,6 +1010,7 @@
                 <w:szCs w:val="28"/>
               </w:rPr>
             </w:pPr>
+            <w:proofErr w:type="spellStart"/>
             <w:r>
               <w:rPr>
                 <w:rFonts w:ascii="Times New Roman" w:hAnsi="Times New Roman" w:cs="Times New Roman"/>
@@ -798,8 +1019,31 @@
                 <w:sz w:val="28"/>
                 <w:szCs w:val="28"/>
               </w:rPr>
-              <w:t>Đỗ Minh Thuận</w:t>
-            </w:r>
+              <w:t>Đỗ</w:t>
+            </w:r>
+            <w:proofErr w:type="spellEnd"/>
+            <w:r>
+              <w:rPr>
+                <w:rFonts w:ascii="Times New Roman" w:hAnsi="Times New Roman" w:cs="Times New Roman"/>
+                <w:b/>
+                <w:bCs/>
+                <w:sz w:val="28"/>
+                <w:szCs w:val="28"/>
+              </w:rPr>
+              <w:t xml:space="preserve"> Minh </w:t>
+            </w:r>
+            <w:proofErr w:type="spellStart"/>
+            <w:r>
+              <w:rPr>
+                <w:rFonts w:ascii="Times New Roman" w:hAnsi="Times New Roman" w:cs="Times New Roman"/>
+                <w:b/>
+                <w:bCs/>
+                <w:sz w:val="28"/>
+                <w:szCs w:val="28"/>
+              </w:rPr>
+              <w:t>Thuận</w:t>
+            </w:r>
+            <w:proofErr w:type="spellEnd"/>
           </w:p>
         </w:tc>
         <w:tc>
@@ -1278,6 +1522,7 @@
                 <w:szCs w:val="26"/>
               </w:rPr>
             </w:pPr>
+            <w:proofErr w:type="spellStart"/>
             <w:r>
               <w:rPr>
                 <w:rFonts w:ascii="Times New Roman" w:hAnsi="Times New Roman" w:cs="Times New Roman"/>
@@ -1286,6 +1531,7 @@
               </w:rPr>
               <w:t>Fullname</w:t>
             </w:r>
+            <w:proofErr w:type="spellEnd"/>
           </w:p>
         </w:tc>
         <w:tc>
@@ -1388,7 +1634,25 @@
                 <w:sz w:val="26"/>
                 <w:szCs w:val="26"/>
               </w:rPr>
-              <w:t>Phan Đình Phat</w:t>
+              <w:t xml:space="preserve">Phan </w:t>
+            </w:r>
+            <w:proofErr w:type="spellStart"/>
+            <w:r>
+              <w:rPr>
+                <w:rFonts w:ascii="Times New Roman" w:hAnsi="Times New Roman" w:cs="Times New Roman"/>
+                <w:sz w:val="26"/>
+                <w:szCs w:val="26"/>
+              </w:rPr>
+              <w:t>Đình</w:t>
+            </w:r>
+            <w:proofErr w:type="spellEnd"/>
+            <w:r>
+              <w:rPr>
+                <w:rFonts w:ascii="Times New Roman" w:hAnsi="Times New Roman" w:cs="Times New Roman"/>
+                <w:sz w:val="26"/>
+                <w:szCs w:val="26"/>
+              </w:rPr>
+              <w:t xml:space="preserve"> Phat</w:t>
             </w:r>
           </w:p>
         </w:tc>
@@ -1487,14 +1751,70 @@
                 <w:szCs w:val="26"/>
               </w:rPr>
             </w:pPr>
+            <w:proofErr w:type="spellStart"/>
             <w:r>
               <w:rPr>
                 <w:rFonts w:ascii="Times New Roman" w:hAnsi="Times New Roman" w:cs="Times New Roman"/>
                 <w:sz w:val="26"/>
                 <w:szCs w:val="26"/>
               </w:rPr>
-              <w:t>Nguyễn Thị Xuân Tuyền</w:t>
-            </w:r>
+              <w:t>Nguyễn</w:t>
+            </w:r>
+            <w:proofErr w:type="spellEnd"/>
+            <w:r>
+              <w:rPr>
+                <w:rFonts w:ascii="Times New Roman" w:hAnsi="Times New Roman" w:cs="Times New Roman"/>
+                <w:sz w:val="26"/>
+                <w:szCs w:val="26"/>
+              </w:rPr>
+              <w:t xml:space="preserve"> </w:t>
+            </w:r>
+            <w:proofErr w:type="spellStart"/>
+            <w:r>
+              <w:rPr>
+                <w:rFonts w:ascii="Times New Roman" w:hAnsi="Times New Roman" w:cs="Times New Roman"/>
+                <w:sz w:val="26"/>
+                <w:szCs w:val="26"/>
+              </w:rPr>
+              <w:t>Thị</w:t>
+            </w:r>
+            <w:proofErr w:type="spellEnd"/>
+            <w:r>
+              <w:rPr>
+                <w:rFonts w:ascii="Times New Roman" w:hAnsi="Times New Roman" w:cs="Times New Roman"/>
+                <w:sz w:val="26"/>
+                <w:szCs w:val="26"/>
+              </w:rPr>
+              <w:t xml:space="preserve"> </w:t>
+            </w:r>
+            <w:proofErr w:type="spellStart"/>
+            <w:r>
+              <w:rPr>
+                <w:rFonts w:ascii="Times New Roman" w:hAnsi="Times New Roman" w:cs="Times New Roman"/>
+                <w:sz w:val="26"/>
+                <w:szCs w:val="26"/>
+              </w:rPr>
+              <w:t>Xuân</w:t>
+            </w:r>
+            <w:proofErr w:type="spellEnd"/>
+            <w:r>
+              <w:rPr>
+                <w:rFonts w:ascii="Times New Roman" w:hAnsi="Times New Roman" w:cs="Times New Roman"/>
+                <w:sz w:val="26"/>
+                <w:szCs w:val="26"/>
+              </w:rPr>
+              <w:t xml:space="preserve"> </w:t>
+            </w:r>
+            <w:proofErr w:type="spellStart"/>
+            <w:r>
+              <w:rPr>
+                <w:rFonts w:ascii="Times New Roman" w:hAnsi="Times New Roman" w:cs="Times New Roman"/>
+                <w:sz w:val="26"/>
+                <w:szCs w:val="26"/>
+              </w:rPr>
+              <w:t>Tuyền</w:t>
+            </w:r>
+            <w:proofErr w:type="spellEnd"/>
           </w:p>
         </w:tc>
         <w:tc>
@@ -1597,14 +1917,34 @@
                 <w:szCs w:val="26"/>
               </w:rPr>
             </w:pPr>
+            <w:proofErr w:type="spellStart"/>
             <w:r>
               <w:rPr>
                 <w:rFonts w:ascii="Times New Roman" w:hAnsi="Times New Roman" w:cs="Times New Roman"/>
                 <w:sz w:val="26"/>
                 <w:szCs w:val="26"/>
               </w:rPr>
-              <w:t>Nguyễn Thanh Tuấn</w:t>
-            </w:r>
+              <w:t>Nguyễn</w:t>
+            </w:r>
+            <w:proofErr w:type="spellEnd"/>
+            <w:r>
+              <w:rPr>
+                <w:rFonts w:ascii="Times New Roman" w:hAnsi="Times New Roman" w:cs="Times New Roman"/>
+                <w:sz w:val="26"/>
+                <w:szCs w:val="26"/>
+              </w:rPr>
+              <w:t xml:space="preserve"> Thanh </w:t>
+            </w:r>
+            <w:proofErr w:type="spellStart"/>
+            <w:r>
+              <w:rPr>
+                <w:rFonts w:ascii="Times New Roman" w:hAnsi="Times New Roman" w:cs="Times New Roman"/>
+                <w:sz w:val="26"/>
+                <w:szCs w:val="26"/>
+              </w:rPr>
+              <w:t>Tuấn</w:t>
+            </w:r>
+            <w:proofErr w:type="spellEnd"/>
           </w:p>
         </w:tc>
         <w:tc>
@@ -1781,14 +2121,52 @@
                 <w:szCs w:val="26"/>
               </w:rPr>
             </w:pPr>
+            <w:proofErr w:type="spellStart"/>
             <w:r>
               <w:rPr>
                 <w:rFonts w:ascii="Times New Roman" w:hAnsi="Times New Roman" w:cs="Times New Roman"/>
                 <w:sz w:val="26"/>
                 <w:szCs w:val="26"/>
               </w:rPr>
-              <w:t>Dương Trọng Nghĩa</w:t>
-            </w:r>
+              <w:t>Dương</w:t>
+            </w:r>
+            <w:proofErr w:type="spellEnd"/>
+            <w:r>
+              <w:rPr>
+                <w:rFonts w:ascii="Times New Roman" w:hAnsi="Times New Roman" w:cs="Times New Roman"/>
+                <w:sz w:val="26"/>
+                <w:szCs w:val="26"/>
+              </w:rPr>
+              <w:t xml:space="preserve"> </w:t>
+            </w:r>
+            <w:proofErr w:type="spellStart"/>
+            <w:r>
+              <w:rPr>
+                <w:rFonts w:ascii="Times New Roman" w:hAnsi="Times New Roman" w:cs="Times New Roman"/>
+                <w:sz w:val="26"/>
+                <w:szCs w:val="26"/>
+              </w:rPr>
+              <w:t>Trọng</w:t>
+            </w:r>
+            <w:proofErr w:type="spellEnd"/>
+            <w:r>
+              <w:rPr>
+                <w:rFonts w:ascii="Times New Roman" w:hAnsi="Times New Roman" w:cs="Times New Roman"/>
+                <w:sz w:val="26"/>
+                <w:szCs w:val="26"/>
+              </w:rPr>
+              <w:t xml:space="preserve"> </w:t>
+            </w:r>
+            <w:proofErr w:type="spellStart"/>
+            <w:r>
+              <w:rPr>
+                <w:rFonts w:ascii="Times New Roman" w:hAnsi="Times New Roman" w:cs="Times New Roman"/>
+                <w:sz w:val="26"/>
+                <w:szCs w:val="26"/>
+              </w:rPr>
+              <w:t>Nghĩa</w:t>
+            </w:r>
+            <w:proofErr w:type="spellEnd"/>
           </w:p>
         </w:tc>
         <w:tc>
@@ -1954,7 +2332,7 @@
           <w:tcPr>
             <w:tcW w:w="2880" w:type="dxa"/>
             <w:tcBorders>
-              <w:bottom w:val="nil"/>
+              <w:bottom w:val="single" w:sz="4" w:space="0" w:color="auto"/>
             </w:tcBorders>
           </w:tcPr>
           <w:p>
@@ -1971,8 +2349,36 @@
                 <w:sz w:val="26"/>
                 <w:szCs w:val="26"/>
               </w:rPr>
-              <w:t>Kim Nhựt Hoàng</w:t>
-            </w:r>
+              <w:t xml:space="preserve">Kim </w:t>
+            </w:r>
+            <w:proofErr w:type="spellStart"/>
+            <w:r>
+              <w:rPr>
+                <w:rFonts w:ascii="Times New Roman" w:hAnsi="Times New Roman" w:cs="Times New Roman"/>
+                <w:sz w:val="26"/>
+                <w:szCs w:val="26"/>
+              </w:rPr>
+              <w:t>Nhựt</w:t>
+            </w:r>
+            <w:proofErr w:type="spellEnd"/>
+            <w:r>
+              <w:rPr>
+                <w:rFonts w:ascii="Times New Roman" w:hAnsi="Times New Roman" w:cs="Times New Roman"/>
+                <w:sz w:val="26"/>
+                <w:szCs w:val="26"/>
+              </w:rPr>
+              <w:t xml:space="preserve"> </w:t>
+            </w:r>
+            <w:proofErr w:type="spellStart"/>
+            <w:r>
+              <w:rPr>
+                <w:rFonts w:ascii="Times New Roman" w:hAnsi="Times New Roman" w:cs="Times New Roman"/>
+                <w:sz w:val="26"/>
+                <w:szCs w:val="26"/>
+              </w:rPr>
+              <w:t>Hoàng</w:t>
+            </w:r>
+            <w:proofErr w:type="spellEnd"/>
           </w:p>
         </w:tc>
         <w:tc>
@@ -2004,7 +2410,7 @@
           <w:tcPr>
             <w:tcW w:w="1923" w:type="dxa"/>
             <w:tcBorders>
-              <w:bottom w:val="nil"/>
+              <w:bottom w:val="single" w:sz="4" w:space="0" w:color="auto"/>
             </w:tcBorders>
           </w:tcPr>
           <w:p>
@@ -2055,7 +2461,7 @@
           <w:tcPr>
             <w:tcW w:w="2880" w:type="dxa"/>
             <w:tcBorders>
-              <w:top w:val="nil"/>
+              <w:top w:val="single" w:sz="4" w:space="0" w:color="auto"/>
             </w:tcBorders>
           </w:tcPr>
           <w:p>
@@ -2066,6 +2472,34 @@
                 <w:szCs w:val="26"/>
               </w:rPr>
             </w:pPr>
+            <w:proofErr w:type="spellStart"/>
+            <w:r>
+              <w:rPr>
+                <w:rFonts w:ascii="Times New Roman" w:hAnsi="Times New Roman" w:cs="Times New Roman"/>
+                <w:sz w:val="26"/>
+                <w:szCs w:val="26"/>
+              </w:rPr>
+              <w:t>Đỗ</w:t>
+            </w:r>
+            <w:proofErr w:type="spellEnd"/>
+            <w:r>
+              <w:rPr>
+                <w:rFonts w:ascii="Times New Roman" w:hAnsi="Times New Roman" w:cs="Times New Roman"/>
+                <w:sz w:val="26"/>
+                <w:szCs w:val="26"/>
+              </w:rPr>
+              <w:t xml:space="preserve"> Minh </w:t>
+            </w:r>
+            <w:proofErr w:type="spellStart"/>
+            <w:r>
+              <w:rPr>
+                <w:rFonts w:ascii="Times New Roman" w:hAnsi="Times New Roman" w:cs="Times New Roman"/>
+                <w:sz w:val="26"/>
+                <w:szCs w:val="26"/>
+              </w:rPr>
+              <w:t>Thuận</w:t>
+            </w:r>
+            <w:proofErr w:type="spellEnd"/>
           </w:p>
         </w:tc>
         <w:tc>
@@ -2087,17 +2521,26 @@
           <w:tcPr>
             <w:tcW w:w="1923" w:type="dxa"/>
             <w:tcBorders>
-              <w:top w:val="nil"/>
+              <w:top w:val="single" w:sz="4" w:space="0" w:color="auto"/>
             </w:tcBorders>
           </w:tcPr>
           <w:p>
             <w:pPr>
+              <w:jc w:val="center"/>
               <w:rPr>
                 <w:rFonts w:ascii="Times New Roman" w:hAnsi="Times New Roman" w:cs="Times New Roman"/>
                 <w:sz w:val="26"/>
                 <w:szCs w:val="26"/>
               </w:rPr>
             </w:pPr>
+            <w:r>
+              <w:rPr>
+                <w:rFonts w:ascii="Times New Roman" w:hAnsi="Times New Roman" w:cs="Times New Roman"/>
+                <w:sz w:val="26"/>
+                <w:szCs w:val="26"/>
+              </w:rPr>
+              <w:t>100%</w:t>
+            </w:r>
           </w:p>
         </w:tc>
       </w:tr>
@@ -2290,6 +2733,14 @@
     </w:p>
     <w:sdt>
       <w:sdtPr>
+        <w:rPr>
+          <w:rFonts w:asciiTheme="minorHAnsi" w:eastAsiaTheme="minorHAnsi" w:hAnsiTheme="minorHAnsi" w:cstheme="minorBidi"/>
+          <w:color w:val="auto"/>
+          <w:kern w:val="2"/>
+          <w:sz w:val="22"/>
+          <w:szCs w:val="22"/>
+          <w14:ligatures w14:val="standardContextual"/>
+        </w:rPr>
         <w:id w:val="1226953877"/>
         <w:docPartObj>
           <w:docPartGallery w:val="Table of Contents"/>
@@ -2298,15 +2749,9 @@
       </w:sdtPr>
       <w:sdtEndPr>
         <w:rPr>
-          <w:rFonts w:asciiTheme="minorHAnsi" w:eastAsiaTheme="minorHAnsi" w:hAnsiTheme="minorHAnsi" w:cstheme="minorBidi"/>
           <w:b/>
           <w:bCs/>
           <w:noProof/>
-          <w:color w:val="auto"/>
-          <w:kern w:val="2"/>
-          <w:sz w:val="22"/>
-          <w:szCs w:val="22"/>
-          <w14:ligatures w14:val="standardContextual"/>
         </w:rPr>
       </w:sdtEndPr>
       <w:sdtContent>
@@ -6108,7 +6553,15 @@
         <w:jc w:val="left"/>
       </w:pPr>
       <w:r>
-        <w:t xml:space="preserve">FIFO (First In First Out) </w:t>
+        <w:t xml:space="preserve">FIFO (First </w:t>
+      </w:r>
+      <w:proofErr w:type="gramStart"/>
+      <w:r>
+        <w:t>In</w:t>
+      </w:r>
+      <w:proofErr w:type="gramEnd"/>
+      <w:r>
+        <w:t xml:space="preserve"> First Out) </w:t>
       </w:r>
     </w:p>
     <w:p>
@@ -10962,7 +11415,25 @@
           <w:bCs/>
           <w:color w:val="000000" w:themeColor="text1"/>
         </w:rPr>
-        <w:t>FIFO (First In First Out): The page that enters memory first will be replaced first. This algorithm uses a queue structure to track page order. It is simple but may replace frequently used pages.</w:t>
+        <w:t xml:space="preserve">FIFO (First </w:t>
+      </w:r>
+      <w:proofErr w:type="gramStart"/>
+      <w:r>
+        <w:rPr>
+          <w:b/>
+          <w:bCs/>
+          <w:color w:val="000000" w:themeColor="text1"/>
+        </w:rPr>
+        <w:t>In</w:t>
+      </w:r>
+      <w:proofErr w:type="gramEnd"/>
+      <w:r>
+        <w:rPr>
+          <w:b/>
+          <w:bCs/>
+          <w:color w:val="000000" w:themeColor="text1"/>
+        </w:rPr>
+        <w:t xml:space="preserve"> First Out): The page that enters memory first will be replaced first. This algorithm uses a queue structure to track page order. It is simple but may replace frequently used pages.</w:t>
       </w:r>
     </w:p>
     <w:p>
@@ -11925,7 +12396,7 @@
                 </w:tcPr>
                 <w:p>
                   <w:pPr>
-                    <w:jc w:val="center"/>
+                    <w:jc w:val="left"/>
                     <w:rPr>
                       <w:rFonts w:ascii="Times New Roman" w:hAnsi="Times New Roman" w:cs="Times New Roman"/>
                       <w:sz w:val="24"/>
@@ -12399,7 +12870,7 @@
                 </w:tcPr>
                 <w:p>
                   <w:pPr>
-                    <w:jc w:val="center"/>
+                    <w:jc w:val="left"/>
                     <w:rPr>
                       <w:rFonts w:ascii="Times New Roman" w:hAnsi="Times New Roman" w:cs="Times New Roman"/>
                       <w:sz w:val="24"/>
@@ -13945,8 +14416,13 @@
             <w:pPr>
               <w:pStyle w:val="NormalWeb"/>
             </w:pPr>
-            <w:r>
-              <w:t>FIFO,LRU,OPT</w:t>
+            <w:proofErr w:type="gramStart"/>
+            <w:r>
+              <w:t>FIFO,LRU</w:t>
+            </w:r>
+            <w:proofErr w:type="gramEnd"/>
+            <w:r>
+              <w:t>,OPT</w:t>
             </w:r>
           </w:p>
         </w:tc>
@@ -14541,10 +15017,7 @@
       </w:pPr>
       <w:bookmarkStart w:id="25" w:name="_Toc226486115"/>
       <w:r>
-        <w:t>4</w:t>
-      </w:r>
-      <w:r>
-        <w:t>.3 LRU Algorithm Result</w:t>
+        <w:t>4.3 LRU Algorithm Result</w:t>
       </w:r>
       <w:bookmarkEnd w:id="25"/>
     </w:p>
@@ -14669,10 +15142,7 @@
       </w:pPr>
       <w:bookmarkStart w:id="26" w:name="_Toc226486116"/>
       <w:r>
-        <w:t>4</w:t>
-      </w:r>
-      <w:r>
-        <w:t>.4 OPT Algorithm Result</w:t>
+        <w:t>4.4 OPT Algorithm Result</w:t>
       </w:r>
       <w:bookmarkEnd w:id="26"/>
       <w:r>
@@ -14892,7 +15362,23 @@
           <w:b/>
           <w:bCs/>
         </w:rPr>
-        <w:t>FIFO → 15 page faults</w:t>
+        <w:t xml:space="preserve">FIFO → </w:t>
+      </w:r>
+      <w:proofErr w:type="gramStart"/>
+      <w:r>
+        <w:rPr>
+          <w:b/>
+          <w:bCs/>
+        </w:rPr>
+        <w:t>15 page</w:t>
+      </w:r>
+      <w:proofErr w:type="gramEnd"/>
+      <w:r>
+        <w:rPr>
+          <w:b/>
+          <w:bCs/>
+        </w:rPr>
+        <w:t xml:space="preserve"> faults</w:t>
       </w:r>
       <w:r>
         <w:rPr>
@@ -14941,7 +15427,22 @@
           <w:bCs/>
         </w:rPr>
         <w:br/>
-        <w:t>FIFO gives the worst performance</w:t>
+      </w:r>
+      <w:proofErr w:type="spellStart"/>
+      <w:r>
+        <w:rPr>
+          <w:b/>
+          <w:bCs/>
+        </w:rPr>
+        <w:t>FIFO</w:t>
+      </w:r>
+      <w:proofErr w:type="spellEnd"/>
+      <w:r>
+        <w:rPr>
+          <w:b/>
+          <w:bCs/>
+        </w:rPr>
+        <w:t xml:space="preserve"> gives the worst performance</w:t>
       </w:r>
     </w:p>
     <w:p>
@@ -15089,7 +15590,23 @@
           <w:b/>
           <w:bCs/>
         </w:rPr>
-        <w:t>In this project, three page replacement algorithms including FIFO, LRU, and OPT were studied, implemented, and compared. Each algorithm has different characteristics in memory management.</w:t>
+        <w:t xml:space="preserve">In this project, </w:t>
+      </w:r>
+      <w:proofErr w:type="gramStart"/>
+      <w:r>
+        <w:rPr>
+          <w:b/>
+          <w:bCs/>
+        </w:rPr>
+        <w:t>three page</w:t>
+      </w:r>
+      <w:proofErr w:type="gramEnd"/>
+      <w:r>
+        <w:rPr>
+          <w:b/>
+          <w:bCs/>
+        </w:rPr>
+        <w:t xml:space="preserve"> replacement algorithms including FIFO, LRU, and OPT were studied, implemented, and compared. Each algorithm has different characteristics in memory management.</w:t>
       </w:r>
     </w:p>
     <w:p>
@@ -15180,7 +15697,7 @@
           <w:bCs/>
         </w:rPr>
         <w:pict w14:anchorId="12CBC3F7">
-          <v:rect id="_x0000_i1039" style="width:0;height:1.5pt" o:hralign="center" o:hrstd="t" o:hr="t" fillcolor="#a0a0a0" stroked="f"/>
+          <v:rect id="_x0000_i1035" style="width:0;height:1.5pt" o:hralign="center" o:hrstd="t" o:hr="t" fillcolor="#a0a0a0" stroked="f"/>
         </w:pict>
       </w:r>
     </w:p>
@@ -15256,7 +15773,23 @@
           <w:b/>
           <w:bCs/>
         </w:rPr>
-        <w:t>Performance measurement can also be extended by analyzing execution time, memory usage, and algorithm efficiency. These enhancements will make the project more complete and practical.</w:t>
+        <w:t xml:space="preserve">Performance measurement can also be extended by analyzing execution time, memory usage, and algorithm efficiency. These enhancements will make the project </w:t>
+      </w:r>
+      <w:proofErr w:type="gramStart"/>
+      <w:r>
+        <w:rPr>
+          <w:b/>
+          <w:bCs/>
+        </w:rPr>
+        <w:t>more complete and practical</w:t>
+      </w:r>
+      <w:proofErr w:type="gramEnd"/>
+      <w:r>
+        <w:rPr>
+          <w:b/>
+          <w:bCs/>
+        </w:rPr>
+        <w:t>.</w:t>
       </w:r>
     </w:p>
     <w:p>
@@ -15352,7 +15885,23 @@
           <w:bCs/>
         </w:rPr>
         <w:br/>
-        <w:t>A. Silberschatz, P. B. Galvin, G. Gagne,</w:t>
+        <w:t xml:space="preserve">A. </w:t>
+      </w:r>
+      <w:proofErr w:type="spellStart"/>
+      <w:r>
+        <w:rPr>
+          <w:b/>
+          <w:bCs/>
+        </w:rPr>
+        <w:t>Silberschatz</w:t>
+      </w:r>
+      <w:proofErr w:type="spellEnd"/>
+      <w:r>
+        <w:rPr>
+          <w:b/>
+          <w:bCs/>
+        </w:rPr>
+        <w:t>, P. B. Galvin, G. Gagne,</w:t>
       </w:r>
       <w:r>
         <w:rPr>
@@ -15383,7 +15932,7 @@
           <w:szCs w:val="24"/>
         </w:rPr>
         <w:pict w14:anchorId="6AAD7AFD">
-          <v:rect id="_x0000_i1055" style="width:0;height:1.5pt" o:hralign="center" o:hrstd="t" o:hr="t" fillcolor="#a0a0a0" stroked="f"/>
+          <v:rect id="_x0000_i1036" style="width:0;height:1.5pt" o:hralign="center" o:hrstd="t" o:hr="t" fillcolor="#a0a0a0" stroked="f"/>
         </w:pict>
       </w:r>
     </w:p>
@@ -15455,7 +16004,7 @@
           <w:szCs w:val="24"/>
         </w:rPr>
         <w:pict w14:anchorId="1C5433B9">
-          <v:rect id="_x0000_i1056" style="width:0;height:1.5pt" o:hralign="center" o:hrstd="t" o:hr="t" fillcolor="#a0a0a0" stroked="f"/>
+          <v:rect id="_x0000_i1037" style="width:0;height:1.5pt" o:hralign="center" o:hrstd="t" o:hr="t" fillcolor="#a0a0a0" stroked="f"/>
         </w:pict>
       </w:r>
     </w:p>
@@ -15527,7 +16076,7 @@
           <w:szCs w:val="24"/>
         </w:rPr>
         <w:pict w14:anchorId="655104B1">
-          <v:rect id="_x0000_i1057" style="width:0;height:1.5pt" o:hralign="center" o:hrstd="t" o:hr="t" fillcolor="#a0a0a0" stroked="f"/>
+          <v:rect id="_x0000_i1038" style="width:0;height:1.5pt" o:hralign="center" o:hrstd="t" o:hr="t" fillcolor="#a0a0a0" stroked="f"/>
         </w:pict>
       </w:r>
     </w:p>
@@ -15545,7 +16094,23 @@
           <w:b/>
           <w:bCs/>
         </w:rPr>
-        <w:t>[4] GeeksforGeeks,</w:t>
+        <w:t xml:space="preserve">[4] </w:t>
+      </w:r>
+      <w:proofErr w:type="spellStart"/>
+      <w:r>
+        <w:rPr>
+          <w:b/>
+          <w:bCs/>
+        </w:rPr>
+        <w:t>GeeksforGeeks</w:t>
+      </w:r>
+      <w:proofErr w:type="spellEnd"/>
+      <w:r>
+        <w:rPr>
+          <w:b/>
+          <w:bCs/>
+        </w:rPr>
+        <w:t>,</w:t>
       </w:r>
       <w:r>
         <w:rPr>
@@ -15593,7 +16158,7 @@
           <w:szCs w:val="24"/>
         </w:rPr>
         <w:pict w14:anchorId="702DD4E3">
-          <v:rect id="_x0000_i1058" style="width:0;height:1.5pt" o:hralign="center" o:hrstd="t" o:hr="t" fillcolor="#a0a0a0" stroked="f"/>
+          <v:rect id="_x0000_i1039" style="width:0;height:1.5pt" o:hralign="center" o:hrstd="t" o:hr="t" fillcolor="#a0a0a0" stroked="f"/>
         </w:pict>
       </w:r>
     </w:p>
@@ -15612,7 +16177,23 @@
           <w:bCs/>
         </w:rPr>
         <w:lastRenderedPageBreak/>
-        <w:t>[5] Tutorialspoint,</w:t>
+        <w:t xml:space="preserve">[5] </w:t>
+      </w:r>
+      <w:proofErr w:type="spellStart"/>
+      <w:r>
+        <w:rPr>
+          <w:b/>
+          <w:bCs/>
+        </w:rPr>
+        <w:t>Tutorialspoint</w:t>
+      </w:r>
+      <w:proofErr w:type="spellEnd"/>
+      <w:r>
+        <w:rPr>
+          <w:b/>
+          <w:bCs/>
+        </w:rPr>
+        <w:t>,</w:t>
       </w:r>
       <w:r>
         <w:rPr>
@@ -15660,7 +16241,7 @@
           <w:szCs w:val="24"/>
         </w:rPr>
         <w:pict w14:anchorId="294CF975">
-          <v:rect id="_x0000_i1059" style="width:0;height:1.5pt" o:hralign="center" o:hrstd="t" o:hr="t" fillcolor="#a0a0a0" stroked="f"/>
+          <v:rect id="_x0000_i1040" style="width:0;height:1.5pt" o:hralign="center" o:hrstd="t" o:hr="t" fillcolor="#a0a0a0" stroked="f"/>
         </w:pict>
       </w:r>
     </w:p>
@@ -15706,7 +16287,31 @@
           <w:sz w:val="28"/>
           <w:szCs w:val="28"/>
         </w:rPr>
-        <w:t>APPENDIX A . GROUP ACTIVITY SCHEDULE</w:t>
+        <w:t xml:space="preserve">APPENDIX </w:t>
+      </w:r>
+      <w:proofErr w:type="gramStart"/>
+      <w:r>
+        <w:rPr>
+          <w:rFonts w:ascii="Times New Roman" w:hAnsi="Times New Roman" w:cs="Times New Roman"/>
+          <w:b/>
+          <w:bCs/>
+          <w:color w:val="auto"/>
+          <w:sz w:val="28"/>
+          <w:szCs w:val="28"/>
+        </w:rPr>
+        <w:t>A .</w:t>
+      </w:r>
+      <w:proofErr w:type="gramEnd"/>
+      <w:r>
+        <w:rPr>
+          <w:rFonts w:ascii="Times New Roman" w:hAnsi="Times New Roman" w:cs="Times New Roman"/>
+          <w:b/>
+          <w:bCs/>
+          <w:color w:val="auto"/>
+          <w:sz w:val="28"/>
+          <w:szCs w:val="28"/>
+        </w:rPr>
+        <w:t xml:space="preserve"> GROUP ACTIVITY SCHEDULE</w:t>
       </w:r>
       <w:bookmarkEnd w:id="31"/>
     </w:p>
@@ -15749,8 +16354,9 @@
           <w:sz w:val="26"/>
           <w:szCs w:val="26"/>
         </w:rPr>
-        <w:t xml:space="preserve"> Meeting ( </w:t>
-      </w:r>
+        <w:t xml:space="preserve"> Meeting </w:t>
+      </w:r>
+      <w:proofErr w:type="gramStart"/>
       <w:r>
         <w:rPr>
           <w:rFonts w:ascii="Times New Roman" w:hAnsi="Times New Roman" w:cs="Times New Roman"/>
@@ -15759,7 +16365,28 @@
           <w:sz w:val="26"/>
           <w:szCs w:val="26"/>
         </w:rPr>
-        <w:t>4/3/2026</w:t>
+        <w:t xml:space="preserve">( </w:t>
+      </w:r>
+      <w:r>
+        <w:rPr>
+          <w:rFonts w:ascii="Times New Roman" w:hAnsi="Times New Roman" w:cs="Times New Roman"/>
+          <w:b/>
+          <w:bCs/>
+          <w:sz w:val="26"/>
+          <w:szCs w:val="26"/>
+        </w:rPr>
+        <w:t>4</w:t>
+      </w:r>
+      <w:proofErr w:type="gramEnd"/>
+      <w:r>
+        <w:rPr>
+          <w:rFonts w:ascii="Times New Roman" w:hAnsi="Times New Roman" w:cs="Times New Roman"/>
+          <w:b/>
+          <w:bCs/>
+          <w:sz w:val="26"/>
+          <w:szCs w:val="26"/>
+        </w:rPr>
+        <w:t>/3/2026</w:t>
       </w:r>
       <w:r>
         <w:rPr>
@@ -15829,8 +16456,9 @@
           <w:sz w:val="26"/>
           <w:szCs w:val="26"/>
         </w:rPr>
-        <w:t xml:space="preserve"> Meeting ( </w:t>
-      </w:r>
+        <w:t xml:space="preserve"> Meeting </w:t>
+      </w:r>
+      <w:proofErr w:type="gramStart"/>
       <w:r>
         <w:rPr>
           <w:rFonts w:ascii="Times New Roman" w:hAnsi="Times New Roman" w:cs="Times New Roman"/>
@@ -15839,7 +16467,28 @@
           <w:sz w:val="26"/>
           <w:szCs w:val="26"/>
         </w:rPr>
-        <w:t>10/3/2026</w:t>
+        <w:t xml:space="preserve">( </w:t>
+      </w:r>
+      <w:r>
+        <w:rPr>
+          <w:rFonts w:ascii="Times New Roman" w:hAnsi="Times New Roman" w:cs="Times New Roman"/>
+          <w:b/>
+          <w:bCs/>
+          <w:sz w:val="26"/>
+          <w:szCs w:val="26"/>
+        </w:rPr>
+        <w:t>10</w:t>
+      </w:r>
+      <w:proofErr w:type="gramEnd"/>
+      <w:r>
+        <w:rPr>
+          <w:rFonts w:ascii="Times New Roman" w:hAnsi="Times New Roman" w:cs="Times New Roman"/>
+          <w:b/>
+          <w:bCs/>
+          <w:sz w:val="26"/>
+          <w:szCs w:val="26"/>
+        </w:rPr>
+        <w:t>/3/2026</w:t>
       </w:r>
       <w:r>
         <w:rPr>
@@ -15909,8 +16558,9 @@
           <w:sz w:val="26"/>
           <w:szCs w:val="26"/>
         </w:rPr>
-        <w:t xml:space="preserve"> Meeting( </w:t>
-      </w:r>
+        <w:t xml:space="preserve"> </w:t>
+      </w:r>
+      <w:proofErr w:type="gramStart"/>
       <w:r>
         <w:rPr>
           <w:rFonts w:ascii="Times New Roman" w:hAnsi="Times New Roman" w:cs="Times New Roman"/>
@@ -15919,7 +16569,28 @@
           <w:sz w:val="26"/>
           <w:szCs w:val="26"/>
         </w:rPr>
-        <w:t>17/3/2026</w:t>
+        <w:t xml:space="preserve">Meeting( </w:t>
+      </w:r>
+      <w:r>
+        <w:rPr>
+          <w:rFonts w:ascii="Times New Roman" w:hAnsi="Times New Roman" w:cs="Times New Roman"/>
+          <w:b/>
+          <w:bCs/>
+          <w:sz w:val="26"/>
+          <w:szCs w:val="26"/>
+        </w:rPr>
+        <w:t>17</w:t>
+      </w:r>
+      <w:proofErr w:type="gramEnd"/>
+      <w:r>
+        <w:rPr>
+          <w:rFonts w:ascii="Times New Roman" w:hAnsi="Times New Roman" w:cs="Times New Roman"/>
+          <w:b/>
+          <w:bCs/>
+          <w:sz w:val="26"/>
+          <w:szCs w:val="26"/>
+        </w:rPr>
+        <w:t>/3/2026</w:t>
       </w:r>
       <w:r>
         <w:rPr>
@@ -15989,8 +16660,20 @@
           <w:sz w:val="26"/>
           <w:szCs w:val="26"/>
         </w:rPr>
-        <w:t xml:space="preserve"> Meeting(</w:t>
-      </w:r>
+        <w:t xml:space="preserve"> </w:t>
+      </w:r>
+      <w:proofErr w:type="gramStart"/>
+      <w:r>
+        <w:rPr>
+          <w:rFonts w:ascii="Times New Roman" w:hAnsi="Times New Roman" w:cs="Times New Roman"/>
+          <w:b/>
+          <w:bCs/>
+          <w:sz w:val="26"/>
+          <w:szCs w:val="26"/>
+        </w:rPr>
+        <w:t>Meeting(</w:t>
+      </w:r>
+      <w:proofErr w:type="gramEnd"/>
       <w:r>
         <w:rPr>
           <w:rFonts w:ascii="Times New Roman" w:hAnsi="Times New Roman" w:cs="Times New Roman"/>
@@ -16089,8 +16772,20 @@
           <w:sz w:val="26"/>
           <w:szCs w:val="26"/>
         </w:rPr>
-        <w:t xml:space="preserve"> Meeting(</w:t>
-      </w:r>
+        <w:t xml:space="preserve"> </w:t>
+      </w:r>
+      <w:proofErr w:type="gramStart"/>
+      <w:r>
+        <w:rPr>
+          <w:rFonts w:ascii="Times New Roman" w:hAnsi="Times New Roman" w:cs="Times New Roman"/>
+          <w:b/>
+          <w:bCs/>
+          <w:sz w:val="26"/>
+          <w:szCs w:val="26"/>
+        </w:rPr>
+        <w:t>Meeting(</w:t>
+      </w:r>
+      <w:proofErr w:type="gramEnd"/>
       <w:r>
         <w:rPr>
           <w:rFonts w:ascii="Times New Roman" w:hAnsi="Times New Roman" w:cs="Times New Roman"/>
@@ -22457,6 +23152,7 @@
   <w:style w:type="character" w:default="1" w:styleId="DefaultParagraphFont">
     <w:name w:val="Default Paragraph Font"/>
     <w:uiPriority w:val="1"/>
+    <w:semiHidden/>
     <w:unhideWhenUsed/>
   </w:style>
   <w:style w:type="table" w:default="1" w:styleId="TableNormal">

--- a/DOCX/NHOM5_Virtual Memory Page Replacement Simulator (FIFO, LRU, OPT).docx
+++ b/DOCX/NHOM5_Virtual Memory Page Replacement Simulator (FIFO, LRU, OPT).docx
@@ -376,7 +376,6 @@
                 <w:szCs w:val="28"/>
               </w:rPr>
             </w:pPr>
-            <w:proofErr w:type="spellStart"/>
             <w:r>
               <w:rPr>
                 <w:rFonts w:ascii="Times New Roman" w:hAnsi="Times New Roman" w:cs="Times New Roman"/>
@@ -387,7 +386,6 @@
               </w:rPr>
               <w:t>Fullname</w:t>
             </w:r>
-            <w:proofErr w:type="spellEnd"/>
           </w:p>
         </w:tc>
         <w:tc>
@@ -445,7 +443,6 @@
                 <w:szCs w:val="28"/>
               </w:rPr>
             </w:pPr>
-            <w:proofErr w:type="spellStart"/>
             <w:r>
               <w:rPr>
                 <w:rFonts w:ascii="Times New Roman" w:hAnsi="Times New Roman" w:cs="Times New Roman"/>
@@ -454,53 +451,8 @@
                 <w:sz w:val="28"/>
                 <w:szCs w:val="28"/>
               </w:rPr>
-              <w:t>Dương</w:t>
-            </w:r>
-            <w:proofErr w:type="spellEnd"/>
-            <w:r>
-              <w:rPr>
-                <w:rFonts w:ascii="Times New Roman" w:hAnsi="Times New Roman" w:cs="Times New Roman"/>
-                <w:b/>
-                <w:bCs/>
-                <w:sz w:val="28"/>
-                <w:szCs w:val="28"/>
-              </w:rPr>
-              <w:t xml:space="preserve"> </w:t>
-            </w:r>
-            <w:proofErr w:type="spellStart"/>
-            <w:r>
-              <w:rPr>
-                <w:rFonts w:ascii="Times New Roman" w:hAnsi="Times New Roman" w:cs="Times New Roman"/>
-                <w:b/>
-                <w:bCs/>
-                <w:sz w:val="28"/>
-                <w:szCs w:val="28"/>
-              </w:rPr>
-              <w:t>Trọng</w:t>
-            </w:r>
-            <w:proofErr w:type="spellEnd"/>
-            <w:r>
-              <w:rPr>
-                <w:rFonts w:ascii="Times New Roman" w:hAnsi="Times New Roman" w:cs="Times New Roman"/>
-                <w:b/>
-                <w:bCs/>
-                <w:sz w:val="28"/>
-                <w:szCs w:val="28"/>
-              </w:rPr>
-              <w:t xml:space="preserve"> </w:t>
-            </w:r>
-            <w:proofErr w:type="spellStart"/>
-            <w:r>
-              <w:rPr>
-                <w:rFonts w:ascii="Times New Roman" w:hAnsi="Times New Roman" w:cs="Times New Roman"/>
-                <w:b/>
-                <w:bCs/>
-                <w:sz w:val="28"/>
-                <w:szCs w:val="28"/>
-              </w:rPr>
-              <w:t>Nghĩa</w:t>
-            </w:r>
-            <w:proofErr w:type="spellEnd"/>
+              <w:t>Dương Trọng Nghĩa</w:t>
+            </w:r>
           </w:p>
         </w:tc>
         <w:tc>
@@ -566,42 +518,8 @@
                 <w:sz w:val="28"/>
                 <w:szCs w:val="28"/>
               </w:rPr>
-              <w:t xml:space="preserve">Phan </w:t>
-            </w:r>
-            <w:proofErr w:type="spellStart"/>
-            <w:r>
-              <w:rPr>
-                <w:rFonts w:ascii="Times New Roman" w:hAnsi="Times New Roman" w:cs="Times New Roman"/>
-                <w:b/>
-                <w:bCs/>
-                <w:sz w:val="28"/>
-                <w:szCs w:val="28"/>
-              </w:rPr>
-              <w:t>Đình</w:t>
-            </w:r>
-            <w:proofErr w:type="spellEnd"/>
-            <w:r>
-              <w:rPr>
-                <w:rFonts w:ascii="Times New Roman" w:hAnsi="Times New Roman" w:cs="Times New Roman"/>
-                <w:b/>
-                <w:bCs/>
-                <w:sz w:val="28"/>
-                <w:szCs w:val="28"/>
-              </w:rPr>
-              <w:t xml:space="preserve"> </w:t>
-            </w:r>
-            <w:proofErr w:type="spellStart"/>
-            <w:r>
-              <w:rPr>
-                <w:rFonts w:ascii="Times New Roman" w:hAnsi="Times New Roman" w:cs="Times New Roman"/>
-                <w:b/>
-                <w:bCs/>
-                <w:sz w:val="28"/>
-                <w:szCs w:val="28"/>
-              </w:rPr>
-              <w:t>Phát</w:t>
-            </w:r>
-            <w:proofErr w:type="spellEnd"/>
+              <w:t>Phan Đình Phát</w:t>
+            </w:r>
           </w:p>
         </w:tc>
         <w:tc>
@@ -667,42 +585,8 @@
                 <w:sz w:val="28"/>
                 <w:szCs w:val="28"/>
               </w:rPr>
-              <w:t xml:space="preserve">Kim </w:t>
-            </w:r>
-            <w:proofErr w:type="spellStart"/>
-            <w:r>
-              <w:rPr>
-                <w:rFonts w:ascii="Times New Roman" w:hAnsi="Times New Roman" w:cs="Times New Roman"/>
-                <w:b/>
-                <w:bCs/>
-                <w:sz w:val="28"/>
-                <w:szCs w:val="28"/>
-              </w:rPr>
-              <w:t>Nhựt</w:t>
-            </w:r>
-            <w:proofErr w:type="spellEnd"/>
-            <w:r>
-              <w:rPr>
-                <w:rFonts w:ascii="Times New Roman" w:hAnsi="Times New Roman" w:cs="Times New Roman"/>
-                <w:b/>
-                <w:bCs/>
-                <w:sz w:val="28"/>
-                <w:szCs w:val="28"/>
-              </w:rPr>
-              <w:t xml:space="preserve"> </w:t>
-            </w:r>
-            <w:proofErr w:type="spellStart"/>
-            <w:r>
-              <w:rPr>
-                <w:rFonts w:ascii="Times New Roman" w:hAnsi="Times New Roman" w:cs="Times New Roman"/>
-                <w:b/>
-                <w:bCs/>
-                <w:sz w:val="28"/>
-                <w:szCs w:val="28"/>
-              </w:rPr>
-              <w:t>Hoàng</w:t>
-            </w:r>
-            <w:proofErr w:type="spellEnd"/>
+              <w:t>Kim Nhựt Hoàng</w:t>
+            </w:r>
           </w:p>
         </w:tc>
         <w:tc>
@@ -760,7 +644,6 @@
                 <w:szCs w:val="28"/>
               </w:rPr>
             </w:pPr>
-            <w:proofErr w:type="spellStart"/>
             <w:r>
               <w:rPr>
                 <w:rFonts w:ascii="Times New Roman" w:hAnsi="Times New Roman" w:cs="Times New Roman"/>
@@ -769,75 +652,8 @@
                 <w:sz w:val="28"/>
                 <w:szCs w:val="28"/>
               </w:rPr>
-              <w:t>Nguyễn</w:t>
-            </w:r>
-            <w:proofErr w:type="spellEnd"/>
-            <w:r>
-              <w:rPr>
-                <w:rFonts w:ascii="Times New Roman" w:hAnsi="Times New Roman" w:cs="Times New Roman"/>
-                <w:b/>
-                <w:bCs/>
-                <w:sz w:val="28"/>
-                <w:szCs w:val="28"/>
-              </w:rPr>
-              <w:t xml:space="preserve"> </w:t>
-            </w:r>
-            <w:proofErr w:type="spellStart"/>
-            <w:r>
-              <w:rPr>
-                <w:rFonts w:ascii="Times New Roman" w:hAnsi="Times New Roman" w:cs="Times New Roman"/>
-                <w:b/>
-                <w:bCs/>
-                <w:sz w:val="28"/>
-                <w:szCs w:val="28"/>
-              </w:rPr>
-              <w:t>Thị</w:t>
-            </w:r>
-            <w:proofErr w:type="spellEnd"/>
-            <w:r>
-              <w:rPr>
-                <w:rFonts w:ascii="Times New Roman" w:hAnsi="Times New Roman" w:cs="Times New Roman"/>
-                <w:b/>
-                <w:bCs/>
-                <w:sz w:val="28"/>
-                <w:szCs w:val="28"/>
-              </w:rPr>
-              <w:t xml:space="preserve"> </w:t>
-            </w:r>
-            <w:proofErr w:type="spellStart"/>
-            <w:r>
-              <w:rPr>
-                <w:rFonts w:ascii="Times New Roman" w:hAnsi="Times New Roman" w:cs="Times New Roman"/>
-                <w:b/>
-                <w:bCs/>
-                <w:sz w:val="28"/>
-                <w:szCs w:val="28"/>
-              </w:rPr>
-              <w:t>Xuân</w:t>
-            </w:r>
-            <w:proofErr w:type="spellEnd"/>
-            <w:r>
-              <w:rPr>
-                <w:rFonts w:ascii="Times New Roman" w:hAnsi="Times New Roman" w:cs="Times New Roman"/>
-                <w:b/>
-                <w:bCs/>
-                <w:sz w:val="28"/>
-                <w:szCs w:val="28"/>
-              </w:rPr>
-              <w:t xml:space="preserve"> </w:t>
-            </w:r>
-            <w:proofErr w:type="spellStart"/>
-            <w:r>
-              <w:rPr>
-                <w:rFonts w:ascii="Times New Roman" w:hAnsi="Times New Roman" w:cs="Times New Roman"/>
-                <w:b/>
-                <w:bCs/>
-                <w:sz w:val="28"/>
-                <w:szCs w:val="28"/>
-              </w:rPr>
-              <w:t>Tuyền</w:t>
-            </w:r>
-            <w:proofErr w:type="spellEnd"/>
+              <w:t>Nguyễn Thị Xuân Tuyền</w:t>
+            </w:r>
           </w:p>
         </w:tc>
         <w:tc>
@@ -906,8 +722,6 @@
                 <w:szCs w:val="28"/>
               </w:rPr>
             </w:pPr>
-            <w:proofErr w:type="spellStart"/>
-            <w:proofErr w:type="gramStart"/>
             <w:r>
               <w:rPr>
                 <w:rFonts w:ascii="Times New Roman" w:hAnsi="Times New Roman" w:cs="Times New Roman"/>
@@ -916,42 +730,8 @@
                 <w:sz w:val="28"/>
                 <w:szCs w:val="28"/>
               </w:rPr>
-              <w:t>Nguyễn</w:t>
-            </w:r>
-            <w:proofErr w:type="spellEnd"/>
-            <w:r>
-              <w:rPr>
-                <w:rFonts w:ascii="Times New Roman" w:hAnsi="Times New Roman" w:cs="Times New Roman"/>
-                <w:b/>
-                <w:bCs/>
-                <w:sz w:val="28"/>
-                <w:szCs w:val="28"/>
-              </w:rPr>
-              <w:t xml:space="preserve">  Thanh</w:t>
-            </w:r>
-            <w:proofErr w:type="gramEnd"/>
-            <w:r>
-              <w:rPr>
-                <w:rFonts w:ascii="Times New Roman" w:hAnsi="Times New Roman" w:cs="Times New Roman"/>
-                <w:b/>
-                <w:bCs/>
-                <w:sz w:val="28"/>
-                <w:szCs w:val="28"/>
-              </w:rPr>
-              <w:t xml:space="preserve"> </w:t>
-            </w:r>
-            <w:proofErr w:type="spellStart"/>
-            <w:r>
-              <w:rPr>
-                <w:rFonts w:ascii="Times New Roman" w:hAnsi="Times New Roman" w:cs="Times New Roman"/>
-                <w:b/>
-                <w:bCs/>
-                <w:sz w:val="28"/>
-                <w:szCs w:val="28"/>
-              </w:rPr>
-              <w:t>Tuấn</w:t>
-            </w:r>
-            <w:proofErr w:type="spellEnd"/>
+              <w:t>Nguyễn  Thanh Tuấn</w:t>
+            </w:r>
           </w:p>
         </w:tc>
         <w:tc>
@@ -1010,7 +790,6 @@
                 <w:szCs w:val="28"/>
               </w:rPr>
             </w:pPr>
-            <w:proofErr w:type="spellStart"/>
             <w:r>
               <w:rPr>
                 <w:rFonts w:ascii="Times New Roman" w:hAnsi="Times New Roman" w:cs="Times New Roman"/>
@@ -1019,31 +798,8 @@
                 <w:sz w:val="28"/>
                 <w:szCs w:val="28"/>
               </w:rPr>
-              <w:t>Đỗ</w:t>
-            </w:r>
-            <w:proofErr w:type="spellEnd"/>
-            <w:r>
-              <w:rPr>
-                <w:rFonts w:ascii="Times New Roman" w:hAnsi="Times New Roman" w:cs="Times New Roman"/>
-                <w:b/>
-                <w:bCs/>
-                <w:sz w:val="28"/>
-                <w:szCs w:val="28"/>
-              </w:rPr>
-              <w:t xml:space="preserve"> Minh </w:t>
-            </w:r>
-            <w:proofErr w:type="spellStart"/>
-            <w:r>
-              <w:rPr>
-                <w:rFonts w:ascii="Times New Roman" w:hAnsi="Times New Roman" w:cs="Times New Roman"/>
-                <w:b/>
-                <w:bCs/>
-                <w:sz w:val="28"/>
-                <w:szCs w:val="28"/>
-              </w:rPr>
-              <w:t>Thuận</w:t>
-            </w:r>
-            <w:proofErr w:type="spellEnd"/>
+              <w:t>Đỗ Minh Thuận</w:t>
+            </w:r>
           </w:p>
         </w:tc>
         <w:tc>
@@ -1446,6 +1202,28 @@
           <w:szCs w:val="28"/>
         </w:rPr>
         <w:t>7480201390613</w:t>
+      </w:r>
+    </w:p>
+    <w:p>
+      <w:pPr>
+        <w:jc w:val="center"/>
+        <w:rPr>
+          <w:rFonts w:ascii="Times New Roman" w:hAnsi="Times New Roman" w:cs="Times New Roman"/>
+          <w:b/>
+          <w:bCs/>
+          <w:sz w:val="28"/>
+          <w:szCs w:val="28"/>
+        </w:rPr>
+      </w:pPr>
+      <w:r>
+        <w:rPr>
+          <w:rFonts w:ascii="Times New Roman" w:hAnsi="Times New Roman" w:cs="Times New Roman"/>
+          <w:b/>
+          <w:bCs/>
+          <w:sz w:val="28"/>
+          <w:szCs w:val="28"/>
+        </w:rPr>
+        <w:t>Lecturer : Mai Ngọc Châu</w:t>
       </w:r>
     </w:p>
     <w:p>
@@ -1522,7 +1300,6 @@
                 <w:szCs w:val="26"/>
               </w:rPr>
             </w:pPr>
-            <w:proofErr w:type="spellStart"/>
             <w:r>
               <w:rPr>
                 <w:rFonts w:ascii="Times New Roman" w:hAnsi="Times New Roman" w:cs="Times New Roman"/>
@@ -1531,7 +1308,6 @@
               </w:rPr>
               <w:t>Fullname</w:t>
             </w:r>
-            <w:proofErr w:type="spellEnd"/>
           </w:p>
         </w:tc>
         <w:tc>
@@ -1634,25 +1410,7 @@
                 <w:sz w:val="26"/>
                 <w:szCs w:val="26"/>
               </w:rPr>
-              <w:t xml:space="preserve">Phan </w:t>
-            </w:r>
-            <w:proofErr w:type="spellStart"/>
-            <w:r>
-              <w:rPr>
-                <w:rFonts w:ascii="Times New Roman" w:hAnsi="Times New Roman" w:cs="Times New Roman"/>
-                <w:sz w:val="26"/>
-                <w:szCs w:val="26"/>
-              </w:rPr>
-              <w:t>Đình</w:t>
-            </w:r>
-            <w:proofErr w:type="spellEnd"/>
-            <w:r>
-              <w:rPr>
-                <w:rFonts w:ascii="Times New Roman" w:hAnsi="Times New Roman" w:cs="Times New Roman"/>
-                <w:sz w:val="26"/>
-                <w:szCs w:val="26"/>
-              </w:rPr>
-              <w:t xml:space="preserve"> Phat</w:t>
+              <w:t>Phan Đình Phat</w:t>
             </w:r>
           </w:p>
         </w:tc>
@@ -1751,70 +1509,14 @@
                 <w:szCs w:val="26"/>
               </w:rPr>
             </w:pPr>
-            <w:proofErr w:type="spellStart"/>
             <w:r>
               <w:rPr>
                 <w:rFonts w:ascii="Times New Roman" w:hAnsi="Times New Roman" w:cs="Times New Roman"/>
                 <w:sz w:val="26"/>
                 <w:szCs w:val="26"/>
               </w:rPr>
-              <w:t>Nguyễn</w:t>
-            </w:r>
-            <w:proofErr w:type="spellEnd"/>
-            <w:r>
-              <w:rPr>
-                <w:rFonts w:ascii="Times New Roman" w:hAnsi="Times New Roman" w:cs="Times New Roman"/>
-                <w:sz w:val="26"/>
-                <w:szCs w:val="26"/>
-              </w:rPr>
-              <w:t xml:space="preserve"> </w:t>
-            </w:r>
-            <w:proofErr w:type="spellStart"/>
-            <w:r>
-              <w:rPr>
-                <w:rFonts w:ascii="Times New Roman" w:hAnsi="Times New Roman" w:cs="Times New Roman"/>
-                <w:sz w:val="26"/>
-                <w:szCs w:val="26"/>
-              </w:rPr>
-              <w:t>Thị</w:t>
-            </w:r>
-            <w:proofErr w:type="spellEnd"/>
-            <w:r>
-              <w:rPr>
-                <w:rFonts w:ascii="Times New Roman" w:hAnsi="Times New Roman" w:cs="Times New Roman"/>
-                <w:sz w:val="26"/>
-                <w:szCs w:val="26"/>
-              </w:rPr>
-              <w:t xml:space="preserve"> </w:t>
-            </w:r>
-            <w:proofErr w:type="spellStart"/>
-            <w:r>
-              <w:rPr>
-                <w:rFonts w:ascii="Times New Roman" w:hAnsi="Times New Roman" w:cs="Times New Roman"/>
-                <w:sz w:val="26"/>
-                <w:szCs w:val="26"/>
-              </w:rPr>
-              <w:t>Xuân</w:t>
-            </w:r>
-            <w:proofErr w:type="spellEnd"/>
-            <w:r>
-              <w:rPr>
-                <w:rFonts w:ascii="Times New Roman" w:hAnsi="Times New Roman" w:cs="Times New Roman"/>
-                <w:sz w:val="26"/>
-                <w:szCs w:val="26"/>
-              </w:rPr>
-              <w:t xml:space="preserve"> </w:t>
-            </w:r>
-            <w:proofErr w:type="spellStart"/>
-            <w:r>
-              <w:rPr>
-                <w:rFonts w:ascii="Times New Roman" w:hAnsi="Times New Roman" w:cs="Times New Roman"/>
-                <w:sz w:val="26"/>
-                <w:szCs w:val="26"/>
-              </w:rPr>
-              <w:t>Tuyền</w:t>
-            </w:r>
-            <w:proofErr w:type="spellEnd"/>
+              <w:t>Nguyễn Thị Xuân Tuyền</w:t>
+            </w:r>
           </w:p>
         </w:tc>
         <w:tc>
@@ -1917,34 +1619,14 @@
                 <w:szCs w:val="26"/>
               </w:rPr>
             </w:pPr>
-            <w:proofErr w:type="spellStart"/>
             <w:r>
               <w:rPr>
                 <w:rFonts w:ascii="Times New Roman" w:hAnsi="Times New Roman" w:cs="Times New Roman"/>
                 <w:sz w:val="26"/>
                 <w:szCs w:val="26"/>
               </w:rPr>
-              <w:t>Nguyễn</w:t>
-            </w:r>
-            <w:proofErr w:type="spellEnd"/>
-            <w:r>
-              <w:rPr>
-                <w:rFonts w:ascii="Times New Roman" w:hAnsi="Times New Roman" w:cs="Times New Roman"/>
-                <w:sz w:val="26"/>
-                <w:szCs w:val="26"/>
-              </w:rPr>
-              <w:t xml:space="preserve"> Thanh </w:t>
-            </w:r>
-            <w:proofErr w:type="spellStart"/>
-            <w:r>
-              <w:rPr>
-                <w:rFonts w:ascii="Times New Roman" w:hAnsi="Times New Roman" w:cs="Times New Roman"/>
-                <w:sz w:val="26"/>
-                <w:szCs w:val="26"/>
-              </w:rPr>
-              <w:t>Tuấn</w:t>
-            </w:r>
-            <w:proofErr w:type="spellEnd"/>
+              <w:t>Nguyễn Thanh Tuấn</w:t>
+            </w:r>
           </w:p>
         </w:tc>
         <w:tc>
@@ -2121,52 +1803,14 @@
                 <w:szCs w:val="26"/>
               </w:rPr>
             </w:pPr>
-            <w:proofErr w:type="spellStart"/>
             <w:r>
               <w:rPr>
                 <w:rFonts w:ascii="Times New Roman" w:hAnsi="Times New Roman" w:cs="Times New Roman"/>
                 <w:sz w:val="26"/>
                 <w:szCs w:val="26"/>
               </w:rPr>
-              <w:t>Dương</w:t>
-            </w:r>
-            <w:proofErr w:type="spellEnd"/>
-            <w:r>
-              <w:rPr>
-                <w:rFonts w:ascii="Times New Roman" w:hAnsi="Times New Roman" w:cs="Times New Roman"/>
-                <w:sz w:val="26"/>
-                <w:szCs w:val="26"/>
-              </w:rPr>
-              <w:t xml:space="preserve"> </w:t>
-            </w:r>
-            <w:proofErr w:type="spellStart"/>
-            <w:r>
-              <w:rPr>
-                <w:rFonts w:ascii="Times New Roman" w:hAnsi="Times New Roman" w:cs="Times New Roman"/>
-                <w:sz w:val="26"/>
-                <w:szCs w:val="26"/>
-              </w:rPr>
-              <w:t>Trọng</w:t>
-            </w:r>
-            <w:proofErr w:type="spellEnd"/>
-            <w:r>
-              <w:rPr>
-                <w:rFonts w:ascii="Times New Roman" w:hAnsi="Times New Roman" w:cs="Times New Roman"/>
-                <w:sz w:val="26"/>
-                <w:szCs w:val="26"/>
-              </w:rPr>
-              <w:t xml:space="preserve"> </w:t>
-            </w:r>
-            <w:proofErr w:type="spellStart"/>
-            <w:r>
-              <w:rPr>
-                <w:rFonts w:ascii="Times New Roman" w:hAnsi="Times New Roman" w:cs="Times New Roman"/>
-                <w:sz w:val="26"/>
-                <w:szCs w:val="26"/>
-              </w:rPr>
-              <w:t>Nghĩa</w:t>
-            </w:r>
-            <w:proofErr w:type="spellEnd"/>
+              <w:t>Dương Trọng Nghĩa</w:t>
+            </w:r>
           </w:p>
         </w:tc>
         <w:tc>
@@ -2349,36 +1993,8 @@
                 <w:sz w:val="26"/>
                 <w:szCs w:val="26"/>
               </w:rPr>
-              <w:t xml:space="preserve">Kim </w:t>
-            </w:r>
-            <w:proofErr w:type="spellStart"/>
-            <w:r>
-              <w:rPr>
-                <w:rFonts w:ascii="Times New Roman" w:hAnsi="Times New Roman" w:cs="Times New Roman"/>
-                <w:sz w:val="26"/>
-                <w:szCs w:val="26"/>
-              </w:rPr>
-              <w:t>Nhựt</w:t>
-            </w:r>
-            <w:proofErr w:type="spellEnd"/>
-            <w:r>
-              <w:rPr>
-                <w:rFonts w:ascii="Times New Roman" w:hAnsi="Times New Roman" w:cs="Times New Roman"/>
-                <w:sz w:val="26"/>
-                <w:szCs w:val="26"/>
-              </w:rPr>
-              <w:t xml:space="preserve"> </w:t>
-            </w:r>
-            <w:proofErr w:type="spellStart"/>
-            <w:r>
-              <w:rPr>
-                <w:rFonts w:ascii="Times New Roman" w:hAnsi="Times New Roman" w:cs="Times New Roman"/>
-                <w:sz w:val="26"/>
-                <w:szCs w:val="26"/>
-              </w:rPr>
-              <w:t>Hoàng</w:t>
-            </w:r>
-            <w:proofErr w:type="spellEnd"/>
+              <w:t>Kim Nhựt Hoàng</w:t>
+            </w:r>
           </w:p>
         </w:tc>
         <w:tc>
@@ -2472,34 +2088,14 @@
                 <w:szCs w:val="26"/>
               </w:rPr>
             </w:pPr>
-            <w:proofErr w:type="spellStart"/>
             <w:r>
               <w:rPr>
                 <w:rFonts w:ascii="Times New Roman" w:hAnsi="Times New Roman" w:cs="Times New Roman"/>
                 <w:sz w:val="26"/>
                 <w:szCs w:val="26"/>
               </w:rPr>
-              <w:t>Đỗ</w:t>
-            </w:r>
-            <w:proofErr w:type="spellEnd"/>
-            <w:r>
-              <w:rPr>
-                <w:rFonts w:ascii="Times New Roman" w:hAnsi="Times New Roman" w:cs="Times New Roman"/>
-                <w:sz w:val="26"/>
-                <w:szCs w:val="26"/>
-              </w:rPr>
-              <w:t xml:space="preserve"> Minh </w:t>
-            </w:r>
-            <w:proofErr w:type="spellStart"/>
-            <w:r>
-              <w:rPr>
-                <w:rFonts w:ascii="Times New Roman" w:hAnsi="Times New Roman" w:cs="Times New Roman"/>
-                <w:sz w:val="26"/>
-                <w:szCs w:val="26"/>
-              </w:rPr>
-              <w:t>Thuận</w:t>
-            </w:r>
-            <w:proofErr w:type="spellEnd"/>
+              <w:t>Đỗ Minh Thuận</w:t>
+            </w:r>
           </w:p>
         </w:tc>
         <w:tc>
@@ -6553,15 +6149,7 @@
         <w:jc w:val="left"/>
       </w:pPr>
       <w:r>
-        <w:t xml:space="preserve">FIFO (First </w:t>
-      </w:r>
-      <w:proofErr w:type="gramStart"/>
-      <w:r>
-        <w:t>In</w:t>
-      </w:r>
-      <w:proofErr w:type="gramEnd"/>
-      <w:r>
-        <w:t xml:space="preserve"> First Out) </w:t>
+        <w:t xml:space="preserve">FIFO (First In First Out) </w:t>
       </w:r>
     </w:p>
     <w:p>
@@ -11415,25 +11003,7 @@
           <w:bCs/>
           <w:color w:val="000000" w:themeColor="text1"/>
         </w:rPr>
-        <w:t xml:space="preserve">FIFO (First </w:t>
-      </w:r>
-      <w:proofErr w:type="gramStart"/>
-      <w:r>
-        <w:rPr>
-          <w:b/>
-          <w:bCs/>
-          <w:color w:val="000000" w:themeColor="text1"/>
-        </w:rPr>
-        <w:t>In</w:t>
-      </w:r>
-      <w:proofErr w:type="gramEnd"/>
-      <w:r>
-        <w:rPr>
-          <w:b/>
-          <w:bCs/>
-          <w:color w:val="000000" w:themeColor="text1"/>
-        </w:rPr>
-        <w:t xml:space="preserve"> First Out): The page that enters memory first will be replaced first. This algorithm uses a queue structure to track page order. It is simple but may replace frequently used pages.</w:t>
+        <w:t>FIFO (First In First Out): The page that enters memory first will be replaced first. This algorithm uses a queue structure to track page order. It is simple but may replace frequently used pages.</w:t>
       </w:r>
     </w:p>
     <w:p>
@@ -14416,13 +13986,8 @@
             <w:pPr>
               <w:pStyle w:val="NormalWeb"/>
             </w:pPr>
-            <w:proofErr w:type="gramStart"/>
-            <w:r>
-              <w:t>FIFO,LRU</w:t>
-            </w:r>
-            <w:proofErr w:type="gramEnd"/>
-            <w:r>
-              <w:t>,OPT</w:t>
+            <w:r>
+              <w:t>FIFO,LRU,OPT</w:t>
             </w:r>
           </w:p>
         </w:tc>
@@ -15362,23 +14927,7 @@
           <w:b/>
           <w:bCs/>
         </w:rPr>
-        <w:t xml:space="preserve">FIFO → </w:t>
-      </w:r>
-      <w:proofErr w:type="gramStart"/>
-      <w:r>
-        <w:rPr>
-          <w:b/>
-          <w:bCs/>
-        </w:rPr>
-        <w:t>15 page</w:t>
-      </w:r>
-      <w:proofErr w:type="gramEnd"/>
-      <w:r>
-        <w:rPr>
-          <w:b/>
-          <w:bCs/>
-        </w:rPr>
-        <w:t xml:space="preserve"> faults</w:t>
+        <w:t>FIFO → 15 page faults</w:t>
       </w:r>
       <w:r>
         <w:rPr>
@@ -15427,22 +14976,7 @@
           <w:bCs/>
         </w:rPr>
         <w:br/>
-      </w:r>
-      <w:proofErr w:type="spellStart"/>
-      <w:r>
-        <w:rPr>
-          <w:b/>
-          <w:bCs/>
-        </w:rPr>
-        <w:t>FIFO</w:t>
-      </w:r>
-      <w:proofErr w:type="spellEnd"/>
-      <w:r>
-        <w:rPr>
-          <w:b/>
-          <w:bCs/>
-        </w:rPr>
-        <w:t xml:space="preserve"> gives the worst performance</w:t>
+        <w:t>FIFO gives the worst performance</w:t>
       </w:r>
     </w:p>
     <w:p>
@@ -15590,23 +15124,7 @@
           <w:b/>
           <w:bCs/>
         </w:rPr>
-        <w:t xml:space="preserve">In this project, </w:t>
-      </w:r>
-      <w:proofErr w:type="gramStart"/>
-      <w:r>
-        <w:rPr>
-          <w:b/>
-          <w:bCs/>
-        </w:rPr>
-        <w:t>three page</w:t>
-      </w:r>
-      <w:proofErr w:type="gramEnd"/>
-      <w:r>
-        <w:rPr>
-          <w:b/>
-          <w:bCs/>
-        </w:rPr>
-        <w:t xml:space="preserve"> replacement algorithms including FIFO, LRU, and OPT were studied, implemented, and compared. Each algorithm has different characteristics in memory management.</w:t>
+        <w:t>In this project, three page replacement algorithms including FIFO, LRU, and OPT were studied, implemented, and compared. Each algorithm has different characteristics in memory management.</w:t>
       </w:r>
     </w:p>
     <w:p>
@@ -15773,23 +15291,7 @@
           <w:b/>
           <w:bCs/>
         </w:rPr>
-        <w:t xml:space="preserve">Performance measurement can also be extended by analyzing execution time, memory usage, and algorithm efficiency. These enhancements will make the project </w:t>
-      </w:r>
-      <w:proofErr w:type="gramStart"/>
-      <w:r>
-        <w:rPr>
-          <w:b/>
-          <w:bCs/>
-        </w:rPr>
-        <w:t>more complete and practical</w:t>
-      </w:r>
-      <w:proofErr w:type="gramEnd"/>
-      <w:r>
-        <w:rPr>
-          <w:b/>
-          <w:bCs/>
-        </w:rPr>
-        <w:t>.</w:t>
+        <w:t>Performance measurement can also be extended by analyzing execution time, memory usage, and algorithm efficiency. These enhancements will make the project more complete and practical.</w:t>
       </w:r>
     </w:p>
     <w:p>
@@ -15885,23 +15387,7 @@
           <w:bCs/>
         </w:rPr>
         <w:br/>
-        <w:t xml:space="preserve">A. </w:t>
-      </w:r>
-      <w:proofErr w:type="spellStart"/>
-      <w:r>
-        <w:rPr>
-          <w:b/>
-          <w:bCs/>
-        </w:rPr>
-        <w:t>Silberschatz</w:t>
-      </w:r>
-      <w:proofErr w:type="spellEnd"/>
-      <w:r>
-        <w:rPr>
-          <w:b/>
-          <w:bCs/>
-        </w:rPr>
-        <w:t>, P. B. Galvin, G. Gagne,</w:t>
+        <w:t>A. Silberschatz, P. B. Galvin, G. Gagne,</w:t>
       </w:r>
       <w:r>
         <w:rPr>
@@ -16094,23 +15580,7 @@
           <w:b/>
           <w:bCs/>
         </w:rPr>
-        <w:t xml:space="preserve">[4] </w:t>
-      </w:r>
-      <w:proofErr w:type="spellStart"/>
-      <w:r>
-        <w:rPr>
-          <w:b/>
-          <w:bCs/>
-        </w:rPr>
-        <w:t>GeeksforGeeks</w:t>
-      </w:r>
-      <w:proofErr w:type="spellEnd"/>
-      <w:r>
-        <w:rPr>
-          <w:b/>
-          <w:bCs/>
-        </w:rPr>
-        <w:t>,</w:t>
+        <w:t>[4] GeeksforGeeks,</w:t>
       </w:r>
       <w:r>
         <w:rPr>
@@ -16177,23 +15647,7 @@
           <w:bCs/>
         </w:rPr>
         <w:lastRenderedPageBreak/>
-        <w:t xml:space="preserve">[5] </w:t>
-      </w:r>
-      <w:proofErr w:type="spellStart"/>
-      <w:r>
-        <w:rPr>
-          <w:b/>
-          <w:bCs/>
-        </w:rPr>
-        <w:t>Tutorialspoint</w:t>
-      </w:r>
-      <w:proofErr w:type="spellEnd"/>
-      <w:r>
-        <w:rPr>
-          <w:b/>
-          <w:bCs/>
-        </w:rPr>
-        <w:t>,</w:t>
+        <w:t>[5] Tutorialspoint,</w:t>
       </w:r>
       <w:r>
         <w:rPr>
@@ -16287,31 +15741,7 @@
           <w:sz w:val="28"/>
           <w:szCs w:val="28"/>
         </w:rPr>
-        <w:t xml:space="preserve">APPENDIX </w:t>
-      </w:r>
-      <w:proofErr w:type="gramStart"/>
-      <w:r>
-        <w:rPr>
-          <w:rFonts w:ascii="Times New Roman" w:hAnsi="Times New Roman" w:cs="Times New Roman"/>
-          <w:b/>
-          <w:bCs/>
-          <w:color w:val="auto"/>
-          <w:sz w:val="28"/>
-          <w:szCs w:val="28"/>
-        </w:rPr>
-        <w:t>A .</w:t>
-      </w:r>
-      <w:proofErr w:type="gramEnd"/>
-      <w:r>
-        <w:rPr>
-          <w:rFonts w:ascii="Times New Roman" w:hAnsi="Times New Roman" w:cs="Times New Roman"/>
-          <w:b/>
-          <w:bCs/>
-          <w:color w:val="auto"/>
-          <w:sz w:val="28"/>
-          <w:szCs w:val="28"/>
-        </w:rPr>
-        <w:t xml:space="preserve"> GROUP ACTIVITY SCHEDULE</w:t>
+        <w:t>APPENDIX A . GROUP ACTIVITY SCHEDULE</w:t>
       </w:r>
       <w:bookmarkEnd w:id="31"/>
     </w:p>
@@ -16354,9 +15784,8 @@
           <w:sz w:val="26"/>
           <w:szCs w:val="26"/>
         </w:rPr>
-        <w:t xml:space="preserve"> Meeting </w:t>
-      </w:r>
-      <w:proofErr w:type="gramStart"/>
+        <w:t xml:space="preserve"> Meeting ( </w:t>
+      </w:r>
       <w:r>
         <w:rPr>
           <w:rFonts w:ascii="Times New Roman" w:hAnsi="Times New Roman" w:cs="Times New Roman"/>
@@ -16365,28 +15794,7 @@
           <w:sz w:val="26"/>
           <w:szCs w:val="26"/>
         </w:rPr>
-        <w:t xml:space="preserve">( </w:t>
-      </w:r>
-      <w:r>
-        <w:rPr>
-          <w:rFonts w:ascii="Times New Roman" w:hAnsi="Times New Roman" w:cs="Times New Roman"/>
-          <w:b/>
-          <w:bCs/>
-          <w:sz w:val="26"/>
-          <w:szCs w:val="26"/>
-        </w:rPr>
-        <w:t>4</w:t>
-      </w:r>
-      <w:proofErr w:type="gramEnd"/>
-      <w:r>
-        <w:rPr>
-          <w:rFonts w:ascii="Times New Roman" w:hAnsi="Times New Roman" w:cs="Times New Roman"/>
-          <w:b/>
-          <w:bCs/>
-          <w:sz w:val="26"/>
-          <w:szCs w:val="26"/>
-        </w:rPr>
-        <w:t>/3/2026</w:t>
+        <w:t>4/3/2026</w:t>
       </w:r>
       <w:r>
         <w:rPr>
@@ -16456,9 +15864,8 @@
           <w:sz w:val="26"/>
           <w:szCs w:val="26"/>
         </w:rPr>
-        <w:t xml:space="preserve"> Meeting </w:t>
-      </w:r>
-      <w:proofErr w:type="gramStart"/>
+        <w:t xml:space="preserve"> Meeting ( </w:t>
+      </w:r>
       <w:r>
         <w:rPr>
           <w:rFonts w:ascii="Times New Roman" w:hAnsi="Times New Roman" w:cs="Times New Roman"/>
@@ -16467,28 +15874,7 @@
           <w:sz w:val="26"/>
           <w:szCs w:val="26"/>
         </w:rPr>
-        <w:t xml:space="preserve">( </w:t>
-      </w:r>
-      <w:r>
-        <w:rPr>
-          <w:rFonts w:ascii="Times New Roman" w:hAnsi="Times New Roman" w:cs="Times New Roman"/>
-          <w:b/>
-          <w:bCs/>
-          <w:sz w:val="26"/>
-          <w:szCs w:val="26"/>
-        </w:rPr>
-        <w:t>10</w:t>
-      </w:r>
-      <w:proofErr w:type="gramEnd"/>
-      <w:r>
-        <w:rPr>
-          <w:rFonts w:ascii="Times New Roman" w:hAnsi="Times New Roman" w:cs="Times New Roman"/>
-          <w:b/>
-          <w:bCs/>
-          <w:sz w:val="26"/>
-          <w:szCs w:val="26"/>
-        </w:rPr>
-        <w:t>/3/2026</w:t>
+        <w:t>10/3/2026</w:t>
       </w:r>
       <w:r>
         <w:rPr>
@@ -16558,9 +15944,8 @@
           <w:sz w:val="26"/>
           <w:szCs w:val="26"/>
         </w:rPr>
-        <w:t xml:space="preserve"> </w:t>
-      </w:r>
-      <w:proofErr w:type="gramStart"/>
+        <w:t xml:space="preserve"> Meeting( </w:t>
+      </w:r>
       <w:r>
         <w:rPr>
           <w:rFonts w:ascii="Times New Roman" w:hAnsi="Times New Roman" w:cs="Times New Roman"/>
@@ -16569,28 +15954,7 @@
           <w:sz w:val="26"/>
           <w:szCs w:val="26"/>
         </w:rPr>
-        <w:t xml:space="preserve">Meeting( </w:t>
-      </w:r>
-      <w:r>
-        <w:rPr>
-          <w:rFonts w:ascii="Times New Roman" w:hAnsi="Times New Roman" w:cs="Times New Roman"/>
-          <w:b/>
-          <w:bCs/>
-          <w:sz w:val="26"/>
-          <w:szCs w:val="26"/>
-        </w:rPr>
-        <w:t>17</w:t>
-      </w:r>
-      <w:proofErr w:type="gramEnd"/>
-      <w:r>
-        <w:rPr>
-          <w:rFonts w:ascii="Times New Roman" w:hAnsi="Times New Roman" w:cs="Times New Roman"/>
-          <w:b/>
-          <w:bCs/>
-          <w:sz w:val="26"/>
-          <w:szCs w:val="26"/>
-        </w:rPr>
-        <w:t>/3/2026</w:t>
+        <w:t>17/3/2026</w:t>
       </w:r>
       <w:r>
         <w:rPr>
@@ -16660,20 +16024,8 @@
           <w:sz w:val="26"/>
           <w:szCs w:val="26"/>
         </w:rPr>
-        <w:t xml:space="preserve"> </w:t>
-      </w:r>
-      <w:proofErr w:type="gramStart"/>
-      <w:r>
-        <w:rPr>
-          <w:rFonts w:ascii="Times New Roman" w:hAnsi="Times New Roman" w:cs="Times New Roman"/>
-          <w:b/>
-          <w:bCs/>
-          <w:sz w:val="26"/>
-          <w:szCs w:val="26"/>
-        </w:rPr>
-        <w:t>Meeting(</w:t>
-      </w:r>
-      <w:proofErr w:type="gramEnd"/>
+        <w:t xml:space="preserve"> Meeting(</w:t>
+      </w:r>
       <w:r>
         <w:rPr>
           <w:rFonts w:ascii="Times New Roman" w:hAnsi="Times New Roman" w:cs="Times New Roman"/>
@@ -16772,20 +16124,8 @@
           <w:sz w:val="26"/>
           <w:szCs w:val="26"/>
         </w:rPr>
-        <w:t xml:space="preserve"> </w:t>
-      </w:r>
-      <w:proofErr w:type="gramStart"/>
-      <w:r>
-        <w:rPr>
-          <w:rFonts w:ascii="Times New Roman" w:hAnsi="Times New Roman" w:cs="Times New Roman"/>
-          <w:b/>
-          <w:bCs/>
-          <w:sz w:val="26"/>
-          <w:szCs w:val="26"/>
-        </w:rPr>
-        <w:t>Meeting(</w:t>
-      </w:r>
-      <w:proofErr w:type="gramEnd"/>
+        <w:t xml:space="preserve"> Meeting(</w:t>
+      </w:r>
       <w:r>
         <w:rPr>
           <w:rFonts w:ascii="Times New Roman" w:hAnsi="Times New Roman" w:cs="Times New Roman"/>

--- a/DOCX/NHOM5_Virtual Memory Page Replacement Simulator (FIFO, LRU, OPT).docx
+++ b/DOCX/NHOM5_Virtual Memory Page Replacement Simulator (FIFO, LRU, OPT).docx
@@ -1466,7 +1466,7 @@
                 <w:sz w:val="26"/>
                 <w:szCs w:val="26"/>
               </w:rPr>
-              <w:t>100%</w:t>
+              <w:t>50%</w:t>
             </w:r>
           </w:p>
         </w:tc>
@@ -1569,7 +1569,7 @@
                 <w:sz w:val="26"/>
                 <w:szCs w:val="26"/>
               </w:rPr>
-              <w:t>100%</w:t>
+              <w:t>70%</w:t>
             </w:r>
           </w:p>
         </w:tc>
@@ -2135,7 +2135,7 @@
                 <w:sz w:val="26"/>
                 <w:szCs w:val="26"/>
               </w:rPr>
-              <w:t>100%</w:t>
+              <w:t>70%</w:t>
             </w:r>
           </w:p>
         </w:tc>
